--- a/tai_lieu/Dac_ta_he_thong_CDSS_BHYT_20260405.docx
+++ b/tai_lieu/Dac_ta_he_thong_CDSS_BHYT_20260405.docx
@@ -25,7 +25,7 @@
         </w:rPr>
         <w:t>Xuất tự động từ tài liệu nguồn trong repo</w:t>
         <w:br/>
-        <w:t>Ngày tạo DOCX: 05/04/2026 11:38</w:t>
+        <w:t>Ngày tạo DOCX: 13/04/2026 10:25</w:t>
       </w:r>
     </w:p>
     <w:p/>
@@ -1787,217 +1787,101 @@
         <w:t>Gộp cảnh báo, phân mức độ và chuẩn hóa đầu ra cho UI/báo cáo.</w:t>
       </w:r>
     </w:p>
-    <w:p/>
-    <w:p>
-      <w:pPr>
-        <w:pStyle w:val="Heading3"/>
-      </w:pPr>
-      <w:r>
-        <w:rPr>
-          <w:rFonts w:ascii="Times New Roman" w:hAnsi="Times New Roman" w:eastAsia="Times New Roman"/>
-          <w:sz w:val="22"/>
-        </w:rPr>
-        <w:t>8.4. Lớp lưu trữ cục bộ</w:t>
-      </w:r>
-    </w:p>
-    <w:p/>
-    <w:p>
-      <w:pPr>
-        <w:spacing w:after="120"/>
-      </w:pPr>
-      <w:r>
-        <w:rPr>
-          <w:rFonts w:ascii="Times New Roman" w:hAnsi="Times New Roman" w:eastAsia="Times New Roman"/>
-          <w:sz w:val="22"/>
-        </w:rPr>
-        <w:t>Thành phần chính:</w:t>
-      </w:r>
-    </w:p>
-    <w:p/>
     <w:p>
       <w:pPr>
         <w:pStyle w:val="ListBullet"/>
       </w:pPr>
+      <w:r>
+        <w:rPr>
+          <w:rFonts w:ascii="Times New Roman" w:hAnsi="Times New Roman" w:eastAsia="Times New Roman"/>
+          <w:sz w:val="22"/>
+        </w:rPr>
+        <w:t xml:space="preserve">Bổ sung metadata giải trình rule ở đầu ra, tối thiểu gồm </w:t>
+      </w:r>
       <w:r>
         <w:rPr>
           <w:rFonts w:ascii="Consolas" w:hAnsi="Consolas" w:eastAsia="Consolas"/>
           <w:sz w:val="20"/>
         </w:rPr>
-        <w:t>kho_du_lieu.jsx</w:t>
-      </w:r>
-      <w:r>
-        <w:rPr>
-          <w:rFonts w:ascii="Times New Roman" w:hAnsi="Times New Roman" w:eastAsia="Times New Roman"/>
-          <w:sz w:val="22"/>
-        </w:rPr>
-        <w:t>.</w:t>
-      </w:r>
-    </w:p>
-    <w:p>
-      <w:pPr>
-        <w:pStyle w:val="ListBullet"/>
-      </w:pPr>
-      <w:r>
-        <w:rPr>
-          <w:rFonts w:ascii="Times New Roman" w:hAnsi="Times New Roman" w:eastAsia="Times New Roman"/>
-          <w:sz w:val="22"/>
-        </w:rPr>
-        <w:t>AsyncStorage.</w:t>
-      </w:r>
-    </w:p>
-    <w:p>
-      <w:pPr>
-        <w:pStyle w:val="ListBullet"/>
-      </w:pPr>
-      <w:r>
-        <w:rPr>
-          <w:rFonts w:ascii="Times New Roman" w:hAnsi="Times New Roman" w:eastAsia="Times New Roman"/>
-          <w:sz w:val="22"/>
-        </w:rPr>
-        <w:t>IndexedDB.</w:t>
-      </w:r>
-    </w:p>
-    <w:p/>
-    <w:p>
-      <w:pPr>
-        <w:spacing w:after="120"/>
-      </w:pPr>
-      <w:r>
-        <w:rPr>
-          <w:rFonts w:ascii="Times New Roman" w:hAnsi="Times New Roman" w:eastAsia="Times New Roman"/>
-          <w:sz w:val="22"/>
-        </w:rPr>
-        <w:t>Trách nhiệm:</w:t>
-      </w:r>
-    </w:p>
-    <w:p/>
-    <w:p>
-      <w:pPr>
-        <w:pStyle w:val="ListBullet"/>
-      </w:pPr>
-      <w:r>
-        <w:rPr>
-          <w:rFonts w:ascii="Times New Roman" w:hAnsi="Times New Roman" w:eastAsia="Times New Roman"/>
-          <w:sz w:val="22"/>
-        </w:rPr>
-        <w:t xml:space="preserve">Lưu hồ sơ theo </w:t>
+        <w:t>namespace_quy_tac</w:t>
+      </w:r>
+      <w:r>
+        <w:rPr>
+          <w:rFonts w:ascii="Times New Roman" w:hAnsi="Times New Roman" w:eastAsia="Times New Roman"/>
+          <w:sz w:val="22"/>
+        </w:rPr>
+        <w:t xml:space="preserve">, </w:t>
       </w:r>
       <w:r>
         <w:rPr>
           <w:rFonts w:ascii="Consolas" w:hAnsi="Consolas" w:eastAsia="Consolas"/>
           <w:sz w:val="20"/>
         </w:rPr>
-        <w:t>MA_LK</w:t>
-      </w:r>
-      <w:r>
-        <w:rPr>
-          <w:rFonts w:ascii="Times New Roman" w:hAnsi="Times New Roman" w:eastAsia="Times New Roman"/>
-          <w:sz w:val="22"/>
-        </w:rPr>
-        <w:t>.</w:t>
-      </w:r>
-    </w:p>
-    <w:p>
-      <w:pPr>
-        <w:pStyle w:val="ListBullet"/>
-      </w:pPr>
-      <w:r>
-        <w:rPr>
-          <w:rFonts w:ascii="Times New Roman" w:hAnsi="Times New Roman" w:eastAsia="Times New Roman"/>
-          <w:sz w:val="22"/>
-        </w:rPr>
-        <w:t>Truy xuất toàn bộ, truy xuất nhiều hồ sơ hoặc xóa hồ sơ.</w:t>
-      </w:r>
-    </w:p>
-    <w:p>
-      <w:pPr>
-        <w:pStyle w:val="ListBullet"/>
-      </w:pPr>
-      <w:r>
-        <w:rPr>
-          <w:rFonts w:ascii="Times New Roman" w:hAnsi="Times New Roman" w:eastAsia="Times New Roman"/>
-          <w:sz w:val="22"/>
-        </w:rPr>
-        <w:t>Migration dữ liệu cũ từ localStorage sang IndexedDB trên web.</w:t>
-      </w:r>
-    </w:p>
-    <w:p>
-      <w:pPr>
-        <w:pStyle w:val="ListBullet"/>
-      </w:pPr>
-      <w:r>
-        <w:rPr>
-          <w:rFonts w:ascii="Times New Roman" w:hAnsi="Times New Roman" w:eastAsia="Times New Roman"/>
-          <w:sz w:val="22"/>
-        </w:rPr>
-        <w:t>Lưu các dataset cấu hình, danh mục và metadata đồng bộ.</w:t>
-      </w:r>
-    </w:p>
-    <w:p/>
-    <w:p>
-      <w:pPr>
-        <w:pStyle w:val="Heading3"/>
-      </w:pPr>
-      <w:r>
-        <w:rPr>
-          <w:rFonts w:ascii="Times New Roman" w:hAnsi="Times New Roman" w:eastAsia="Times New Roman"/>
-          <w:sz w:val="22"/>
-        </w:rPr>
-        <w:t>8.5. Lớp tích hợp ngoài</w:t>
-      </w:r>
-    </w:p>
-    <w:p/>
-    <w:p>
-      <w:pPr>
-        <w:spacing w:after="120"/>
-      </w:pPr>
-      <w:r>
-        <w:rPr>
-          <w:rFonts w:ascii="Times New Roman" w:hAnsi="Times New Roman" w:eastAsia="Times New Roman"/>
-          <w:sz w:val="22"/>
-        </w:rPr>
-        <w:t>Thành phần chính:</w:t>
-      </w:r>
-    </w:p>
-    <w:p/>
-    <w:p>
-      <w:pPr>
-        <w:pStyle w:val="ListBullet"/>
-      </w:pPr>
+        <w:t>nguon_quy_tac</w:t>
+      </w:r>
+      <w:r>
+        <w:rPr>
+          <w:rFonts w:ascii="Times New Roman" w:hAnsi="Times New Roman" w:eastAsia="Times New Roman"/>
+          <w:sz w:val="22"/>
+        </w:rPr>
+        <w:t xml:space="preserve">, </w:t>
+      </w:r>
       <w:r>
         <w:rPr>
           <w:rFonts w:ascii="Consolas" w:hAnsi="Consolas" w:eastAsia="Consolas"/>
           <w:sz w:val="20"/>
         </w:rPr>
-        <w:t>firebase_cloud_bhyt.jsx</w:t>
-      </w:r>
-      <w:r>
-        <w:rPr>
-          <w:rFonts w:ascii="Times New Roman" w:hAnsi="Times New Roman" w:eastAsia="Times New Roman"/>
-          <w:sz w:val="22"/>
-        </w:rPr>
-        <w:t>.</w:t>
-      </w:r>
-    </w:p>
-    <w:p>
-      <w:pPr>
-        <w:pStyle w:val="ListBullet"/>
-      </w:pPr>
+        <w:t>luong_giai_trinh</w:t>
+      </w:r>
+      <w:r>
+        <w:rPr>
+          <w:rFonts w:ascii="Times New Roman" w:hAnsi="Times New Roman" w:eastAsia="Times New Roman"/>
+          <w:sz w:val="22"/>
+        </w:rPr>
+        <w:t xml:space="preserve">, </w:t>
+      </w:r>
       <w:r>
         <w:rPr>
           <w:rFonts w:ascii="Consolas" w:hAnsi="Consolas" w:eastAsia="Consolas"/>
           <w:sz w:val="20"/>
         </w:rPr>
-        <w:t>python_service/app/main.py</w:t>
-      </w:r>
-      <w:r>
-        <w:rPr>
-          <w:rFonts w:ascii="Times New Roman" w:hAnsi="Times New Roman" w:eastAsia="Times New Roman"/>
-          <w:sz w:val="22"/>
-        </w:rPr>
-        <w:t>.</w:t>
-      </w:r>
-    </w:p>
+        <w:t>tab_quan_tri_goi_y</w:t>
+      </w:r>
+      <w:r>
+        <w:rPr>
+          <w:rFonts w:ascii="Times New Roman" w:hAnsi="Times New Roman" w:eastAsia="Times New Roman"/>
+          <w:sz w:val="22"/>
+        </w:rPr>
+        <w:t xml:space="preserve"> cho các họ rule XML3 khi có thể suy luận an toàn.</w:t>
+      </w:r>
+    </w:p>
+    <w:p/>
+    <w:p>
+      <w:pPr>
+        <w:pStyle w:val="Heading3"/>
+      </w:pPr>
+      <w:r>
+        <w:rPr>
+          <w:rFonts w:ascii="Times New Roman" w:hAnsi="Times New Roman" w:eastAsia="Times New Roman"/>
+          <w:sz w:val="22"/>
+        </w:rPr>
+        <w:t>8.4. Lớp lưu trữ cục bộ</w:t>
+      </w:r>
+    </w:p>
+    <w:p/>
+    <w:p>
+      <w:pPr>
+        <w:spacing w:after="120"/>
+      </w:pPr>
+      <w:r>
+        <w:rPr>
+          <w:rFonts w:ascii="Times New Roman" w:hAnsi="Times New Roman" w:eastAsia="Times New Roman"/>
+          <w:sz w:val="22"/>
+        </w:rPr>
+        <w:t>Thành phần chính:</w:t>
+      </w:r>
+    </w:p>
+    <w:p/>
     <w:p>
       <w:pPr>
         <w:pStyle w:val="ListBullet"/>
@@ -2007,7 +1891,7 @@
           <w:rFonts w:ascii="Consolas" w:hAnsi="Consolas" w:eastAsia="Consolas"/>
           <w:sz w:val="20"/>
         </w:rPr>
-        <w:t>ma_nguon/dich_vu/python_service_api.jsx</w:t>
+        <w:t>kho_du_lieu.jsx</w:t>
       </w:r>
       <w:r>
         <w:rPr>
@@ -2017,6 +1901,30 @@
         <w:t>.</w:t>
       </w:r>
     </w:p>
+    <w:p>
+      <w:pPr>
+        <w:pStyle w:val="ListBullet"/>
+      </w:pPr>
+      <w:r>
+        <w:rPr>
+          <w:rFonts w:ascii="Times New Roman" w:hAnsi="Times New Roman" w:eastAsia="Times New Roman"/>
+          <w:sz w:val="22"/>
+        </w:rPr>
+        <w:t>AsyncStorage.</w:t>
+      </w:r>
+    </w:p>
+    <w:p>
+      <w:pPr>
+        <w:pStyle w:val="ListBullet"/>
+      </w:pPr>
+      <w:r>
+        <w:rPr>
+          <w:rFonts w:ascii="Times New Roman" w:hAnsi="Times New Roman" w:eastAsia="Times New Roman"/>
+          <w:sz w:val="22"/>
+        </w:rPr>
+        <w:t>IndexedDB.</w:t>
+      </w:r>
+    </w:p>
     <w:p/>
     <w:p>
       <w:pPr>
@@ -2040,108 +1948,96 @@
           <w:rFonts w:ascii="Times New Roman" w:hAnsi="Times New Roman" w:eastAsia="Times New Roman"/>
           <w:sz w:val="22"/>
         </w:rPr>
-        <w:t>Xác thực Firebase.</w:t>
-      </w:r>
-    </w:p>
-    <w:p>
-      <w:pPr>
-        <w:pStyle w:val="ListBullet"/>
-      </w:pPr>
-      <w:r>
-        <w:rPr>
-          <w:rFonts w:ascii="Times New Roman" w:hAnsi="Times New Roman" w:eastAsia="Times New Roman"/>
-          <w:sz w:val="22"/>
-        </w:rPr>
-        <w:t>Đồng bộ dataset rule engine và metadata hồ sơ lên cloud.</w:t>
-      </w:r>
-    </w:p>
-    <w:p>
-      <w:pPr>
-        <w:pStyle w:val="ListBullet"/>
-      </w:pPr>
-      <w:r>
-        <w:rPr>
-          <w:rFonts w:ascii="Times New Roman" w:hAnsi="Times New Roman" w:eastAsia="Times New Roman"/>
-          <w:sz w:val="22"/>
-        </w:rPr>
-        <w:t>Đọc dữ liệu từ cloud về cục bộ.</w:t>
-      </w:r>
-    </w:p>
-    <w:p>
-      <w:pPr>
-        <w:pStyle w:val="ListBullet"/>
-      </w:pPr>
-      <w:r>
-        <w:rPr>
-          <w:rFonts w:ascii="Times New Roman" w:hAnsi="Times New Roman" w:eastAsia="Times New Roman"/>
-          <w:sz w:val="22"/>
-        </w:rPr>
-        <w:t>Gọi Python service cho audit batch hoặc smoke test.</w:t>
-      </w:r>
-    </w:p>
-    <w:p>
-      <w:pPr>
-        <w:pStyle w:val="ListBullet"/>
-      </w:pPr>
-      <w:r>
-        <w:rPr>
-          <w:rFonts w:ascii="Times New Roman" w:hAnsi="Times New Roman" w:eastAsia="Times New Roman"/>
-          <w:sz w:val="22"/>
-        </w:rPr>
-        <w:t>Kết nối HIS theo cấu hình runtime.</w:t>
-      </w:r>
-    </w:p>
-    <w:p/>
-    <w:p>
-      <w:pPr>
-        <w:pStyle w:val="Heading2"/>
-      </w:pPr>
-      <w:r>
-        <w:rPr>
-          <w:rFonts w:ascii="Times New Roman" w:hAnsi="Times New Roman" w:eastAsia="Times New Roman"/>
-          <w:sz w:val="22"/>
-        </w:rPr>
-        <w:t>9. Điều hướng và bản đồ màn hình</w:t>
-      </w:r>
-    </w:p>
-    <w:p/>
-    <w:p>
-      <w:pPr>
-        <w:spacing w:after="120"/>
-      </w:pPr>
-      <w:r>
-        <w:rPr>
-          <w:rFonts w:ascii="Times New Roman" w:hAnsi="Times New Roman" w:eastAsia="Times New Roman"/>
-          <w:sz w:val="22"/>
-        </w:rPr>
-        <w:t xml:space="preserve">Theo </w:t>
+        <w:t xml:space="preserve">Lưu hồ sơ theo </w:t>
       </w:r>
       <w:r>
         <w:rPr>
           <w:rFonts w:ascii="Consolas" w:hAnsi="Consolas" w:eastAsia="Consolas"/>
           <w:sz w:val="20"/>
         </w:rPr>
-        <w:t>tuyen_duong.jsx</w:t>
-      </w:r>
-      <w:r>
-        <w:rPr>
-          <w:rFonts w:ascii="Times New Roman" w:hAnsi="Times New Roman" w:eastAsia="Times New Roman"/>
-          <w:sz w:val="22"/>
-        </w:rPr>
-        <w:t>, hệ thống đang khai báo các route nghiệp vụ sau:</w:t>
+        <w:t>MA_LK</w:t>
+      </w:r>
+      <w:r>
+        <w:rPr>
+          <w:rFonts w:ascii="Times New Roman" w:hAnsi="Times New Roman" w:eastAsia="Times New Roman"/>
+          <w:sz w:val="22"/>
+        </w:rPr>
+        <w:t>.</w:t>
+      </w:r>
+    </w:p>
+    <w:p>
+      <w:pPr>
+        <w:pStyle w:val="ListBullet"/>
+      </w:pPr>
+      <w:r>
+        <w:rPr>
+          <w:rFonts w:ascii="Times New Roman" w:hAnsi="Times New Roman" w:eastAsia="Times New Roman"/>
+          <w:sz w:val="22"/>
+        </w:rPr>
+        <w:t>Truy xuất toàn bộ, truy xuất nhiều hồ sơ hoặc xóa hồ sơ.</w:t>
+      </w:r>
+    </w:p>
+    <w:p>
+      <w:pPr>
+        <w:pStyle w:val="ListBullet"/>
+      </w:pPr>
+      <w:r>
+        <w:rPr>
+          <w:rFonts w:ascii="Times New Roman" w:hAnsi="Times New Roman" w:eastAsia="Times New Roman"/>
+          <w:sz w:val="22"/>
+        </w:rPr>
+        <w:t>Migration dữ liệu cũ từ localStorage sang IndexedDB trên web.</w:t>
+      </w:r>
+    </w:p>
+    <w:p>
+      <w:pPr>
+        <w:pStyle w:val="ListBullet"/>
+      </w:pPr>
+      <w:r>
+        <w:rPr>
+          <w:rFonts w:ascii="Times New Roman" w:hAnsi="Times New Roman" w:eastAsia="Times New Roman"/>
+          <w:sz w:val="22"/>
+        </w:rPr>
+        <w:t>Lưu các dataset cấu hình, danh mục và metadata đồng bộ.</w:t>
       </w:r>
     </w:p>
     <w:p/>
     <w:p>
       <w:pPr>
-        <w:pStyle w:val="ListNumber"/>
+        <w:pStyle w:val="Heading3"/>
+      </w:pPr>
+      <w:r>
+        <w:rPr>
+          <w:rFonts w:ascii="Times New Roman" w:hAnsi="Times New Roman" w:eastAsia="Times New Roman"/>
+          <w:sz w:val="22"/>
+        </w:rPr>
+        <w:t>8.5. Lớp tích hợp ngoài</w:t>
+      </w:r>
+    </w:p>
+    <w:p/>
+    <w:p>
+      <w:pPr>
+        <w:spacing w:after="120"/>
+      </w:pPr>
+      <w:r>
+        <w:rPr>
+          <w:rFonts w:ascii="Times New Roman" w:hAnsi="Times New Roman" w:eastAsia="Times New Roman"/>
+          <w:sz w:val="22"/>
+        </w:rPr>
+        <w:t>Thành phần chính:</w:t>
+      </w:r>
+    </w:p>
+    <w:p/>
+    <w:p>
+      <w:pPr>
+        <w:pStyle w:val="ListBullet"/>
       </w:pPr>
       <w:r>
         <w:rPr>
           <w:rFonts w:ascii="Consolas" w:hAnsi="Consolas" w:eastAsia="Consolas"/>
           <w:sz w:val="20"/>
         </w:rPr>
-        <w:t>DangNhap</w:t>
+        <w:t>firebase_cloud_bhyt.jsx</w:t>
       </w:r>
       <w:r>
         <w:rPr>
@@ -2153,14 +2049,14 @@
     </w:p>
     <w:p>
       <w:pPr>
-        <w:pStyle w:val="ListNumber"/>
+        <w:pStyle w:val="ListBullet"/>
       </w:pPr>
       <w:r>
         <w:rPr>
           <w:rFonts w:ascii="Consolas" w:hAnsi="Consolas" w:eastAsia="Consolas"/>
           <w:sz w:val="20"/>
         </w:rPr>
-        <w:t>TongQuan</w:t>
+        <w:t>python_service/app/main.py</w:t>
       </w:r>
       <w:r>
         <w:rPr>
@@ -2172,14 +2068,14 @@
     </w:p>
     <w:p>
       <w:pPr>
-        <w:pStyle w:val="ListNumber"/>
+        <w:pStyle w:val="ListBullet"/>
       </w:pPr>
       <w:r>
         <w:rPr>
           <w:rFonts w:ascii="Consolas" w:hAnsi="Consolas" w:eastAsia="Consolas"/>
           <w:sz w:val="20"/>
         </w:rPr>
-        <w:t>Helper</w:t>
+        <w:t>ma_nguon/dich_vu/python_service_api.jsx</w:t>
       </w:r>
       <w:r>
         <w:rPr>
@@ -2189,25 +2085,121 @@
         <w:t>.</w:t>
       </w:r>
     </w:p>
-    <w:p>
-      <w:pPr>
-        <w:pStyle w:val="ListNumber"/>
-      </w:pPr>
+    <w:p/>
+    <w:p>
+      <w:pPr>
+        <w:spacing w:after="120"/>
+      </w:pPr>
+      <w:r>
+        <w:rPr>
+          <w:rFonts w:ascii="Times New Roman" w:hAnsi="Times New Roman" w:eastAsia="Times New Roman"/>
+          <w:sz w:val="22"/>
+        </w:rPr>
+        <w:t>Trách nhiệm:</w:t>
+      </w:r>
+    </w:p>
+    <w:p/>
+    <w:p>
+      <w:pPr>
+        <w:pStyle w:val="ListBullet"/>
+      </w:pPr>
+      <w:r>
+        <w:rPr>
+          <w:rFonts w:ascii="Times New Roman" w:hAnsi="Times New Roman" w:eastAsia="Times New Roman"/>
+          <w:sz w:val="22"/>
+        </w:rPr>
+        <w:t>Xác thực Firebase.</w:t>
+      </w:r>
+    </w:p>
+    <w:p>
+      <w:pPr>
+        <w:pStyle w:val="ListBullet"/>
+      </w:pPr>
+      <w:r>
+        <w:rPr>
+          <w:rFonts w:ascii="Times New Roman" w:hAnsi="Times New Roman" w:eastAsia="Times New Roman"/>
+          <w:sz w:val="22"/>
+        </w:rPr>
+        <w:t>Đồng bộ dataset rule engine và metadata hồ sơ lên cloud.</w:t>
+      </w:r>
+    </w:p>
+    <w:p>
+      <w:pPr>
+        <w:pStyle w:val="ListBullet"/>
+      </w:pPr>
+      <w:r>
+        <w:rPr>
+          <w:rFonts w:ascii="Times New Roman" w:hAnsi="Times New Roman" w:eastAsia="Times New Roman"/>
+          <w:sz w:val="22"/>
+        </w:rPr>
+        <w:t>Đọc dữ liệu từ cloud về cục bộ.</w:t>
+      </w:r>
+    </w:p>
+    <w:p>
+      <w:pPr>
+        <w:pStyle w:val="ListBullet"/>
+      </w:pPr>
+      <w:r>
+        <w:rPr>
+          <w:rFonts w:ascii="Times New Roman" w:hAnsi="Times New Roman" w:eastAsia="Times New Roman"/>
+          <w:sz w:val="22"/>
+        </w:rPr>
+        <w:t>Gọi Python service cho audit batch hoặc smoke test.</w:t>
+      </w:r>
+    </w:p>
+    <w:p>
+      <w:pPr>
+        <w:pStyle w:val="ListBullet"/>
+      </w:pPr>
+      <w:r>
+        <w:rPr>
+          <w:rFonts w:ascii="Times New Roman" w:hAnsi="Times New Roman" w:eastAsia="Times New Roman"/>
+          <w:sz w:val="22"/>
+        </w:rPr>
+        <w:t>Kết nối HIS theo cấu hình runtime.</w:t>
+      </w:r>
+    </w:p>
+    <w:p/>
+    <w:p>
+      <w:pPr>
+        <w:pStyle w:val="Heading2"/>
+      </w:pPr>
+      <w:r>
+        <w:rPr>
+          <w:rFonts w:ascii="Times New Roman" w:hAnsi="Times New Roman" w:eastAsia="Times New Roman"/>
+          <w:sz w:val="22"/>
+        </w:rPr>
+        <w:t>9. Điều hướng và bản đồ màn hình</w:t>
+      </w:r>
+    </w:p>
+    <w:p/>
+    <w:p>
+      <w:pPr>
+        <w:spacing w:after="120"/>
+      </w:pPr>
+      <w:r>
+        <w:rPr>
+          <w:rFonts w:ascii="Times New Roman" w:hAnsi="Times New Roman" w:eastAsia="Times New Roman"/>
+          <w:sz w:val="22"/>
+        </w:rPr>
+        <w:t xml:space="preserve">Theo </w:t>
+      </w:r>
       <w:r>
         <w:rPr>
           <w:rFonts w:ascii="Consolas" w:hAnsi="Consolas" w:eastAsia="Consolas"/>
           <w:sz w:val="20"/>
         </w:rPr>
-        <w:t>PhanQuyenTruyCap</w:t>
-      </w:r>
-      <w:r>
-        <w:rPr>
-          <w:rFonts w:ascii="Times New Roman" w:hAnsi="Times New Roman" w:eastAsia="Times New Roman"/>
-          <w:sz w:val="22"/>
-        </w:rPr>
-        <w:t>.</w:t>
-      </w:r>
-    </w:p>
+        <w:t>tuyen_duong.jsx</w:t>
+      </w:r>
+      <w:r>
+        <w:rPr>
+          <w:rFonts w:ascii="Times New Roman" w:hAnsi="Times New Roman" w:eastAsia="Times New Roman"/>
+          <w:sz w:val="22"/>
+        </w:rPr>
+        <w:t>, hệ thống đang khai báo các route nghiệp vụ sau:</w:t>
+      </w:r>
+    </w:p>
+    <w:p/>
     <w:p>
       <w:pPr>
         <w:pStyle w:val="ListNumber"/>
@@ -2217,7 +2209,7 @@
           <w:rFonts w:ascii="Consolas" w:hAnsi="Consolas" w:eastAsia="Consolas"/>
           <w:sz w:val="20"/>
         </w:rPr>
-        <w:t>DocXML</w:t>
+        <w:t>DangNhap</w:t>
       </w:r>
       <w:r>
         <w:rPr>
@@ -2236,7 +2228,7 @@
           <w:rFonts w:ascii="Consolas" w:hAnsi="Consolas" w:eastAsia="Consolas"/>
           <w:sz w:val="20"/>
         </w:rPr>
-        <w:t>ChiTiet</w:t>
+        <w:t>TongQuan</w:t>
       </w:r>
       <w:r>
         <w:rPr>
@@ -2255,7 +2247,7 @@
           <w:rFonts w:ascii="Consolas" w:hAnsi="Consolas" w:eastAsia="Consolas"/>
           <w:sz w:val="20"/>
         </w:rPr>
-        <w:t>SuaFileXML</w:t>
+        <w:t>Helper</w:t>
       </w:r>
       <w:r>
         <w:rPr>
@@ -2274,7 +2266,7 @@
           <w:rFonts w:ascii="Consolas" w:hAnsi="Consolas" w:eastAsia="Consolas"/>
           <w:sz w:val="20"/>
         </w:rPr>
-        <w:t>KhoLuuTru</w:t>
+        <w:t>PhanQuyenTruyCap</w:t>
       </w:r>
       <w:r>
         <w:rPr>
@@ -2293,7 +2285,7 @@
           <w:rFonts w:ascii="Consolas" w:hAnsi="Consolas" w:eastAsia="Consolas"/>
           <w:sz w:val="20"/>
         </w:rPr>
-        <w:t>QuanLyLuat</w:t>
+        <w:t>DocXML</w:t>
       </w:r>
       <w:r>
         <w:rPr>
@@ -2312,7 +2304,7 @@
           <w:rFonts w:ascii="Consolas" w:hAnsi="Consolas" w:eastAsia="Consolas"/>
           <w:sz w:val="20"/>
         </w:rPr>
-        <w:t>QuanLyQuyTacOnOff</w:t>
+        <w:t>ChiTiet</w:t>
       </w:r>
       <w:r>
         <w:rPr>
@@ -2331,7 +2323,7 @@
           <w:rFonts w:ascii="Consolas" w:hAnsi="Consolas" w:eastAsia="Consolas"/>
           <w:sz w:val="20"/>
         </w:rPr>
-        <w:t>QuanLyDanhMuc</w:t>
+        <w:t>SuaFileXML</w:t>
       </w:r>
       <w:r>
         <w:rPr>
@@ -2350,7 +2342,7 @@
           <w:rFonts w:ascii="Consolas" w:hAnsi="Consolas" w:eastAsia="Consolas"/>
           <w:sz w:val="20"/>
         </w:rPr>
-        <w:t>DanhMucBYTMain</w:t>
+        <w:t>KhoLuuTru</w:t>
       </w:r>
       <w:r>
         <w:rPr>
@@ -2369,7 +2361,7 @@
           <w:rFonts w:ascii="Consolas" w:hAnsi="Consolas" w:eastAsia="Consolas"/>
           <w:sz w:val="20"/>
         </w:rPr>
-        <w:t>QuanLyChuyenMon</w:t>
+        <w:t>QuanLyLuat</w:t>
       </w:r>
       <w:r>
         <w:rPr>
@@ -2388,7 +2380,7 @@
           <w:rFonts w:ascii="Consolas" w:hAnsi="Consolas" w:eastAsia="Consolas"/>
           <w:sz w:val="20"/>
         </w:rPr>
-        <w:t>BaoCaoVaThongKe</w:t>
+        <w:t>QuanLyQuyTacOnOff</w:t>
       </w:r>
       <w:r>
         <w:rPr>
@@ -2407,7 +2399,7 @@
           <w:rFonts w:ascii="Consolas" w:hAnsi="Consolas" w:eastAsia="Consolas"/>
           <w:sz w:val="20"/>
         </w:rPr>
-        <w:t>XML1</w:t>
+        <w:t>QuanLyDanhMuc</w:t>
       </w:r>
       <w:r>
         <w:rPr>
@@ -2426,7 +2418,7 @@
           <w:rFonts w:ascii="Consolas" w:hAnsi="Consolas" w:eastAsia="Consolas"/>
           <w:sz w:val="20"/>
         </w:rPr>
-        <w:t>XML2</w:t>
+        <w:t>DanhMucBYTMain</w:t>
       </w:r>
       <w:r>
         <w:rPr>
@@ -2445,7 +2437,7 @@
           <w:rFonts w:ascii="Consolas" w:hAnsi="Consolas" w:eastAsia="Consolas"/>
           <w:sz w:val="20"/>
         </w:rPr>
-        <w:t>XML3</w:t>
+        <w:t>QuanLyChuyenMon</w:t>
       </w:r>
       <w:r>
         <w:rPr>
@@ -2464,7 +2456,7 @@
           <w:rFonts w:ascii="Consolas" w:hAnsi="Consolas" w:eastAsia="Consolas"/>
           <w:sz w:val="20"/>
         </w:rPr>
-        <w:t>XML4</w:t>
+        <w:t>BaoCaoVaThongKe</w:t>
       </w:r>
       <w:r>
         <w:rPr>
@@ -2483,7 +2475,7 @@
           <w:rFonts w:ascii="Consolas" w:hAnsi="Consolas" w:eastAsia="Consolas"/>
           <w:sz w:val="20"/>
         </w:rPr>
-        <w:t>XML5</w:t>
+        <w:t>XML1</w:t>
       </w:r>
       <w:r>
         <w:rPr>
@@ -2502,7 +2494,7 @@
           <w:rFonts w:ascii="Consolas" w:hAnsi="Consolas" w:eastAsia="Consolas"/>
           <w:sz w:val="20"/>
         </w:rPr>
-        <w:t>XML6</w:t>
+        <w:t>XML2</w:t>
       </w:r>
       <w:r>
         <w:rPr>
@@ -2512,96 +2504,96 @@
         <w:t>.</w:t>
       </w:r>
     </w:p>
-    <w:p/>
-    <w:p>
-      <w:pPr>
-        <w:spacing w:after="120"/>
-      </w:pPr>
-      <w:r>
-        <w:rPr>
-          <w:rFonts w:ascii="Times New Roman" w:hAnsi="Times New Roman" w:eastAsia="Times New Roman"/>
-          <w:sz w:val="22"/>
-        </w:rPr>
-        <w:t>Deep link đang được cấu hình cho web/mobile với các path như:</w:t>
-      </w:r>
-    </w:p>
-    <w:p/>
-    <w:p>
-      <w:pPr>
-        <w:pStyle w:val="ListBullet"/>
+    <w:p>
+      <w:pPr>
+        <w:pStyle w:val="ListNumber"/>
       </w:pPr>
       <w:r>
         <w:rPr>
           <w:rFonts w:ascii="Consolas" w:hAnsi="Consolas" w:eastAsia="Consolas"/>
           <w:sz w:val="20"/>
         </w:rPr>
-        <w:t>login</w:t>
-      </w:r>
-      <w:r>
-        <w:rPr>
-          <w:rFonts w:ascii="Times New Roman" w:hAnsi="Times New Roman" w:eastAsia="Times New Roman"/>
-          <w:sz w:val="22"/>
-        </w:rPr>
-        <w:t xml:space="preserve"> cho đăng nhập.</w:t>
-      </w:r>
-    </w:p>
-    <w:p>
-      <w:pPr>
-        <w:pStyle w:val="ListBullet"/>
+        <w:t>XML3</w:t>
+      </w:r>
+      <w:r>
+        <w:rPr>
+          <w:rFonts w:ascii="Times New Roman" w:hAnsi="Times New Roman" w:eastAsia="Times New Roman"/>
+          <w:sz w:val="22"/>
+        </w:rPr>
+        <w:t>.</w:t>
+      </w:r>
+    </w:p>
+    <w:p>
+      <w:pPr>
+        <w:pStyle w:val="ListNumber"/>
       </w:pPr>
       <w:r>
         <w:rPr>
           <w:rFonts w:ascii="Consolas" w:hAnsi="Consolas" w:eastAsia="Consolas"/>
           <w:sz w:val="20"/>
         </w:rPr>
-        <w:t>dashboard</w:t>
-      </w:r>
-      <w:r>
-        <w:rPr>
-          <w:rFonts w:ascii="Times New Roman" w:hAnsi="Times New Roman" w:eastAsia="Times New Roman"/>
-          <w:sz w:val="22"/>
-        </w:rPr>
-        <w:t xml:space="preserve"> cho tổng quan.</w:t>
-      </w:r>
-    </w:p>
-    <w:p>
-      <w:pPr>
-        <w:pStyle w:val="ListBullet"/>
+        <w:t>XML4</w:t>
+      </w:r>
+      <w:r>
+        <w:rPr>
+          <w:rFonts w:ascii="Times New Roman" w:hAnsi="Times New Roman" w:eastAsia="Times New Roman"/>
+          <w:sz w:val="22"/>
+        </w:rPr>
+        <w:t>.</w:t>
+      </w:r>
+    </w:p>
+    <w:p>
+      <w:pPr>
+        <w:pStyle w:val="ListNumber"/>
       </w:pPr>
       <w:r>
         <w:rPr>
           <w:rFonts w:ascii="Consolas" w:hAnsi="Consolas" w:eastAsia="Consolas"/>
           <w:sz w:val="20"/>
         </w:rPr>
-        <w:t>auditing</w:t>
-      </w:r>
-      <w:r>
-        <w:rPr>
-          <w:rFonts w:ascii="Times New Roman" w:hAnsi="Times New Roman" w:eastAsia="Times New Roman"/>
-          <w:sz w:val="22"/>
-        </w:rPr>
-        <w:t xml:space="preserve"> cho nhập và giám định hồ sơ.</w:t>
-      </w:r>
-    </w:p>
-    <w:p>
-      <w:pPr>
-        <w:pStyle w:val="ListBullet"/>
+        <w:t>XML5</w:t>
+      </w:r>
+      <w:r>
+        <w:rPr>
+          <w:rFonts w:ascii="Times New Roman" w:hAnsi="Times New Roman" w:eastAsia="Times New Roman"/>
+          <w:sz w:val="22"/>
+        </w:rPr>
+        <w:t>.</w:t>
+      </w:r>
+    </w:p>
+    <w:p>
+      <w:pPr>
+        <w:pStyle w:val="ListNumber"/>
       </w:pPr>
       <w:r>
         <w:rPr>
           <w:rFonts w:ascii="Consolas" w:hAnsi="Consolas" w:eastAsia="Consolas"/>
           <w:sz w:val="20"/>
         </w:rPr>
-        <w:t>archive</w:t>
-      </w:r>
-      <w:r>
-        <w:rPr>
-          <w:rFonts w:ascii="Times New Roman" w:hAnsi="Times New Roman" w:eastAsia="Times New Roman"/>
-          <w:sz w:val="22"/>
-        </w:rPr>
-        <w:t xml:space="preserve"> cho kho lưu trữ.</w:t>
-      </w:r>
-    </w:p>
+        <w:t>XML6</w:t>
+      </w:r>
+      <w:r>
+        <w:rPr>
+          <w:rFonts w:ascii="Times New Roman" w:hAnsi="Times New Roman" w:eastAsia="Times New Roman"/>
+          <w:sz w:val="22"/>
+        </w:rPr>
+        <w:t>.</w:t>
+      </w:r>
+    </w:p>
+    <w:p/>
+    <w:p>
+      <w:pPr>
+        <w:spacing w:after="120"/>
+      </w:pPr>
+      <w:r>
+        <w:rPr>
+          <w:rFonts w:ascii="Times New Roman" w:hAnsi="Times New Roman" w:eastAsia="Times New Roman"/>
+          <w:sz w:val="22"/>
+        </w:rPr>
+        <w:t>Deep link đang được cấu hình cho web/mobile với các path như:</w:t>
+      </w:r>
+    </w:p>
+    <w:p/>
     <w:p>
       <w:pPr>
         <w:pStyle w:val="ListBullet"/>
@@ -2611,14 +2603,14 @@
           <w:rFonts w:ascii="Consolas" w:hAnsi="Consolas" w:eastAsia="Consolas"/>
           <w:sz w:val="20"/>
         </w:rPr>
-        <w:t>rules</w:t>
-      </w:r>
-      <w:r>
-        <w:rPr>
-          <w:rFonts w:ascii="Times New Roman" w:hAnsi="Times New Roman" w:eastAsia="Times New Roman"/>
-          <w:sz w:val="22"/>
-        </w:rPr>
-        <w:t xml:space="preserve"> cho quản lý luật.</w:t>
+        <w:t>login</w:t>
+      </w:r>
+      <w:r>
+        <w:rPr>
+          <w:rFonts w:ascii="Times New Roman" w:hAnsi="Times New Roman" w:eastAsia="Times New Roman"/>
+          <w:sz w:val="22"/>
+        </w:rPr>
+        <w:t xml:space="preserve"> cho đăng nhập.</w:t>
       </w:r>
     </w:p>
     <w:p>
@@ -2630,14 +2622,14 @@
           <w:rFonts w:ascii="Consolas" w:hAnsi="Consolas" w:eastAsia="Consolas"/>
           <w:sz w:val="20"/>
         </w:rPr>
-        <w:t>reports</w:t>
-      </w:r>
-      <w:r>
-        <w:rPr>
-          <w:rFonts w:ascii="Times New Roman" w:hAnsi="Times New Roman" w:eastAsia="Times New Roman"/>
-          <w:sz w:val="22"/>
-        </w:rPr>
-        <w:t xml:space="preserve"> cho báo cáo.</w:t>
+        <w:t>dashboard</w:t>
+      </w:r>
+      <w:r>
+        <w:rPr>
+          <w:rFonts w:ascii="Times New Roman" w:hAnsi="Times New Roman" w:eastAsia="Times New Roman"/>
+          <w:sz w:val="22"/>
+        </w:rPr>
+        <w:t xml:space="preserve"> cho tổng quan.</w:t>
       </w:r>
     </w:p>
     <w:p>
@@ -2649,1150 +2641,481 @@
           <w:rFonts w:ascii="Consolas" w:hAnsi="Consolas" w:eastAsia="Consolas"/>
           <w:sz w:val="20"/>
         </w:rPr>
-        <w:t>xml/xml1</w:t>
-      </w:r>
-      <w:r>
-        <w:rPr>
-          <w:rFonts w:ascii="Times New Roman" w:hAnsi="Times New Roman" w:eastAsia="Times New Roman"/>
-          <w:sz w:val="22"/>
-        </w:rPr>
-        <w:t xml:space="preserve"> đến </w:t>
-      </w:r>
+        <w:t>auditing</w:t>
+      </w:r>
+      <w:r>
+        <w:rPr>
+          <w:rFonts w:ascii="Times New Roman" w:hAnsi="Times New Roman" w:eastAsia="Times New Roman"/>
+          <w:sz w:val="22"/>
+        </w:rPr>
+        <w:t xml:space="preserve"> cho nhập và giám định hồ sơ.</w:t>
+      </w:r>
+    </w:p>
+    <w:p>
+      <w:pPr>
+        <w:pStyle w:val="ListBullet"/>
+      </w:pPr>
       <w:r>
         <w:rPr>
           <w:rFonts w:ascii="Consolas" w:hAnsi="Consolas" w:eastAsia="Consolas"/>
           <w:sz w:val="20"/>
         </w:rPr>
-        <w:t>xml/xml6</w:t>
-      </w:r>
-      <w:r>
-        <w:rPr>
-          <w:rFonts w:ascii="Times New Roman" w:hAnsi="Times New Roman" w:eastAsia="Times New Roman"/>
-          <w:sz w:val="22"/>
-        </w:rPr>
-        <w:t xml:space="preserve"> cho quản lý các bảng XML chi tiết.</w:t>
-      </w:r>
-    </w:p>
-    <w:p/>
-    <w:p>
-      <w:pPr>
-        <w:pStyle w:val="Heading2"/>
-      </w:pPr>
-      <w:r>
-        <w:rPr>
-          <w:rFonts w:ascii="Times New Roman" w:hAnsi="Times New Roman" w:eastAsia="Times New Roman"/>
-          <w:sz w:val="22"/>
-        </w:rPr>
-        <w:t>10. Mô tả các phân hệ chức năng</w:t>
-      </w:r>
-    </w:p>
-    <w:p/>
-    <w:p>
-      <w:pPr>
-        <w:pStyle w:val="Heading3"/>
-      </w:pPr>
-      <w:r>
-        <w:rPr>
-          <w:rFonts w:ascii="Times New Roman" w:hAnsi="Times New Roman" w:eastAsia="Times New Roman"/>
-          <w:sz w:val="22"/>
-        </w:rPr>
-        <w:t>10.1. Đăng nhập và quản lý phiên</w:t>
-      </w:r>
-    </w:p>
-    <w:p/>
-    <w:p>
-      <w:pPr>
-        <w:spacing w:after="120"/>
-      </w:pPr>
-      <w:r>
-        <w:rPr>
-          <w:rFonts w:ascii="Times New Roman" w:hAnsi="Times New Roman" w:eastAsia="Times New Roman"/>
-          <w:sz w:val="22"/>
-        </w:rPr>
-        <w:t>Chức năng chính:</w:t>
-      </w:r>
-    </w:p>
-    <w:p/>
+        <w:t>archive</w:t>
+      </w:r>
+      <w:r>
+        <w:rPr>
+          <w:rFonts w:ascii="Times New Roman" w:hAnsi="Times New Roman" w:eastAsia="Times New Roman"/>
+          <w:sz w:val="22"/>
+        </w:rPr>
+        <w:t xml:space="preserve"> cho kho lưu trữ.</w:t>
+      </w:r>
+    </w:p>
     <w:p>
       <w:pPr>
         <w:pStyle w:val="ListBullet"/>
       </w:pPr>
-      <w:r>
-        <w:rPr>
-          <w:rFonts w:ascii="Times New Roman" w:hAnsi="Times New Roman" w:eastAsia="Times New Roman"/>
-          <w:sz w:val="22"/>
-        </w:rPr>
-        <w:t>Xác thực người dùng.</w:t>
-      </w:r>
-    </w:p>
-    <w:p>
-      <w:pPr>
-        <w:pStyle w:val="ListBullet"/>
-      </w:pPr>
-      <w:r>
-        <w:rPr>
-          <w:rFonts w:ascii="Times New Roman" w:hAnsi="Times New Roman" w:eastAsia="Times New Roman"/>
-          <w:sz w:val="22"/>
-        </w:rPr>
-        <w:t>Khởi tạo phiên làm việc.</w:t>
-      </w:r>
-    </w:p>
-    <w:p>
-      <w:pPr>
-        <w:pStyle w:val="ListBullet"/>
-      </w:pPr>
-      <w:r>
-        <w:rPr>
-          <w:rFonts w:ascii="Times New Roman" w:hAnsi="Times New Roman" w:eastAsia="Times New Roman"/>
-          <w:sz w:val="22"/>
-        </w:rPr>
-        <w:t>Khôi phục phiên khi mở lại ứng dụng.</w:t>
-      </w:r>
-    </w:p>
-    <w:p>
-      <w:pPr>
-        <w:pStyle w:val="ListBullet"/>
-      </w:pPr>
-      <w:r>
-        <w:rPr>
-          <w:rFonts w:ascii="Times New Roman" w:hAnsi="Times New Roman" w:eastAsia="Times New Roman"/>
-          <w:sz w:val="22"/>
-        </w:rPr>
-        <w:t>Chuyển hướng theo trạng thái đăng nhập.</w:t>
-      </w:r>
-    </w:p>
-    <w:p/>
-    <w:p>
-      <w:pPr>
-        <w:spacing w:after="120"/>
-      </w:pPr>
-      <w:r>
-        <w:rPr>
-          <w:rFonts w:ascii="Times New Roman" w:hAnsi="Times New Roman" w:eastAsia="Times New Roman"/>
-          <w:sz w:val="22"/>
-        </w:rPr>
-        <w:t>Yêu cầu chính:</w:t>
-      </w:r>
-    </w:p>
-    <w:p/>
-    <w:p>
-      <w:pPr>
-        <w:pStyle w:val="ListBullet"/>
-      </w:pPr>
-      <w:r>
-        <w:rPr>
-          <w:rFonts w:ascii="Times New Roman" w:hAnsi="Times New Roman" w:eastAsia="Times New Roman"/>
-          <w:sz w:val="22"/>
-        </w:rPr>
-        <w:t>Tài khoản phải tồn tại và đủ quyền.</w:t>
-      </w:r>
-    </w:p>
-    <w:p>
-      <w:pPr>
-        <w:pStyle w:val="ListBullet"/>
-      </w:pPr>
-      <w:r>
-        <w:rPr>
-          <w:rFonts w:ascii="Times New Roman" w:hAnsi="Times New Roman" w:eastAsia="Times New Roman"/>
-          <w:sz w:val="22"/>
-        </w:rPr>
-        <w:t>Email được chuẩn hóa khi kiểm tra RBAC.</w:t>
-      </w:r>
-    </w:p>
-    <w:p>
-      <w:pPr>
-        <w:pStyle w:val="ListBullet"/>
-      </w:pPr>
-      <w:r>
-        <w:rPr>
-          <w:rFonts w:ascii="Times New Roman" w:hAnsi="Times New Roman" w:eastAsia="Times New Roman"/>
-          <w:sz w:val="22"/>
-        </w:rPr>
-        <w:t>Người dùng không hợp lệ không được đi thẳng vào màn hình nội bộ qua deep link.</w:t>
-      </w:r>
-    </w:p>
-    <w:p/>
-    <w:p>
-      <w:pPr>
-        <w:pStyle w:val="Heading3"/>
-      </w:pPr>
-      <w:r>
-        <w:rPr>
-          <w:rFonts w:ascii="Times New Roman" w:hAnsi="Times New Roman" w:eastAsia="Times New Roman"/>
-          <w:sz w:val="22"/>
-        </w:rPr>
-        <w:t>10.2. Tổng quan</w:t>
-      </w:r>
-    </w:p>
-    <w:p/>
-    <w:p>
-      <w:pPr>
-        <w:spacing w:after="120"/>
-      </w:pPr>
-      <w:r>
-        <w:rPr>
-          <w:rFonts w:ascii="Times New Roman" w:hAnsi="Times New Roman" w:eastAsia="Times New Roman"/>
-          <w:sz w:val="22"/>
-        </w:rPr>
-        <w:t>Chức năng chính:</w:t>
-      </w:r>
-    </w:p>
-    <w:p/>
-    <w:p>
-      <w:pPr>
-        <w:pStyle w:val="ListBullet"/>
-      </w:pPr>
-      <w:r>
-        <w:rPr>
-          <w:rFonts w:ascii="Times New Roman" w:hAnsi="Times New Roman" w:eastAsia="Times New Roman"/>
-          <w:sz w:val="22"/>
-        </w:rPr>
-        <w:t>Là màn hình hub sau đăng nhập.</w:t>
-      </w:r>
-    </w:p>
-    <w:p>
-      <w:pPr>
-        <w:pStyle w:val="ListBullet"/>
-      </w:pPr>
-      <w:r>
-        <w:rPr>
-          <w:rFonts w:ascii="Times New Roman" w:hAnsi="Times New Roman" w:eastAsia="Times New Roman"/>
-          <w:sz w:val="22"/>
-        </w:rPr>
-        <w:t>Điều hướng tới các phân hệ được cấp quyền.</w:t>
-      </w:r>
-    </w:p>
-    <w:p>
-      <w:pPr>
-        <w:pStyle w:val="ListBullet"/>
-      </w:pPr>
-      <w:r>
-        <w:rPr>
-          <w:rFonts w:ascii="Times New Roman" w:hAnsi="Times New Roman" w:eastAsia="Times New Roman"/>
-          <w:sz w:val="22"/>
-        </w:rPr>
-        <w:t>Hiển thị nhóm chức năng cốt lõi theo vai trò.</w:t>
-      </w:r>
-    </w:p>
-    <w:p/>
-    <w:p>
-      <w:pPr>
-        <w:pStyle w:val="Heading3"/>
-      </w:pPr>
-      <w:r>
-        <w:rPr>
-          <w:rFonts w:ascii="Times New Roman" w:hAnsi="Times New Roman" w:eastAsia="Times New Roman"/>
-          <w:sz w:val="22"/>
-        </w:rPr>
-        <w:t>10.3. Helper hệ thống</w:t>
-      </w:r>
-    </w:p>
-    <w:p/>
-    <w:p>
-      <w:pPr>
-        <w:spacing w:after="120"/>
-      </w:pPr>
-      <w:r>
-        <w:rPr>
-          <w:rFonts w:ascii="Times New Roman" w:hAnsi="Times New Roman" w:eastAsia="Times New Roman"/>
-          <w:sz w:val="22"/>
-        </w:rPr>
-        <w:t>Chức năng chính:</w:t>
-      </w:r>
-    </w:p>
-    <w:p/>
-    <w:p>
-      <w:pPr>
-        <w:pStyle w:val="ListBullet"/>
-      </w:pPr>
-      <w:r>
-        <w:rPr>
-          <w:rFonts w:ascii="Times New Roman" w:hAnsi="Times New Roman" w:eastAsia="Times New Roman"/>
-          <w:sz w:val="22"/>
-        </w:rPr>
-        <w:t>Kiểm tra khả năng đọc/ghi Firebase.</w:t>
-      </w:r>
-    </w:p>
-    <w:p>
-      <w:pPr>
-        <w:pStyle w:val="ListBullet"/>
-      </w:pPr>
-      <w:r>
-        <w:rPr>
-          <w:rFonts w:ascii="Times New Roman" w:hAnsi="Times New Roman" w:eastAsia="Times New Roman"/>
-          <w:sz w:val="22"/>
-        </w:rPr>
-        <w:t>Đồng bộ cấu hình, danh mục hoặc dataset lên Firebase.</w:t>
-      </w:r>
-    </w:p>
-    <w:p>
-      <w:pPr>
-        <w:pStyle w:val="ListBullet"/>
-      </w:pPr>
-      <w:r>
-        <w:rPr>
-          <w:rFonts w:ascii="Times New Roman" w:hAnsi="Times New Roman" w:eastAsia="Times New Roman"/>
-          <w:sz w:val="22"/>
-        </w:rPr>
-        <w:t>Tải dữ liệu cloud về cục bộ.</w:t>
-      </w:r>
-    </w:p>
-    <w:p>
-      <w:pPr>
-        <w:pStyle w:val="ListBullet"/>
-      </w:pPr>
-      <w:r>
-        <w:rPr>
-          <w:rFonts w:ascii="Times New Roman" w:hAnsi="Times New Roman" w:eastAsia="Times New Roman"/>
-          <w:sz w:val="22"/>
-        </w:rPr>
-        <w:t>Sao lưu và phục hồi dữ liệu hệ thống.</w:t>
-      </w:r>
-    </w:p>
-    <w:p>
-      <w:pPr>
-        <w:pStyle w:val="ListBullet"/>
-      </w:pPr>
-      <w:r>
-        <w:rPr>
-          <w:rFonts w:ascii="Times New Roman" w:hAnsi="Times New Roman" w:eastAsia="Times New Roman"/>
-          <w:sz w:val="22"/>
-        </w:rPr>
-        <w:t>Hỗ trợ vận hành và chẩn đoán sự cố.</w:t>
-      </w:r>
-    </w:p>
-    <w:p/>
-    <w:p>
-      <w:pPr>
-        <w:pStyle w:val="Heading3"/>
-      </w:pPr>
-      <w:r>
-        <w:rPr>
-          <w:rFonts w:ascii="Times New Roman" w:hAnsi="Times New Roman" w:eastAsia="Times New Roman"/>
-          <w:sz w:val="22"/>
-        </w:rPr>
-        <w:t>10.4. Phân quyền truy cập</w:t>
-      </w:r>
-    </w:p>
-    <w:p/>
-    <w:p>
-      <w:pPr>
-        <w:spacing w:after="120"/>
-      </w:pPr>
-      <w:r>
-        <w:rPr>
-          <w:rFonts w:ascii="Times New Roman" w:hAnsi="Times New Roman" w:eastAsia="Times New Roman"/>
-          <w:sz w:val="22"/>
-        </w:rPr>
-        <w:t>Chức năng chính:</w:t>
-      </w:r>
-    </w:p>
-    <w:p/>
-    <w:p>
-      <w:pPr>
-        <w:pStyle w:val="ListBullet"/>
-      </w:pPr>
-      <w:r>
-        <w:rPr>
-          <w:rFonts w:ascii="Times New Roman" w:hAnsi="Times New Roman" w:eastAsia="Times New Roman"/>
-          <w:sz w:val="22"/>
-        </w:rPr>
-        <w:t>Tạo và khóa tài khoản.</w:t>
-      </w:r>
-    </w:p>
-    <w:p>
-      <w:pPr>
-        <w:pStyle w:val="ListBullet"/>
-      </w:pPr>
-      <w:r>
-        <w:rPr>
-          <w:rFonts w:ascii="Times New Roman" w:hAnsi="Times New Roman" w:eastAsia="Times New Roman"/>
-          <w:sz w:val="22"/>
-        </w:rPr>
-        <w:t>Gán vai trò hoặc binding quyền cho người dùng.</w:t>
-      </w:r>
-    </w:p>
-    <w:p>
-      <w:pPr>
-        <w:pStyle w:val="ListBullet"/>
-      </w:pPr>
-      <w:r>
-        <w:rPr>
-          <w:rFonts w:ascii="Times New Roman" w:hAnsi="Times New Roman" w:eastAsia="Times New Roman"/>
-          <w:sz w:val="22"/>
-        </w:rPr>
-        <w:t>Quản lý matrix quyền theo màn hình/tác vụ.</w:t>
-      </w:r>
-    </w:p>
-    <w:p>
-      <w:pPr>
-        <w:pStyle w:val="ListBullet"/>
-      </w:pPr>
-      <w:r>
-        <w:rPr>
-          <w:rFonts w:ascii="Times New Roman" w:hAnsi="Times New Roman" w:eastAsia="Times New Roman"/>
-          <w:sz w:val="22"/>
-        </w:rPr>
-        <w:t xml:space="preserve">Ép </w:t>
-      </w:r>
       <w:r>
         <w:rPr>
           <w:rFonts w:ascii="Consolas" w:hAnsi="Consolas" w:eastAsia="Consolas"/>
           <w:sz w:val="20"/>
         </w:rPr>
-        <w:t>ROLE_ADMIN</w:t>
-      </w:r>
-      <w:r>
-        <w:rPr>
-          <w:rFonts w:ascii="Times New Roman" w:hAnsi="Times New Roman" w:eastAsia="Times New Roman"/>
-          <w:sz w:val="22"/>
-        </w:rPr>
-        <w:t xml:space="preserve"> có full quyền ở cả UI và engine.</w:t>
-      </w:r>
-    </w:p>
-    <w:p/>
-    <w:p>
-      <w:pPr>
-        <w:pStyle w:val="Heading3"/>
-      </w:pPr>
-      <w:r>
-        <w:rPr>
-          <w:rFonts w:ascii="Times New Roman" w:hAnsi="Times New Roman" w:eastAsia="Times New Roman"/>
-          <w:sz w:val="22"/>
-        </w:rPr>
-        <w:t>10.5. Đọc XML và kiểm tra hồ sơ</w:t>
-      </w:r>
-    </w:p>
-    <w:p/>
-    <w:p>
-      <w:pPr>
-        <w:spacing w:after="120"/>
-      </w:pPr>
-      <w:r>
-        <w:rPr>
-          <w:rFonts w:ascii="Times New Roman" w:hAnsi="Times New Roman" w:eastAsia="Times New Roman"/>
-          <w:sz w:val="22"/>
-        </w:rPr>
-        <w:t>Chức năng chính:</w:t>
-      </w:r>
-    </w:p>
-    <w:p/>
+        <w:t>rules</w:t>
+      </w:r>
+      <w:r>
+        <w:rPr>
+          <w:rFonts w:ascii="Times New Roman" w:hAnsi="Times New Roman" w:eastAsia="Times New Roman"/>
+          <w:sz w:val="22"/>
+        </w:rPr>
+        <w:t xml:space="preserve"> cho quản lý luật.</w:t>
+      </w:r>
+    </w:p>
     <w:p>
       <w:pPr>
         <w:pStyle w:val="ListBullet"/>
       </w:pPr>
-      <w:r>
-        <w:rPr>
-          <w:rFonts w:ascii="Times New Roman" w:hAnsi="Times New Roman" w:eastAsia="Times New Roman"/>
-          <w:sz w:val="22"/>
-        </w:rPr>
-        <w:t>Chọn tệp XML đầu vào.</w:t>
-      </w:r>
-    </w:p>
-    <w:p>
-      <w:pPr>
-        <w:pStyle w:val="ListBullet"/>
-      </w:pPr>
-      <w:r>
-        <w:rPr>
-          <w:rFonts w:ascii="Times New Roman" w:hAnsi="Times New Roman" w:eastAsia="Times New Roman"/>
-          <w:sz w:val="22"/>
-        </w:rPr>
-        <w:t>Bóc tách XML1 đến XML6.</w:t>
-      </w:r>
-    </w:p>
-    <w:p>
-      <w:pPr>
-        <w:pStyle w:val="ListBullet"/>
-      </w:pPr>
-      <w:r>
-        <w:rPr>
-          <w:rFonts w:ascii="Times New Roman" w:hAnsi="Times New Roman" w:eastAsia="Times New Roman"/>
-          <w:sz w:val="22"/>
-        </w:rPr>
-        <w:t>Chuẩn hóa dữ liệu đầu vào.</w:t>
-      </w:r>
-    </w:p>
-    <w:p>
-      <w:pPr>
-        <w:pStyle w:val="ListBullet"/>
-      </w:pPr>
-      <w:r>
-        <w:rPr>
-          <w:rFonts w:ascii="Times New Roman" w:hAnsi="Times New Roman" w:eastAsia="Times New Roman"/>
-          <w:sz w:val="22"/>
-        </w:rPr>
-        <w:t>Chạy kiểm tra rule engine.</w:t>
-      </w:r>
-    </w:p>
-    <w:p>
-      <w:pPr>
-        <w:pStyle w:val="ListBullet"/>
-      </w:pPr>
-      <w:r>
-        <w:rPr>
-          <w:rFonts w:ascii="Times New Roman" w:hAnsi="Times New Roman" w:eastAsia="Times New Roman"/>
-          <w:sz w:val="22"/>
-        </w:rPr>
-        <w:t>Hiển thị lỗi, cảnh báo, mức độ và rule vi phạm.</w:t>
-      </w:r>
-    </w:p>
-    <w:p/>
-    <w:p>
-      <w:pPr>
-        <w:spacing w:after="120"/>
-      </w:pPr>
-      <w:r>
-        <w:rPr>
-          <w:rFonts w:ascii="Times New Roman" w:hAnsi="Times New Roman" w:eastAsia="Times New Roman"/>
-          <w:sz w:val="22"/>
-        </w:rPr>
-        <w:t>Lưu ý kỹ thuật:</w:t>
-      </w:r>
-    </w:p>
-    <w:p/>
-    <w:p>
-      <w:pPr>
-        <w:pStyle w:val="ListBullet"/>
-      </w:pPr>
-      <w:r>
-        <w:rPr>
-          <w:rFonts w:ascii="Times New Roman" w:hAnsi="Times New Roman" w:eastAsia="Times New Roman"/>
-          <w:sz w:val="22"/>
-        </w:rPr>
-        <w:t>Có chế độ tương thích ngược cho dashboard và màn hình nhập XML.</w:t>
-      </w:r>
-    </w:p>
-    <w:p>
-      <w:pPr>
-        <w:pStyle w:val="ListBullet"/>
-      </w:pPr>
-      <w:r>
-        <w:rPr>
-          <w:rFonts w:ascii="Times New Roman" w:hAnsi="Times New Roman" w:eastAsia="Times New Roman"/>
-          <w:sz w:val="22"/>
-        </w:rPr>
-        <w:t xml:space="preserve">Batch dashboard đi qua </w:t>
-      </w:r>
       <w:r>
         <w:rPr>
           <w:rFonts w:ascii="Consolas" w:hAnsi="Consolas" w:eastAsia="Consolas"/>
           <w:sz w:val="20"/>
         </w:rPr>
-        <w:t>chayBoMayGiamDinhNhieuHoSoV3</w:t>
-      </w:r>
-      <w:r>
-        <w:rPr>
-          <w:rFonts w:ascii="Times New Roman" w:hAnsi="Times New Roman" w:eastAsia="Times New Roman"/>
-          <w:sz w:val="22"/>
-        </w:rPr>
-        <w:t>.</w:t>
-      </w:r>
-    </w:p>
-    <w:p/>
-    <w:p>
-      <w:pPr>
-        <w:pStyle w:val="Heading3"/>
-      </w:pPr>
-      <w:r>
-        <w:rPr>
-          <w:rFonts w:ascii="Times New Roman" w:hAnsi="Times New Roman" w:eastAsia="Times New Roman"/>
-          <w:sz w:val="22"/>
-        </w:rPr>
-        <w:t>10.6. Chi tiết ca bệnh và sửa XML</w:t>
-      </w:r>
-    </w:p>
-    <w:p/>
-    <w:p>
-      <w:pPr>
-        <w:spacing w:after="120"/>
-      </w:pPr>
-      <w:r>
-        <w:rPr>
-          <w:rFonts w:ascii="Times New Roman" w:hAnsi="Times New Roman" w:eastAsia="Times New Roman"/>
-          <w:sz w:val="22"/>
-        </w:rPr>
-        <w:t>Chức năng chính:</w:t>
-      </w:r>
-    </w:p>
-    <w:p/>
+        <w:t>reports</w:t>
+      </w:r>
+      <w:r>
+        <w:rPr>
+          <w:rFonts w:ascii="Times New Roman" w:hAnsi="Times New Roman" w:eastAsia="Times New Roman"/>
+          <w:sz w:val="22"/>
+        </w:rPr>
+        <w:t xml:space="preserve"> cho báo cáo.</w:t>
+      </w:r>
+    </w:p>
     <w:p>
       <w:pPr>
         <w:pStyle w:val="ListBullet"/>
       </w:pPr>
-      <w:r>
-        <w:rPr>
-          <w:rFonts w:ascii="Times New Roman" w:hAnsi="Times New Roman" w:eastAsia="Times New Roman"/>
-          <w:sz w:val="22"/>
-        </w:rPr>
-        <w:t xml:space="preserve">Xem hồ sơ đã nhập theo </w:t>
-      </w:r>
       <w:r>
         <w:rPr>
           <w:rFonts w:ascii="Consolas" w:hAnsi="Consolas" w:eastAsia="Consolas"/>
           <w:sz w:val="20"/>
         </w:rPr>
-        <w:t>MA_LK</w:t>
-      </w:r>
-      <w:r>
-        <w:rPr>
-          <w:rFonts w:ascii="Times New Roman" w:hAnsi="Times New Roman" w:eastAsia="Times New Roman"/>
-          <w:sz w:val="22"/>
-        </w:rPr>
-        <w:t>.</w:t>
-      </w:r>
-    </w:p>
-    <w:p>
-      <w:pPr>
-        <w:pStyle w:val="ListBullet"/>
-      </w:pPr>
-      <w:r>
-        <w:rPr>
-          <w:rFonts w:ascii="Times New Roman" w:hAnsi="Times New Roman" w:eastAsia="Times New Roman"/>
-          <w:sz w:val="22"/>
-        </w:rPr>
-        <w:t>Hiển thị dữ liệu từng bảng XML.</w:t>
-      </w:r>
-    </w:p>
-    <w:p>
-      <w:pPr>
-        <w:pStyle w:val="ListBullet"/>
-      </w:pPr>
-      <w:r>
-        <w:rPr>
-          <w:rFonts w:ascii="Times New Roman" w:hAnsi="Times New Roman" w:eastAsia="Times New Roman"/>
-          <w:sz w:val="22"/>
-        </w:rPr>
-        <w:t>Chỉnh sửa một số trường cần hiệu chỉnh.</w:t>
-      </w:r>
-    </w:p>
-    <w:p>
-      <w:pPr>
-        <w:pStyle w:val="ListBullet"/>
-      </w:pPr>
-      <w:r>
-        <w:rPr>
-          <w:rFonts w:ascii="Times New Roman" w:hAnsi="Times New Roman" w:eastAsia="Times New Roman"/>
-          <w:sz w:val="22"/>
-        </w:rPr>
-        <w:t>Chạy lại kiểm tra sau chỉnh sửa.</w:t>
-      </w:r>
-    </w:p>
-    <w:p/>
-    <w:p>
-      <w:pPr>
-        <w:pStyle w:val="Heading3"/>
-      </w:pPr>
-      <w:r>
-        <w:rPr>
-          <w:rFonts w:ascii="Times New Roman" w:hAnsi="Times New Roman" w:eastAsia="Times New Roman"/>
-          <w:sz w:val="22"/>
-        </w:rPr>
-        <w:t>10.7. Kho lưu trữ</w:t>
-      </w:r>
-    </w:p>
-    <w:p/>
-    <w:p>
-      <w:pPr>
-        <w:spacing w:after="120"/>
-      </w:pPr>
-      <w:r>
-        <w:rPr>
-          <w:rFonts w:ascii="Times New Roman" w:hAnsi="Times New Roman" w:eastAsia="Times New Roman"/>
-          <w:sz w:val="22"/>
-        </w:rPr>
-        <w:t>Chức năng chính:</w:t>
-      </w:r>
-    </w:p>
-    <w:p/>
-    <w:p>
-      <w:pPr>
-        <w:pStyle w:val="ListBullet"/>
-      </w:pPr>
-      <w:r>
-        <w:rPr>
-          <w:rFonts w:ascii="Times New Roman" w:hAnsi="Times New Roman" w:eastAsia="Times New Roman"/>
-          <w:sz w:val="22"/>
-        </w:rPr>
-        <w:t>Lưu toàn bộ hồ sơ theo mã liên kết.</w:t>
-      </w:r>
-    </w:p>
-    <w:p>
-      <w:pPr>
-        <w:pStyle w:val="ListBullet"/>
-      </w:pPr>
-      <w:r>
-        <w:rPr>
-          <w:rFonts w:ascii="Times New Roman" w:hAnsi="Times New Roman" w:eastAsia="Times New Roman"/>
-          <w:sz w:val="22"/>
-        </w:rPr>
-        <w:t>Tìm kiếm, lọc, thống kê hồ sơ đang có.</w:t>
-      </w:r>
-    </w:p>
-    <w:p>
-      <w:pPr>
-        <w:pStyle w:val="ListBullet"/>
-      </w:pPr>
-      <w:r>
-        <w:rPr>
-          <w:rFonts w:ascii="Times New Roman" w:hAnsi="Times New Roman" w:eastAsia="Times New Roman"/>
-          <w:sz w:val="22"/>
-        </w:rPr>
-        <w:t>Là nguồn dữ liệu cho báo cáo và tái giám định.</w:t>
-      </w:r>
-    </w:p>
-    <w:p/>
-    <w:p>
-      <w:pPr>
-        <w:pStyle w:val="Heading3"/>
-      </w:pPr>
-      <w:r>
-        <w:rPr>
-          <w:rFonts w:ascii="Times New Roman" w:hAnsi="Times New Roman" w:eastAsia="Times New Roman"/>
-          <w:sz w:val="22"/>
-        </w:rPr>
-        <w:t>10.8. Quản lý luật và quy tắc ON/OFF</w:t>
-      </w:r>
-    </w:p>
-    <w:p/>
-    <w:p>
-      <w:pPr>
-        <w:spacing w:after="120"/>
-      </w:pPr>
-      <w:r>
-        <w:rPr>
-          <w:rFonts w:ascii="Times New Roman" w:hAnsi="Times New Roman" w:eastAsia="Times New Roman"/>
-          <w:sz w:val="22"/>
-        </w:rPr>
-        <w:t>Chức năng chính:</w:t>
-      </w:r>
-    </w:p>
-    <w:p/>
-    <w:p>
-      <w:pPr>
-        <w:pStyle w:val="ListBullet"/>
-      </w:pPr>
-      <w:r>
-        <w:rPr>
-          <w:rFonts w:ascii="Times New Roman" w:hAnsi="Times New Roman" w:eastAsia="Times New Roman"/>
-          <w:sz w:val="22"/>
-        </w:rPr>
-        <w:t>Hiển thị dataset luật hiện hành.</w:t>
-      </w:r>
-    </w:p>
-    <w:p>
-      <w:pPr>
-        <w:pStyle w:val="ListBullet"/>
-      </w:pPr>
-      <w:r>
-        <w:rPr>
-          <w:rFonts w:ascii="Times New Roman" w:hAnsi="Times New Roman" w:eastAsia="Times New Roman"/>
-          <w:sz w:val="22"/>
-        </w:rPr>
-        <w:t>Bật/tắt rule nội bộ.</w:t>
-      </w:r>
-    </w:p>
-    <w:p>
-      <w:pPr>
-        <w:pStyle w:val="ListBullet"/>
-      </w:pPr>
-      <w:r>
-        <w:rPr>
-          <w:rFonts w:ascii="Times New Roman" w:hAnsi="Times New Roman" w:eastAsia="Times New Roman"/>
-          <w:sz w:val="22"/>
-        </w:rPr>
-        <w:t>Quản trị luật hardcoded theo nhóm.</w:t>
-      </w:r>
-    </w:p>
-    <w:p>
-      <w:pPr>
-        <w:pStyle w:val="ListBullet"/>
-      </w:pPr>
-      <w:r>
-        <w:rPr>
-          <w:rFonts w:ascii="Times New Roman" w:hAnsi="Times New Roman" w:eastAsia="Times New Roman"/>
-          <w:sz w:val="22"/>
-        </w:rPr>
-        <w:t>Quản trị seed luật dữ liệu.</w:t>
-      </w:r>
-    </w:p>
-    <w:p/>
-    <w:p>
-      <w:pPr>
-        <w:spacing w:after="120"/>
-      </w:pPr>
-      <w:r>
-        <w:rPr>
-          <w:rFonts w:ascii="Times New Roman" w:hAnsi="Times New Roman" w:eastAsia="Times New Roman"/>
-          <w:sz w:val="22"/>
-        </w:rPr>
-        <w:t>Nguyên tắc bảo trì:</w:t>
-      </w:r>
-    </w:p>
-    <w:p/>
-    <w:p>
-      <w:pPr>
-        <w:pStyle w:val="ListBullet"/>
-      </w:pPr>
-      <w:r>
-        <w:rPr>
-          <w:rFonts w:ascii="Times New Roman" w:hAnsi="Times New Roman" w:eastAsia="Times New Roman"/>
-          <w:sz w:val="22"/>
-        </w:rPr>
-        <w:t>Khi cần giảm nhiễu hoặc vô hiệu hóa rule hardcoded, ưu tiên chỉnh trạng thái ON/OFF trong dữ liệu cấu hình thay vì sửa tay vào artefact sinh từ Excel.</w:t>
-      </w:r>
-    </w:p>
-    <w:p/>
-    <w:p>
-      <w:pPr>
-        <w:pStyle w:val="Heading3"/>
-      </w:pPr>
-      <w:r>
-        <w:rPr>
-          <w:rFonts w:ascii="Times New Roman" w:hAnsi="Times New Roman" w:eastAsia="Times New Roman"/>
-          <w:sz w:val="22"/>
-        </w:rPr>
-        <w:t>10.9. Quản lý danh mục và danh mục Bộ Y tế</w:t>
-      </w:r>
-    </w:p>
-    <w:p/>
-    <w:p>
-      <w:pPr>
-        <w:spacing w:after="120"/>
-      </w:pPr>
-      <w:r>
-        <w:rPr>
-          <w:rFonts w:ascii="Times New Roman" w:hAnsi="Times New Roman" w:eastAsia="Times New Roman"/>
-          <w:sz w:val="22"/>
-        </w:rPr>
-        <w:t>Chức năng chính:</w:t>
-      </w:r>
-    </w:p>
-    <w:p/>
-    <w:p>
-      <w:pPr>
-        <w:pStyle w:val="ListBullet"/>
-      </w:pPr>
-      <w:r>
-        <w:rPr>
-          <w:rFonts w:ascii="Times New Roman" w:hAnsi="Times New Roman" w:eastAsia="Times New Roman"/>
-          <w:sz w:val="22"/>
-        </w:rPr>
-        <w:t>Quản trị danh mục nội bộ.</w:t>
-      </w:r>
-    </w:p>
-    <w:p>
-      <w:pPr>
-        <w:pStyle w:val="ListBullet"/>
-      </w:pPr>
-      <w:r>
-        <w:rPr>
-          <w:rFonts w:ascii="Times New Roman" w:hAnsi="Times New Roman" w:eastAsia="Times New Roman"/>
-          <w:sz w:val="22"/>
-        </w:rPr>
-        <w:t>Đồng bộ hoặc kiểm tra đối chiếu danh mục chuẩn.</w:t>
-      </w:r>
-    </w:p>
-    <w:p>
-      <w:pPr>
-        <w:pStyle w:val="ListBullet"/>
-      </w:pPr>
-      <w:r>
-        <w:rPr>
-          <w:rFonts w:ascii="Times New Roman" w:hAnsi="Times New Roman" w:eastAsia="Times New Roman"/>
-          <w:sz w:val="22"/>
-        </w:rPr>
-        <w:t>Quản lý danh mục dùng chung Bộ Y tế theo module hiện hành.</w:t>
-      </w:r>
-    </w:p>
-    <w:p/>
-    <w:p>
-      <w:pPr>
-        <w:pStyle w:val="Heading3"/>
-      </w:pPr>
-      <w:r>
-        <w:rPr>
-          <w:rFonts w:ascii="Times New Roman" w:hAnsi="Times New Roman" w:eastAsia="Times New Roman"/>
-          <w:sz w:val="22"/>
-        </w:rPr>
-        <w:t>10.10. Quản lý chuyên môn</w:t>
-      </w:r>
-    </w:p>
-    <w:p/>
-    <w:p>
-      <w:pPr>
-        <w:spacing w:after="120"/>
-      </w:pPr>
-      <w:r>
-        <w:rPr>
-          <w:rFonts w:ascii="Times New Roman" w:hAnsi="Times New Roman" w:eastAsia="Times New Roman"/>
-          <w:sz w:val="22"/>
-        </w:rPr>
-        <w:t>Chức năng chính:</w:t>
-      </w:r>
-    </w:p>
-    <w:p/>
-    <w:p>
-      <w:pPr>
-        <w:pStyle w:val="ListBullet"/>
-      </w:pPr>
-      <w:r>
-        <w:rPr>
-          <w:rFonts w:ascii="Times New Roman" w:hAnsi="Times New Roman" w:eastAsia="Times New Roman"/>
-          <w:sz w:val="22"/>
-        </w:rPr>
-        <w:t>Quản lý phác đồ, quy trình hoặc nội dung chuyên môn hỗ trợ kiểm tra.</w:t>
-      </w:r>
-    </w:p>
-    <w:p>
-      <w:pPr>
-        <w:pStyle w:val="ListBullet"/>
-      </w:pPr>
-      <w:r>
-        <w:rPr>
-          <w:rFonts w:ascii="Times New Roman" w:hAnsi="Times New Roman" w:eastAsia="Times New Roman"/>
-          <w:sz w:val="22"/>
-        </w:rPr>
-        <w:t>Kết nối với các rule chuyên đề khi cần.</w:t>
-      </w:r>
-    </w:p>
-    <w:p/>
-    <w:p>
-      <w:pPr>
-        <w:pStyle w:val="Heading3"/>
-      </w:pPr>
-      <w:r>
-        <w:rPr>
-          <w:rFonts w:ascii="Times New Roman" w:hAnsi="Times New Roman" w:eastAsia="Times New Roman"/>
-          <w:sz w:val="22"/>
-        </w:rPr>
-        <w:t>10.11. Báo cáo và thống kê</w:t>
-      </w:r>
-    </w:p>
-    <w:p/>
-    <w:p>
-      <w:pPr>
-        <w:spacing w:after="120"/>
-      </w:pPr>
-      <w:r>
-        <w:rPr>
-          <w:rFonts w:ascii="Times New Roman" w:hAnsi="Times New Roman" w:eastAsia="Times New Roman"/>
-          <w:sz w:val="22"/>
-        </w:rPr>
-        <w:t>Chức năng chính:</w:t>
-      </w:r>
-    </w:p>
-    <w:p/>
-    <w:p>
-      <w:pPr>
-        <w:pStyle w:val="ListBullet"/>
-      </w:pPr>
-      <w:r>
-        <w:rPr>
-          <w:rFonts w:ascii="Times New Roman" w:hAnsi="Times New Roman" w:eastAsia="Times New Roman"/>
-          <w:sz w:val="22"/>
-        </w:rPr>
-        <w:t>Tổng hợp hồ sơ trong kho theo khoảng thời gian.</w:t>
-      </w:r>
-    </w:p>
-    <w:p>
-      <w:pPr>
-        <w:pStyle w:val="ListBullet"/>
-      </w:pPr>
-      <w:r>
-        <w:rPr>
-          <w:rFonts w:ascii="Times New Roman" w:hAnsi="Times New Roman" w:eastAsia="Times New Roman"/>
-          <w:sz w:val="22"/>
-        </w:rPr>
-        <w:t>Thống kê theo khoa, bác sĩ, quy tắc và xu hướng.</w:t>
-      </w:r>
-    </w:p>
-    <w:p>
-      <w:pPr>
-        <w:pStyle w:val="ListBullet"/>
-      </w:pPr>
-      <w:r>
-        <w:rPr>
-          <w:rFonts w:ascii="Times New Roman" w:hAnsi="Times New Roman" w:eastAsia="Times New Roman"/>
-          <w:sz w:val="22"/>
-        </w:rPr>
-        <w:t>Tính chi phí ảnh hưởng ước tính.</w:t>
-      </w:r>
-    </w:p>
-    <w:p>
-      <w:pPr>
-        <w:pStyle w:val="ListBullet"/>
-      </w:pPr>
-      <w:r>
-        <w:rPr>
-          <w:rFonts w:ascii="Times New Roman" w:hAnsi="Times New Roman" w:eastAsia="Times New Roman"/>
-          <w:sz w:val="22"/>
-        </w:rPr>
-        <w:t>Xuất Excel đa sheet.</w:t>
-      </w:r>
-    </w:p>
-    <w:p/>
-    <w:p>
-      <w:pPr>
-        <w:pStyle w:val="Heading3"/>
-      </w:pPr>
-      <w:r>
-        <w:rPr>
-          <w:rFonts w:ascii="Times New Roman" w:hAnsi="Times New Roman" w:eastAsia="Times New Roman"/>
-          <w:sz w:val="22"/>
-        </w:rPr>
-        <w:t>10.12. XML1 đến XML6</w:t>
-      </w:r>
-    </w:p>
-    <w:p/>
-    <w:p>
-      <w:pPr>
-        <w:spacing w:after="120"/>
-      </w:pPr>
-      <w:r>
-        <w:rPr>
-          <w:rFonts w:ascii="Times New Roman" w:hAnsi="Times New Roman" w:eastAsia="Times New Roman"/>
-          <w:sz w:val="22"/>
-        </w:rPr>
-        <w:t>Chức năng chính:</w:t>
-      </w:r>
-    </w:p>
-    <w:p/>
-    <w:p>
-      <w:pPr>
-        <w:pStyle w:val="ListBullet"/>
-      </w:pPr>
-      <w:r>
-        <w:rPr>
-          <w:rFonts w:ascii="Times New Roman" w:hAnsi="Times New Roman" w:eastAsia="Times New Roman"/>
-          <w:sz w:val="22"/>
-        </w:rPr>
-        <w:t>Quản trị từng lớp dữ liệu XML chuẩn.</w:t>
-      </w:r>
-    </w:p>
-    <w:p>
-      <w:pPr>
-        <w:pStyle w:val="ListBullet"/>
-      </w:pPr>
-      <w:r>
-        <w:rPr>
-          <w:rFonts w:ascii="Times New Roman" w:hAnsi="Times New Roman" w:eastAsia="Times New Roman"/>
-          <w:sz w:val="22"/>
-        </w:rPr>
-        <w:t>Cho phép rà soát chi tiết từng bảng.</w:t>
-      </w:r>
-    </w:p>
-    <w:p>
-      <w:pPr>
-        <w:pStyle w:val="ListBullet"/>
-      </w:pPr>
-      <w:r>
-        <w:rPr>
-          <w:rFonts w:ascii="Times New Roman" w:hAnsi="Times New Roman" w:eastAsia="Times New Roman"/>
-          <w:sz w:val="22"/>
-        </w:rPr>
-        <w:t>Hỗ trợ đối chiếu cấu trúc và trường dữ liệu.</w:t>
-      </w:r>
-    </w:p>
-    <w:p/>
-    <w:p>
-      <w:pPr>
-        <w:pStyle w:val="Heading2"/>
-      </w:pPr>
-      <w:r>
-        <w:rPr>
-          <w:rFonts w:ascii="Times New Roman" w:hAnsi="Times New Roman" w:eastAsia="Times New Roman"/>
-          <w:sz w:val="22"/>
-        </w:rPr>
-        <w:t>11. Luồng xử lý nghiệp vụ end-to-end</w:t>
-      </w:r>
-    </w:p>
-    <w:p/>
-    <w:p>
-      <w:pPr>
-        <w:pStyle w:val="Heading3"/>
-      </w:pPr>
-      <w:r>
-        <w:rPr>
-          <w:rFonts w:ascii="Times New Roman" w:hAnsi="Times New Roman" w:eastAsia="Times New Roman"/>
-          <w:sz w:val="22"/>
-        </w:rPr>
-        <w:t>11.1. Luồng khởi động</w:t>
-      </w:r>
-    </w:p>
-    <w:p/>
-    <w:p>
-      <w:pPr>
-        <w:pStyle w:val="ListNumber"/>
-      </w:pPr>
-      <w:r>
-        <w:rPr>
-          <w:rFonts w:ascii="Times New Roman" w:hAnsi="Times New Roman" w:eastAsia="Times New Roman"/>
-          <w:sz w:val="22"/>
-        </w:rPr>
-        <w:t>Người dùng mở ứng dụng.</w:t>
-      </w:r>
-    </w:p>
-    <w:p>
-      <w:pPr>
-        <w:pStyle w:val="ListNumber"/>
-      </w:pPr>
+        <w:t>xml/xml1</w:t>
+      </w:r>
+      <w:r>
+        <w:rPr>
+          <w:rFonts w:ascii="Times New Roman" w:hAnsi="Times New Roman" w:eastAsia="Times New Roman"/>
+          <w:sz w:val="22"/>
+        </w:rPr>
+        <w:t xml:space="preserve"> đến </w:t>
+      </w:r>
       <w:r>
         <w:rPr>
           <w:rFonts w:ascii="Consolas" w:hAnsi="Consolas" w:eastAsia="Consolas"/>
           <w:sz w:val="20"/>
         </w:rPr>
-        <w:t>App.jsx</w:t>
-      </w:r>
-      <w:r>
-        <w:rPr>
-          <w:rFonts w:ascii="Times New Roman" w:hAnsi="Times New Roman" w:eastAsia="Times New Roman"/>
-          <w:sz w:val="22"/>
-        </w:rPr>
-        <w:t xml:space="preserve"> khởi tạo theme, font và container.</w:t>
-      </w:r>
-    </w:p>
-    <w:p>
-      <w:pPr>
-        <w:pStyle w:val="ListNumber"/>
-      </w:pPr>
+        <w:t>xml/xml6</w:t>
+      </w:r>
+      <w:r>
+        <w:rPr>
+          <w:rFonts w:ascii="Times New Roman" w:hAnsi="Times New Roman" w:eastAsia="Times New Roman"/>
+          <w:sz w:val="22"/>
+        </w:rPr>
+        <w:t xml:space="preserve"> cho quản lý các bảng XML chi tiết.</w:t>
+      </w:r>
+    </w:p>
+    <w:p/>
+    <w:p>
+      <w:pPr>
+        <w:pStyle w:val="Heading2"/>
+      </w:pPr>
+      <w:r>
+        <w:rPr>
+          <w:rFonts w:ascii="Times New Roman" w:hAnsi="Times New Roman" w:eastAsia="Times New Roman"/>
+          <w:sz w:val="22"/>
+        </w:rPr>
+        <w:t>10. Mô tả các phân hệ chức năng</w:t>
+      </w:r>
+    </w:p>
+    <w:p/>
+    <w:p>
+      <w:pPr>
+        <w:pStyle w:val="Heading3"/>
+      </w:pPr>
+      <w:r>
+        <w:rPr>
+          <w:rFonts w:ascii="Times New Roman" w:hAnsi="Times New Roman" w:eastAsia="Times New Roman"/>
+          <w:sz w:val="22"/>
+        </w:rPr>
+        <w:t>10.1. Đăng nhập và quản lý phiên</w:t>
+      </w:r>
+    </w:p>
+    <w:p/>
+    <w:p>
+      <w:pPr>
+        <w:spacing w:after="120"/>
+      </w:pPr>
+      <w:r>
+        <w:rPr>
+          <w:rFonts w:ascii="Times New Roman" w:hAnsi="Times New Roman" w:eastAsia="Times New Roman"/>
+          <w:sz w:val="22"/>
+        </w:rPr>
+        <w:t>Chức năng chính:</w:t>
+      </w:r>
+    </w:p>
+    <w:p/>
+    <w:p>
+      <w:pPr>
+        <w:pStyle w:val="ListBullet"/>
+      </w:pPr>
+      <w:r>
+        <w:rPr>
+          <w:rFonts w:ascii="Times New Roman" w:hAnsi="Times New Roman" w:eastAsia="Times New Roman"/>
+          <w:sz w:val="22"/>
+        </w:rPr>
+        <w:t>Xác thực người dùng.</w:t>
+      </w:r>
+    </w:p>
+    <w:p>
+      <w:pPr>
+        <w:pStyle w:val="ListBullet"/>
+      </w:pPr>
+      <w:r>
+        <w:rPr>
+          <w:rFonts w:ascii="Times New Roman" w:hAnsi="Times New Roman" w:eastAsia="Times New Roman"/>
+          <w:sz w:val="22"/>
+        </w:rPr>
+        <w:t>Khởi tạo phiên làm việc.</w:t>
+      </w:r>
+    </w:p>
+    <w:p>
+      <w:pPr>
+        <w:pStyle w:val="ListBullet"/>
+      </w:pPr>
+      <w:r>
+        <w:rPr>
+          <w:rFonts w:ascii="Times New Roman" w:hAnsi="Times New Roman" w:eastAsia="Times New Roman"/>
+          <w:sz w:val="22"/>
+        </w:rPr>
+        <w:t>Khôi phục phiên khi mở lại ứng dụng.</w:t>
+      </w:r>
+    </w:p>
+    <w:p>
+      <w:pPr>
+        <w:pStyle w:val="ListBullet"/>
+      </w:pPr>
+      <w:r>
+        <w:rPr>
+          <w:rFonts w:ascii="Times New Roman" w:hAnsi="Times New Roman" w:eastAsia="Times New Roman"/>
+          <w:sz w:val="22"/>
+        </w:rPr>
+        <w:t>Chuyển hướng theo trạng thái đăng nhập.</w:t>
+      </w:r>
+    </w:p>
+    <w:p/>
+    <w:p>
+      <w:pPr>
+        <w:spacing w:after="120"/>
+      </w:pPr>
+      <w:r>
+        <w:rPr>
+          <w:rFonts w:ascii="Times New Roman" w:hAnsi="Times New Roman" w:eastAsia="Times New Roman"/>
+          <w:sz w:val="22"/>
+        </w:rPr>
+        <w:t>Yêu cầu chính:</w:t>
+      </w:r>
+    </w:p>
+    <w:p/>
+    <w:p>
+      <w:pPr>
+        <w:pStyle w:val="ListBullet"/>
+      </w:pPr>
+      <w:r>
+        <w:rPr>
+          <w:rFonts w:ascii="Times New Roman" w:hAnsi="Times New Roman" w:eastAsia="Times New Roman"/>
+          <w:sz w:val="22"/>
+        </w:rPr>
+        <w:t>Tài khoản phải tồn tại và đủ quyền.</w:t>
+      </w:r>
+    </w:p>
+    <w:p>
+      <w:pPr>
+        <w:pStyle w:val="ListBullet"/>
+      </w:pPr>
+      <w:r>
+        <w:rPr>
+          <w:rFonts w:ascii="Times New Roman" w:hAnsi="Times New Roman" w:eastAsia="Times New Roman"/>
+          <w:sz w:val="22"/>
+        </w:rPr>
+        <w:t>Email được chuẩn hóa khi kiểm tra RBAC.</w:t>
+      </w:r>
+    </w:p>
+    <w:p>
+      <w:pPr>
+        <w:pStyle w:val="ListBullet"/>
+      </w:pPr>
+      <w:r>
+        <w:rPr>
+          <w:rFonts w:ascii="Times New Roman" w:hAnsi="Times New Roman" w:eastAsia="Times New Roman"/>
+          <w:sz w:val="22"/>
+        </w:rPr>
+        <w:t>Người dùng không hợp lệ không được đi thẳng vào màn hình nội bộ qua deep link.</w:t>
+      </w:r>
+    </w:p>
+    <w:p/>
+    <w:p>
+      <w:pPr>
+        <w:pStyle w:val="Heading3"/>
+      </w:pPr>
+      <w:r>
+        <w:rPr>
+          <w:rFonts w:ascii="Times New Roman" w:hAnsi="Times New Roman" w:eastAsia="Times New Roman"/>
+          <w:sz w:val="22"/>
+        </w:rPr>
+        <w:t>10.2. Tổng quan</w:t>
+      </w:r>
+    </w:p>
+    <w:p/>
+    <w:p>
+      <w:pPr>
+        <w:spacing w:after="120"/>
+      </w:pPr>
+      <w:r>
+        <w:rPr>
+          <w:rFonts w:ascii="Times New Roman" w:hAnsi="Times New Roman" w:eastAsia="Times New Roman"/>
+          <w:sz w:val="22"/>
+        </w:rPr>
+        <w:t>Chức năng chính:</w:t>
+      </w:r>
+    </w:p>
+    <w:p/>
+    <w:p>
+      <w:pPr>
+        <w:pStyle w:val="ListBullet"/>
+      </w:pPr>
+      <w:r>
+        <w:rPr>
+          <w:rFonts w:ascii="Times New Roman" w:hAnsi="Times New Roman" w:eastAsia="Times New Roman"/>
+          <w:sz w:val="22"/>
+        </w:rPr>
+        <w:t>Là màn hình hub sau đăng nhập.</w:t>
+      </w:r>
+    </w:p>
+    <w:p>
+      <w:pPr>
+        <w:pStyle w:val="ListBullet"/>
+      </w:pPr>
+      <w:r>
+        <w:rPr>
+          <w:rFonts w:ascii="Times New Roman" w:hAnsi="Times New Roman" w:eastAsia="Times New Roman"/>
+          <w:sz w:val="22"/>
+        </w:rPr>
+        <w:t>Điều hướng tới các phân hệ được cấp quyền.</w:t>
+      </w:r>
+    </w:p>
+    <w:p>
+      <w:pPr>
+        <w:pStyle w:val="ListBullet"/>
+      </w:pPr>
+      <w:r>
+        <w:rPr>
+          <w:rFonts w:ascii="Times New Roman" w:hAnsi="Times New Roman" w:eastAsia="Times New Roman"/>
+          <w:sz w:val="22"/>
+        </w:rPr>
+        <w:t>Hiển thị nhóm chức năng cốt lõi theo vai trò.</w:t>
+      </w:r>
+    </w:p>
+    <w:p/>
+    <w:p>
+      <w:pPr>
+        <w:pStyle w:val="Heading3"/>
+      </w:pPr>
+      <w:r>
+        <w:rPr>
+          <w:rFonts w:ascii="Times New Roman" w:hAnsi="Times New Roman" w:eastAsia="Times New Roman"/>
+          <w:sz w:val="22"/>
+        </w:rPr>
+        <w:t>10.3. Helper hệ thống</w:t>
+      </w:r>
+    </w:p>
+    <w:p/>
+    <w:p>
+      <w:pPr>
+        <w:spacing w:after="120"/>
+      </w:pPr>
+      <w:r>
+        <w:rPr>
+          <w:rFonts w:ascii="Times New Roman" w:hAnsi="Times New Roman" w:eastAsia="Times New Roman"/>
+          <w:sz w:val="22"/>
+        </w:rPr>
+        <w:t>Chức năng chính:</w:t>
+      </w:r>
+    </w:p>
+    <w:p/>
+    <w:p>
+      <w:pPr>
+        <w:pStyle w:val="ListBullet"/>
+      </w:pPr>
+      <w:r>
+        <w:rPr>
+          <w:rFonts w:ascii="Times New Roman" w:hAnsi="Times New Roman" w:eastAsia="Times New Roman"/>
+          <w:sz w:val="22"/>
+        </w:rPr>
+        <w:t>Kiểm tra khả năng đọc/ghi Firebase.</w:t>
+      </w:r>
+    </w:p>
+    <w:p>
+      <w:pPr>
+        <w:pStyle w:val="ListBullet"/>
+      </w:pPr>
+      <w:r>
+        <w:rPr>
+          <w:rFonts w:ascii="Times New Roman" w:hAnsi="Times New Roman" w:eastAsia="Times New Roman"/>
+          <w:sz w:val="22"/>
+        </w:rPr>
+        <w:t>Đồng bộ cấu hình, danh mục hoặc dataset lên Firebase.</w:t>
+      </w:r>
+    </w:p>
+    <w:p>
+      <w:pPr>
+        <w:pStyle w:val="ListBullet"/>
+      </w:pPr>
+      <w:r>
+        <w:rPr>
+          <w:rFonts w:ascii="Times New Roman" w:hAnsi="Times New Roman" w:eastAsia="Times New Roman"/>
+          <w:sz w:val="22"/>
+        </w:rPr>
+        <w:t>Tải dữ liệu cloud về cục bộ.</w:t>
+      </w:r>
+    </w:p>
+    <w:p>
+      <w:pPr>
+        <w:pStyle w:val="ListBullet"/>
+      </w:pPr>
+      <w:r>
+        <w:rPr>
+          <w:rFonts w:ascii="Times New Roman" w:hAnsi="Times New Roman" w:eastAsia="Times New Roman"/>
+          <w:sz w:val="22"/>
+        </w:rPr>
+        <w:t>Sao lưu và phục hồi dữ liệu hệ thống.</w:t>
+      </w:r>
+    </w:p>
+    <w:p>
+      <w:pPr>
+        <w:pStyle w:val="ListBullet"/>
+      </w:pPr>
+      <w:r>
+        <w:rPr>
+          <w:rFonts w:ascii="Times New Roman" w:hAnsi="Times New Roman" w:eastAsia="Times New Roman"/>
+          <w:sz w:val="22"/>
+        </w:rPr>
+        <w:t>Hỗ trợ vận hành và chẩn đoán sự cố.</w:t>
+      </w:r>
+    </w:p>
+    <w:p/>
+    <w:p>
+      <w:pPr>
+        <w:pStyle w:val="Heading3"/>
+      </w:pPr>
+      <w:r>
+        <w:rPr>
+          <w:rFonts w:ascii="Times New Roman" w:hAnsi="Times New Roman" w:eastAsia="Times New Roman"/>
+          <w:sz w:val="22"/>
+        </w:rPr>
+        <w:t>10.4. Phân quyền truy cập</w:t>
+      </w:r>
+    </w:p>
+    <w:p/>
+    <w:p>
+      <w:pPr>
+        <w:spacing w:after="120"/>
+      </w:pPr>
+      <w:r>
+        <w:rPr>
+          <w:rFonts w:ascii="Times New Roman" w:hAnsi="Times New Roman" w:eastAsia="Times New Roman"/>
+          <w:sz w:val="22"/>
+        </w:rPr>
+        <w:t>Chức năng chính:</w:t>
+      </w:r>
+    </w:p>
+    <w:p/>
+    <w:p>
+      <w:pPr>
+        <w:pStyle w:val="ListBullet"/>
+      </w:pPr>
+      <w:r>
+        <w:rPr>
+          <w:rFonts w:ascii="Times New Roman" w:hAnsi="Times New Roman" w:eastAsia="Times New Roman"/>
+          <w:sz w:val="22"/>
+        </w:rPr>
+        <w:t>Tạo và khóa tài khoản.</w:t>
+      </w:r>
+    </w:p>
+    <w:p>
+      <w:pPr>
+        <w:pStyle w:val="ListBullet"/>
+      </w:pPr>
+      <w:r>
+        <w:rPr>
+          <w:rFonts w:ascii="Times New Roman" w:hAnsi="Times New Roman" w:eastAsia="Times New Roman"/>
+          <w:sz w:val="22"/>
+        </w:rPr>
+        <w:t>Gán vai trò hoặc binding quyền cho người dùng.</w:t>
+      </w:r>
+    </w:p>
+    <w:p>
+      <w:pPr>
+        <w:pStyle w:val="ListBullet"/>
+      </w:pPr>
+      <w:r>
+        <w:rPr>
+          <w:rFonts w:ascii="Times New Roman" w:hAnsi="Times New Roman" w:eastAsia="Times New Roman"/>
+          <w:sz w:val="22"/>
+        </w:rPr>
+        <w:t>Quản lý matrix quyền theo màn hình/tác vụ.</w:t>
+      </w:r>
+    </w:p>
+    <w:p>
+      <w:pPr>
+        <w:pStyle w:val="ListBullet"/>
+      </w:pPr>
+      <w:r>
+        <w:rPr>
+          <w:rFonts w:ascii="Times New Roman" w:hAnsi="Times New Roman" w:eastAsia="Times New Roman"/>
+          <w:sz w:val="22"/>
+        </w:rPr>
+        <w:t xml:space="preserve">Ép </w:t>
+      </w:r>
       <w:r>
         <w:rPr>
           <w:rFonts w:ascii="Consolas" w:hAnsi="Consolas" w:eastAsia="Consolas"/>
           <w:sz w:val="20"/>
         </w:rPr>
-        <w:t>DieuHuongChinh</w:t>
-      </w:r>
-      <w:r>
-        <w:rPr>
-          <w:rFonts w:ascii="Times New Roman" w:hAnsi="Times New Roman" w:eastAsia="Times New Roman"/>
-          <w:sz w:val="22"/>
-        </w:rPr>
-        <w:t xml:space="preserve"> đọc trạng thái điều hướng đã lưu.</w:t>
-      </w:r>
-    </w:p>
-    <w:p>
-      <w:pPr>
-        <w:pStyle w:val="ListNumber"/>
-      </w:pPr>
-      <w:r>
-        <w:rPr>
-          <w:rFonts w:ascii="Times New Roman" w:hAnsi="Times New Roman" w:eastAsia="Times New Roman"/>
-          <w:sz w:val="22"/>
-        </w:rPr>
-        <w:t>Hệ thống kiểm tra phiên đăng nhập.</w:t>
-      </w:r>
-    </w:p>
-    <w:p>
-      <w:pPr>
-        <w:pStyle w:val="ListNumber"/>
-      </w:pPr>
-      <w:r>
-        <w:rPr>
-          <w:rFonts w:ascii="Times New Roman" w:hAnsi="Times New Roman" w:eastAsia="Times New Roman"/>
-          <w:sz w:val="22"/>
-        </w:rPr>
-        <w:t>Nếu có deep link hoặc route không hợp lệ, hệ thống điều chỉnh về màn hình hợp lệ theo quyền.</w:t>
+        <w:t>ROLE_ADMIN</w:t>
+      </w:r>
+      <w:r>
+        <w:rPr>
+          <w:rFonts w:ascii="Times New Roman" w:hAnsi="Times New Roman" w:eastAsia="Times New Roman"/>
+          <w:sz w:val="22"/>
+        </w:rPr>
+        <w:t xml:space="preserve"> có full quyền ở cả UI và engine.</w:t>
       </w:r>
     </w:p>
     <w:p/>
@@ -3805,27 +3128,126 @@
           <w:rFonts w:ascii="Times New Roman" w:hAnsi="Times New Roman" w:eastAsia="Times New Roman"/>
           <w:sz w:val="22"/>
         </w:rPr>
-        <w:t>11.2. Luồng nhập và kiểm tra hồ sơ</w:t>
+        <w:t>10.5. Đọc XML và kiểm tra hồ sơ</w:t>
       </w:r>
     </w:p>
     <w:p/>
     <w:p>
       <w:pPr>
-        <w:pStyle w:val="ListNumber"/>
-      </w:pPr>
-      <w:r>
-        <w:rPr>
-          <w:rFonts w:ascii="Times New Roman" w:hAnsi="Times New Roman" w:eastAsia="Times New Roman"/>
-          <w:sz w:val="22"/>
-        </w:rPr>
-        <w:t xml:space="preserve">Người dùng vào </w:t>
+        <w:spacing w:after="120"/>
+      </w:pPr>
+      <w:r>
+        <w:rPr>
+          <w:rFonts w:ascii="Times New Roman" w:hAnsi="Times New Roman" w:eastAsia="Times New Roman"/>
+          <w:sz w:val="22"/>
+        </w:rPr>
+        <w:t>Chức năng chính:</w:t>
+      </w:r>
+    </w:p>
+    <w:p/>
+    <w:p>
+      <w:pPr>
+        <w:pStyle w:val="ListBullet"/>
+      </w:pPr>
+      <w:r>
+        <w:rPr>
+          <w:rFonts w:ascii="Times New Roman" w:hAnsi="Times New Roman" w:eastAsia="Times New Roman"/>
+          <w:sz w:val="22"/>
+        </w:rPr>
+        <w:t>Chọn tệp XML đầu vào.</w:t>
+      </w:r>
+    </w:p>
+    <w:p>
+      <w:pPr>
+        <w:pStyle w:val="ListBullet"/>
+      </w:pPr>
+      <w:r>
+        <w:rPr>
+          <w:rFonts w:ascii="Times New Roman" w:hAnsi="Times New Roman" w:eastAsia="Times New Roman"/>
+          <w:sz w:val="22"/>
+        </w:rPr>
+        <w:t>Bóc tách XML1 đến XML6.</w:t>
+      </w:r>
+    </w:p>
+    <w:p>
+      <w:pPr>
+        <w:pStyle w:val="ListBullet"/>
+      </w:pPr>
+      <w:r>
+        <w:rPr>
+          <w:rFonts w:ascii="Times New Roman" w:hAnsi="Times New Roman" w:eastAsia="Times New Roman"/>
+          <w:sz w:val="22"/>
+        </w:rPr>
+        <w:t>Chuẩn hóa dữ liệu đầu vào.</w:t>
+      </w:r>
+    </w:p>
+    <w:p>
+      <w:pPr>
+        <w:pStyle w:val="ListBullet"/>
+      </w:pPr>
+      <w:r>
+        <w:rPr>
+          <w:rFonts w:ascii="Times New Roman" w:hAnsi="Times New Roman" w:eastAsia="Times New Roman"/>
+          <w:sz w:val="22"/>
+        </w:rPr>
+        <w:t>Chạy kiểm tra rule engine.</w:t>
+      </w:r>
+    </w:p>
+    <w:p>
+      <w:pPr>
+        <w:pStyle w:val="ListBullet"/>
+      </w:pPr>
+      <w:r>
+        <w:rPr>
+          <w:rFonts w:ascii="Times New Roman" w:hAnsi="Times New Roman" w:eastAsia="Times New Roman"/>
+          <w:sz w:val="22"/>
+        </w:rPr>
+        <w:t>Hiển thị lỗi, cảnh báo, mức độ và rule vi phạm.</w:t>
+      </w:r>
+    </w:p>
+    <w:p/>
+    <w:p>
+      <w:pPr>
+        <w:spacing w:after="120"/>
+      </w:pPr>
+      <w:r>
+        <w:rPr>
+          <w:rFonts w:ascii="Times New Roman" w:hAnsi="Times New Roman" w:eastAsia="Times New Roman"/>
+          <w:sz w:val="22"/>
+        </w:rPr>
+        <w:t>Lưu ý kỹ thuật:</w:t>
+      </w:r>
+    </w:p>
+    <w:p/>
+    <w:p>
+      <w:pPr>
+        <w:pStyle w:val="ListBullet"/>
+      </w:pPr>
+      <w:r>
+        <w:rPr>
+          <w:rFonts w:ascii="Times New Roman" w:hAnsi="Times New Roman" w:eastAsia="Times New Roman"/>
+          <w:sz w:val="22"/>
+        </w:rPr>
+        <w:t>Có chế độ tương thích ngược cho dashboard và màn hình nhập XML.</w:t>
+      </w:r>
+    </w:p>
+    <w:p>
+      <w:pPr>
+        <w:pStyle w:val="ListBullet"/>
+      </w:pPr>
+      <w:r>
+        <w:rPr>
+          <w:rFonts w:ascii="Times New Roman" w:hAnsi="Times New Roman" w:eastAsia="Times New Roman"/>
+          <w:sz w:val="22"/>
+        </w:rPr>
+        <w:t xml:space="preserve">Batch dashboard đi qua </w:t>
       </w:r>
       <w:r>
         <w:rPr>
           <w:rFonts w:ascii="Consolas" w:hAnsi="Consolas" w:eastAsia="Consolas"/>
           <w:sz w:val="20"/>
         </w:rPr>
-        <w:t>DocXML</w:t>
+        <w:t>chayBoMayGiamDinhNhieuHoSoV3</w:t>
       </w:r>
       <w:r>
         <w:rPr>
@@ -3835,78 +3257,6 @@
         <w:t>.</w:t>
       </w:r>
     </w:p>
-    <w:p>
-      <w:pPr>
-        <w:pStyle w:val="ListNumber"/>
-      </w:pPr>
-      <w:r>
-        <w:rPr>
-          <w:rFonts w:ascii="Times New Roman" w:hAnsi="Times New Roman" w:eastAsia="Times New Roman"/>
-          <w:sz w:val="22"/>
-        </w:rPr>
-        <w:t>Chọn một hoặc nhiều tệp XML.</w:t>
-      </w:r>
-    </w:p>
-    <w:p>
-      <w:pPr>
-        <w:pStyle w:val="ListNumber"/>
-      </w:pPr>
-      <w:r>
-        <w:rPr>
-          <w:rFonts w:ascii="Times New Roman" w:hAnsi="Times New Roman" w:eastAsia="Times New Roman"/>
-          <w:sz w:val="22"/>
-        </w:rPr>
-        <w:t>Hệ thống bóc tách dữ liệu XML1 đến XML6.</w:t>
-      </w:r>
-    </w:p>
-    <w:p>
-      <w:pPr>
-        <w:pStyle w:val="ListNumber"/>
-      </w:pPr>
-      <w:r>
-        <w:rPr>
-          <w:rFonts w:ascii="Times New Roman" w:hAnsi="Times New Roman" w:eastAsia="Times New Roman"/>
-          <w:sz w:val="22"/>
-        </w:rPr>
-        <w:t>Dữ liệu được chuẩn hóa và đóng gói thành hồ sơ nội bộ.</w:t>
-      </w:r>
-    </w:p>
-    <w:p>
-      <w:pPr>
-        <w:pStyle w:val="ListNumber"/>
-      </w:pPr>
-      <w:r>
-        <w:rPr>
-          <w:rFonts w:ascii="Times New Roman" w:hAnsi="Times New Roman" w:eastAsia="Times New Roman"/>
-          <w:sz w:val="22"/>
-        </w:rPr>
-        <w:t>Rule engine được kích hoạt để đánh giá dữ liệu.</w:t>
-      </w:r>
-    </w:p>
-    <w:p>
-      <w:pPr>
-        <w:pStyle w:val="ListNumber"/>
-      </w:pPr>
-      <w:r>
-        <w:rPr>
-          <w:rFonts w:ascii="Times New Roman" w:hAnsi="Times New Roman" w:eastAsia="Times New Roman"/>
-          <w:sz w:val="22"/>
-        </w:rPr>
-        <w:t>Kết quả lỗi/cảnh báo trả về UI.</w:t>
-      </w:r>
-    </w:p>
-    <w:p>
-      <w:pPr>
-        <w:pStyle w:val="ListNumber"/>
-      </w:pPr>
-      <w:r>
-        <w:rPr>
-          <w:rFonts w:ascii="Times New Roman" w:hAnsi="Times New Roman" w:eastAsia="Times New Roman"/>
-          <w:sz w:val="22"/>
-        </w:rPr>
-        <w:t>Người dùng có thể lưu vào kho hoặc tiếp tục chỉnh sửa.</w:t>
-      </w:r>
-    </w:p>
     <w:p/>
     <w:p>
       <w:pPr>
@@ -3917,20 +3267,33 @@
           <w:rFonts w:ascii="Times New Roman" w:hAnsi="Times New Roman" w:eastAsia="Times New Roman"/>
           <w:sz w:val="22"/>
         </w:rPr>
-        <w:t>11.3. Luồng lưu kho</w:t>
+        <w:t>10.6. Chi tiết ca bệnh và sửa XML</w:t>
       </w:r>
     </w:p>
     <w:p/>
     <w:p>
       <w:pPr>
-        <w:pStyle w:val="ListNumber"/>
-      </w:pPr>
-      <w:r>
-        <w:rPr>
-          <w:rFonts w:ascii="Times New Roman" w:hAnsi="Times New Roman" w:eastAsia="Times New Roman"/>
-          <w:sz w:val="22"/>
-        </w:rPr>
-        <w:t xml:space="preserve">Hồ sơ hợp lệ hoặc cần theo dõi được lưu theo </w:t>
+        <w:spacing w:after="120"/>
+      </w:pPr>
+      <w:r>
+        <w:rPr>
+          <w:rFonts w:ascii="Times New Roman" w:hAnsi="Times New Roman" w:eastAsia="Times New Roman"/>
+          <w:sz w:val="22"/>
+        </w:rPr>
+        <w:t>Chức năng chính:</w:t>
+      </w:r>
+    </w:p>
+    <w:p/>
+    <w:p>
+      <w:pPr>
+        <w:pStyle w:val="ListBullet"/>
+      </w:pPr>
+      <w:r>
+        <w:rPr>
+          <w:rFonts w:ascii="Times New Roman" w:hAnsi="Times New Roman" w:eastAsia="Times New Roman"/>
+          <w:sz w:val="22"/>
+        </w:rPr>
+        <w:t xml:space="preserve">Xem hồ sơ đã nhập theo </w:t>
       </w:r>
       <w:r>
         <w:rPr>
@@ -3949,6 +3312,485 @@
     </w:p>
     <w:p>
       <w:pPr>
+        <w:pStyle w:val="ListBullet"/>
+      </w:pPr>
+      <w:r>
+        <w:rPr>
+          <w:rFonts w:ascii="Times New Roman" w:hAnsi="Times New Roman" w:eastAsia="Times New Roman"/>
+          <w:sz w:val="22"/>
+        </w:rPr>
+        <w:t>Hiển thị dữ liệu từng bảng XML.</w:t>
+      </w:r>
+    </w:p>
+    <w:p>
+      <w:pPr>
+        <w:pStyle w:val="ListBullet"/>
+      </w:pPr>
+      <w:r>
+        <w:rPr>
+          <w:rFonts w:ascii="Times New Roman" w:hAnsi="Times New Roman" w:eastAsia="Times New Roman"/>
+          <w:sz w:val="22"/>
+        </w:rPr>
+        <w:t>Chỉnh sửa một số trường cần hiệu chỉnh.</w:t>
+      </w:r>
+    </w:p>
+    <w:p>
+      <w:pPr>
+        <w:pStyle w:val="ListBullet"/>
+      </w:pPr>
+      <w:r>
+        <w:rPr>
+          <w:rFonts w:ascii="Times New Roman" w:hAnsi="Times New Roman" w:eastAsia="Times New Roman"/>
+          <w:sz w:val="22"/>
+        </w:rPr>
+        <w:t>Chạy lại kiểm tra sau chỉnh sửa.</w:t>
+      </w:r>
+    </w:p>
+    <w:p/>
+    <w:p>
+      <w:pPr>
+        <w:pStyle w:val="Heading3"/>
+      </w:pPr>
+      <w:r>
+        <w:rPr>
+          <w:rFonts w:ascii="Times New Roman" w:hAnsi="Times New Roman" w:eastAsia="Times New Roman"/>
+          <w:sz w:val="22"/>
+        </w:rPr>
+        <w:t>10.7. Kho lưu trữ</w:t>
+      </w:r>
+    </w:p>
+    <w:p/>
+    <w:p>
+      <w:pPr>
+        <w:spacing w:after="120"/>
+      </w:pPr>
+      <w:r>
+        <w:rPr>
+          <w:rFonts w:ascii="Times New Roman" w:hAnsi="Times New Roman" w:eastAsia="Times New Roman"/>
+          <w:sz w:val="22"/>
+        </w:rPr>
+        <w:t>Chức năng chính:</w:t>
+      </w:r>
+    </w:p>
+    <w:p/>
+    <w:p>
+      <w:pPr>
+        <w:pStyle w:val="ListBullet"/>
+      </w:pPr>
+      <w:r>
+        <w:rPr>
+          <w:rFonts w:ascii="Times New Roman" w:hAnsi="Times New Roman" w:eastAsia="Times New Roman"/>
+          <w:sz w:val="22"/>
+        </w:rPr>
+        <w:t>Lưu toàn bộ hồ sơ theo mã liên kết.</w:t>
+      </w:r>
+    </w:p>
+    <w:p>
+      <w:pPr>
+        <w:pStyle w:val="ListBullet"/>
+      </w:pPr>
+      <w:r>
+        <w:rPr>
+          <w:rFonts w:ascii="Times New Roman" w:hAnsi="Times New Roman" w:eastAsia="Times New Roman"/>
+          <w:sz w:val="22"/>
+        </w:rPr>
+        <w:t>Tìm kiếm, lọc, thống kê hồ sơ đang có.</w:t>
+      </w:r>
+    </w:p>
+    <w:p>
+      <w:pPr>
+        <w:pStyle w:val="ListBullet"/>
+      </w:pPr>
+      <w:r>
+        <w:rPr>
+          <w:rFonts w:ascii="Times New Roman" w:hAnsi="Times New Roman" w:eastAsia="Times New Roman"/>
+          <w:sz w:val="22"/>
+        </w:rPr>
+        <w:t>Là nguồn dữ liệu cho báo cáo và tái giám định.</w:t>
+      </w:r>
+    </w:p>
+    <w:p/>
+    <w:p>
+      <w:pPr>
+        <w:pStyle w:val="Heading3"/>
+      </w:pPr>
+      <w:r>
+        <w:rPr>
+          <w:rFonts w:ascii="Times New Roman" w:hAnsi="Times New Roman" w:eastAsia="Times New Roman"/>
+          <w:sz w:val="22"/>
+        </w:rPr>
+        <w:t>10.8. Quản lý luật và quy tắc ON/OFF</w:t>
+      </w:r>
+    </w:p>
+    <w:p/>
+    <w:p>
+      <w:pPr>
+        <w:spacing w:after="120"/>
+      </w:pPr>
+      <w:r>
+        <w:rPr>
+          <w:rFonts w:ascii="Times New Roman" w:hAnsi="Times New Roman" w:eastAsia="Times New Roman"/>
+          <w:sz w:val="22"/>
+        </w:rPr>
+        <w:t>Chức năng chính:</w:t>
+      </w:r>
+    </w:p>
+    <w:p/>
+    <w:p>
+      <w:pPr>
+        <w:pStyle w:val="ListBullet"/>
+      </w:pPr>
+      <w:r>
+        <w:rPr>
+          <w:rFonts w:ascii="Times New Roman" w:hAnsi="Times New Roman" w:eastAsia="Times New Roman"/>
+          <w:sz w:val="22"/>
+        </w:rPr>
+        <w:t>Hiển thị dataset luật hiện hành.</w:t>
+      </w:r>
+    </w:p>
+    <w:p>
+      <w:pPr>
+        <w:pStyle w:val="ListBullet"/>
+      </w:pPr>
+      <w:r>
+        <w:rPr>
+          <w:rFonts w:ascii="Times New Roman" w:hAnsi="Times New Roman" w:eastAsia="Times New Roman"/>
+          <w:sz w:val="22"/>
+        </w:rPr>
+        <w:t>Bật/tắt rule nội bộ.</w:t>
+      </w:r>
+    </w:p>
+    <w:p>
+      <w:pPr>
+        <w:pStyle w:val="ListBullet"/>
+      </w:pPr>
+      <w:r>
+        <w:rPr>
+          <w:rFonts w:ascii="Times New Roman" w:hAnsi="Times New Roman" w:eastAsia="Times New Roman"/>
+          <w:sz w:val="22"/>
+        </w:rPr>
+        <w:t>Quản trị luật hardcoded theo nhóm.</w:t>
+      </w:r>
+    </w:p>
+    <w:p>
+      <w:pPr>
+        <w:pStyle w:val="ListBullet"/>
+      </w:pPr>
+      <w:r>
+        <w:rPr>
+          <w:rFonts w:ascii="Times New Roman" w:hAnsi="Times New Roman" w:eastAsia="Times New Roman"/>
+          <w:sz w:val="22"/>
+        </w:rPr>
+        <w:t>Quản trị seed luật dữ liệu.</w:t>
+      </w:r>
+    </w:p>
+    <w:p/>
+    <w:p>
+      <w:pPr>
+        <w:spacing w:after="120"/>
+      </w:pPr>
+      <w:r>
+        <w:rPr>
+          <w:rFonts w:ascii="Times New Roman" w:hAnsi="Times New Roman" w:eastAsia="Times New Roman"/>
+          <w:sz w:val="22"/>
+        </w:rPr>
+        <w:t>Nguyên tắc bảo trì:</w:t>
+      </w:r>
+    </w:p>
+    <w:p/>
+    <w:p>
+      <w:pPr>
+        <w:pStyle w:val="ListBullet"/>
+      </w:pPr>
+      <w:r>
+        <w:rPr>
+          <w:rFonts w:ascii="Times New Roman" w:hAnsi="Times New Roman" w:eastAsia="Times New Roman"/>
+          <w:sz w:val="22"/>
+        </w:rPr>
+        <w:t>Khi cần giảm nhiễu hoặc vô hiệu hóa rule hardcoded, ưu tiên chỉnh trạng thái ON/OFF trong dữ liệu cấu hình thay vì sửa tay vào artefact sinh từ Excel.</w:t>
+      </w:r>
+    </w:p>
+    <w:p/>
+    <w:p>
+      <w:pPr>
+        <w:pStyle w:val="Heading3"/>
+      </w:pPr>
+      <w:r>
+        <w:rPr>
+          <w:rFonts w:ascii="Times New Roman" w:hAnsi="Times New Roman" w:eastAsia="Times New Roman"/>
+          <w:sz w:val="22"/>
+        </w:rPr>
+        <w:t>10.9. Quản lý danh mục và danh mục Bộ Y tế</w:t>
+      </w:r>
+    </w:p>
+    <w:p/>
+    <w:p>
+      <w:pPr>
+        <w:spacing w:after="120"/>
+      </w:pPr>
+      <w:r>
+        <w:rPr>
+          <w:rFonts w:ascii="Times New Roman" w:hAnsi="Times New Roman" w:eastAsia="Times New Roman"/>
+          <w:sz w:val="22"/>
+        </w:rPr>
+        <w:t>Chức năng chính:</w:t>
+      </w:r>
+    </w:p>
+    <w:p/>
+    <w:p>
+      <w:pPr>
+        <w:pStyle w:val="ListBullet"/>
+      </w:pPr>
+      <w:r>
+        <w:rPr>
+          <w:rFonts w:ascii="Times New Roman" w:hAnsi="Times New Roman" w:eastAsia="Times New Roman"/>
+          <w:sz w:val="22"/>
+        </w:rPr>
+        <w:t>Quản trị danh mục nội bộ.</w:t>
+      </w:r>
+    </w:p>
+    <w:p>
+      <w:pPr>
+        <w:pStyle w:val="ListBullet"/>
+      </w:pPr>
+      <w:r>
+        <w:rPr>
+          <w:rFonts w:ascii="Times New Roman" w:hAnsi="Times New Roman" w:eastAsia="Times New Roman"/>
+          <w:sz w:val="22"/>
+        </w:rPr>
+        <w:t>Đồng bộ hoặc kiểm tra đối chiếu danh mục chuẩn.</w:t>
+      </w:r>
+    </w:p>
+    <w:p>
+      <w:pPr>
+        <w:pStyle w:val="ListBullet"/>
+      </w:pPr>
+      <w:r>
+        <w:rPr>
+          <w:rFonts w:ascii="Times New Roman" w:hAnsi="Times New Roman" w:eastAsia="Times New Roman"/>
+          <w:sz w:val="22"/>
+        </w:rPr>
+        <w:t>Quản lý danh mục dùng chung Bộ Y tế theo module hiện hành.</w:t>
+      </w:r>
+    </w:p>
+    <w:p/>
+    <w:p>
+      <w:pPr>
+        <w:pStyle w:val="Heading3"/>
+      </w:pPr>
+      <w:r>
+        <w:rPr>
+          <w:rFonts w:ascii="Times New Roman" w:hAnsi="Times New Roman" w:eastAsia="Times New Roman"/>
+          <w:sz w:val="22"/>
+        </w:rPr>
+        <w:t>10.10. Quản lý chuyên môn</w:t>
+      </w:r>
+    </w:p>
+    <w:p/>
+    <w:p>
+      <w:pPr>
+        <w:spacing w:after="120"/>
+      </w:pPr>
+      <w:r>
+        <w:rPr>
+          <w:rFonts w:ascii="Times New Roman" w:hAnsi="Times New Roman" w:eastAsia="Times New Roman"/>
+          <w:sz w:val="22"/>
+        </w:rPr>
+        <w:t>Chức năng chính:</w:t>
+      </w:r>
+    </w:p>
+    <w:p/>
+    <w:p>
+      <w:pPr>
+        <w:pStyle w:val="ListBullet"/>
+      </w:pPr>
+      <w:r>
+        <w:rPr>
+          <w:rFonts w:ascii="Times New Roman" w:hAnsi="Times New Roman" w:eastAsia="Times New Roman"/>
+          <w:sz w:val="22"/>
+        </w:rPr>
+        <w:t>Quản lý phác đồ, quy trình hoặc nội dung chuyên môn hỗ trợ kiểm tra.</w:t>
+      </w:r>
+    </w:p>
+    <w:p>
+      <w:pPr>
+        <w:pStyle w:val="ListBullet"/>
+      </w:pPr>
+      <w:r>
+        <w:rPr>
+          <w:rFonts w:ascii="Times New Roman" w:hAnsi="Times New Roman" w:eastAsia="Times New Roman"/>
+          <w:sz w:val="22"/>
+        </w:rPr>
+        <w:t>Kết nối với các rule chuyên đề khi cần.</w:t>
+      </w:r>
+    </w:p>
+    <w:p/>
+    <w:p>
+      <w:pPr>
+        <w:pStyle w:val="Heading3"/>
+      </w:pPr>
+      <w:r>
+        <w:rPr>
+          <w:rFonts w:ascii="Times New Roman" w:hAnsi="Times New Roman" w:eastAsia="Times New Roman"/>
+          <w:sz w:val="22"/>
+        </w:rPr>
+        <w:t>10.11. Báo cáo và thống kê</w:t>
+      </w:r>
+    </w:p>
+    <w:p/>
+    <w:p>
+      <w:pPr>
+        <w:spacing w:after="120"/>
+      </w:pPr>
+      <w:r>
+        <w:rPr>
+          <w:rFonts w:ascii="Times New Roman" w:hAnsi="Times New Roman" w:eastAsia="Times New Roman"/>
+          <w:sz w:val="22"/>
+        </w:rPr>
+        <w:t>Chức năng chính:</w:t>
+      </w:r>
+    </w:p>
+    <w:p/>
+    <w:p>
+      <w:pPr>
+        <w:pStyle w:val="ListBullet"/>
+      </w:pPr>
+      <w:r>
+        <w:rPr>
+          <w:rFonts w:ascii="Times New Roman" w:hAnsi="Times New Roman" w:eastAsia="Times New Roman"/>
+          <w:sz w:val="22"/>
+        </w:rPr>
+        <w:t>Tổng hợp hồ sơ trong kho theo khoảng thời gian.</w:t>
+      </w:r>
+    </w:p>
+    <w:p>
+      <w:pPr>
+        <w:pStyle w:val="ListBullet"/>
+      </w:pPr>
+      <w:r>
+        <w:rPr>
+          <w:rFonts w:ascii="Times New Roman" w:hAnsi="Times New Roman" w:eastAsia="Times New Roman"/>
+          <w:sz w:val="22"/>
+        </w:rPr>
+        <w:t>Thống kê theo khoa, bác sĩ, quy tắc và xu hướng.</w:t>
+      </w:r>
+    </w:p>
+    <w:p>
+      <w:pPr>
+        <w:pStyle w:val="ListBullet"/>
+      </w:pPr>
+      <w:r>
+        <w:rPr>
+          <w:rFonts w:ascii="Times New Roman" w:hAnsi="Times New Roman" w:eastAsia="Times New Roman"/>
+          <w:sz w:val="22"/>
+        </w:rPr>
+        <w:t>Tính chi phí ảnh hưởng ước tính.</w:t>
+      </w:r>
+    </w:p>
+    <w:p>
+      <w:pPr>
+        <w:pStyle w:val="ListBullet"/>
+      </w:pPr>
+      <w:r>
+        <w:rPr>
+          <w:rFonts w:ascii="Times New Roman" w:hAnsi="Times New Roman" w:eastAsia="Times New Roman"/>
+          <w:sz w:val="22"/>
+        </w:rPr>
+        <w:t>Xuất Excel đa sheet.</w:t>
+      </w:r>
+    </w:p>
+    <w:p/>
+    <w:p>
+      <w:pPr>
+        <w:pStyle w:val="Heading3"/>
+      </w:pPr>
+      <w:r>
+        <w:rPr>
+          <w:rFonts w:ascii="Times New Roman" w:hAnsi="Times New Roman" w:eastAsia="Times New Roman"/>
+          <w:sz w:val="22"/>
+        </w:rPr>
+        <w:t>10.12. XML1 đến XML6</w:t>
+      </w:r>
+    </w:p>
+    <w:p/>
+    <w:p>
+      <w:pPr>
+        <w:spacing w:after="120"/>
+      </w:pPr>
+      <w:r>
+        <w:rPr>
+          <w:rFonts w:ascii="Times New Roman" w:hAnsi="Times New Roman" w:eastAsia="Times New Roman"/>
+          <w:sz w:val="22"/>
+        </w:rPr>
+        <w:t>Chức năng chính:</w:t>
+      </w:r>
+    </w:p>
+    <w:p/>
+    <w:p>
+      <w:pPr>
+        <w:pStyle w:val="ListBullet"/>
+      </w:pPr>
+      <w:r>
+        <w:rPr>
+          <w:rFonts w:ascii="Times New Roman" w:hAnsi="Times New Roman" w:eastAsia="Times New Roman"/>
+          <w:sz w:val="22"/>
+        </w:rPr>
+        <w:t>Quản trị từng lớp dữ liệu XML chuẩn.</w:t>
+      </w:r>
+    </w:p>
+    <w:p>
+      <w:pPr>
+        <w:pStyle w:val="ListBullet"/>
+      </w:pPr>
+      <w:r>
+        <w:rPr>
+          <w:rFonts w:ascii="Times New Roman" w:hAnsi="Times New Roman" w:eastAsia="Times New Roman"/>
+          <w:sz w:val="22"/>
+        </w:rPr>
+        <w:t>Cho phép rà soát chi tiết từng bảng.</w:t>
+      </w:r>
+    </w:p>
+    <w:p>
+      <w:pPr>
+        <w:pStyle w:val="ListBullet"/>
+      </w:pPr>
+      <w:r>
+        <w:rPr>
+          <w:rFonts w:ascii="Times New Roman" w:hAnsi="Times New Roman" w:eastAsia="Times New Roman"/>
+          <w:sz w:val="22"/>
+        </w:rPr>
+        <w:t>Hỗ trợ đối chiếu cấu trúc và trường dữ liệu.</w:t>
+      </w:r>
+    </w:p>
+    <w:p/>
+    <w:p>
+      <w:pPr>
+        <w:pStyle w:val="Heading2"/>
+      </w:pPr>
+      <w:r>
+        <w:rPr>
+          <w:rFonts w:ascii="Times New Roman" w:hAnsi="Times New Roman" w:eastAsia="Times New Roman"/>
+          <w:sz w:val="22"/>
+        </w:rPr>
+        <w:t>11. Luồng xử lý nghiệp vụ end-to-end</w:t>
+      </w:r>
+    </w:p>
+    <w:p/>
+    <w:p>
+      <w:pPr>
+        <w:pStyle w:val="Heading3"/>
+      </w:pPr>
+      <w:r>
+        <w:rPr>
+          <w:rFonts w:ascii="Times New Roman" w:hAnsi="Times New Roman" w:eastAsia="Times New Roman"/>
+          <w:sz w:val="22"/>
+        </w:rPr>
+        <w:t>11.1. Luồng khởi động</w:t>
+      </w:r>
+    </w:p>
+    <w:p/>
+    <w:p>
+      <w:pPr>
         <w:pStyle w:val="ListNumber"/>
       </w:pPr>
       <w:r>
@@ -3956,159 +3798,45 @@
           <w:rFonts w:ascii="Times New Roman" w:hAnsi="Times New Roman" w:eastAsia="Times New Roman"/>
           <w:sz w:val="22"/>
         </w:rPr>
-        <w:t xml:space="preserve">Trên web, dữ liệu ghi vào IndexedDB store </w:t>
-      </w:r>
+        <w:t>Người dùng mở ứng dụng.</w:t>
+      </w:r>
+    </w:p>
+    <w:p>
+      <w:pPr>
+        <w:pStyle w:val="ListNumber"/>
+      </w:pPr>
       <w:r>
         <w:rPr>
           <w:rFonts w:ascii="Consolas" w:hAnsi="Consolas" w:eastAsia="Consolas"/>
           <w:sz w:val="20"/>
         </w:rPr>
-        <w:t>ho_so</w:t>
-      </w:r>
-      <w:r>
-        <w:rPr>
-          <w:rFonts w:ascii="Times New Roman" w:hAnsi="Times New Roman" w:eastAsia="Times New Roman"/>
-          <w:sz w:val="22"/>
-        </w:rPr>
-        <w:t>.</w:t>
+        <w:t>App.jsx</w:t>
+      </w:r>
+      <w:r>
+        <w:rPr>
+          <w:rFonts w:ascii="Times New Roman" w:hAnsi="Times New Roman" w:eastAsia="Times New Roman"/>
+          <w:sz w:val="22"/>
+        </w:rPr>
+        <w:t xml:space="preserve"> khởi tạo theme, font và container.</w:t>
       </w:r>
     </w:p>
     <w:p>
       <w:pPr>
         <w:pStyle w:val="ListNumber"/>
       </w:pPr>
-      <w:r>
-        <w:rPr>
-          <w:rFonts w:ascii="Times New Roman" w:hAnsi="Times New Roman" w:eastAsia="Times New Roman"/>
-          <w:sz w:val="22"/>
-        </w:rPr>
-        <w:t>Trên mobile, dữ liệu ghi vào AsyncStorage theo mô hình index-detail.</w:t>
-      </w:r>
-    </w:p>
-    <w:p>
-      <w:pPr>
-        <w:pStyle w:val="ListNumber"/>
-      </w:pPr>
-      <w:r>
-        <w:rPr>
-          <w:rFonts w:ascii="Times New Roman" w:hAnsi="Times New Roman" w:eastAsia="Times New Roman"/>
-          <w:sz w:val="22"/>
-        </w:rPr>
-        <w:t>Kho lưu trữ trở thành nguồn dữ liệu đầu vào cho báo cáo và truy xuất sau này.</w:t>
-      </w:r>
-    </w:p>
-    <w:p/>
-    <w:p>
-      <w:pPr>
-        <w:pStyle w:val="Heading3"/>
-      </w:pPr>
-      <w:r>
-        <w:rPr>
-          <w:rFonts w:ascii="Times New Roman" w:hAnsi="Times New Roman" w:eastAsia="Times New Roman"/>
-          <w:sz w:val="22"/>
-        </w:rPr>
-        <w:t>11.4. Luồng báo cáo</w:t>
-      </w:r>
-    </w:p>
-    <w:p/>
-    <w:p>
-      <w:pPr>
-        <w:pStyle w:val="ListNumber"/>
-      </w:pPr>
-      <w:r>
-        <w:rPr>
-          <w:rFonts w:ascii="Times New Roman" w:hAnsi="Times New Roman" w:eastAsia="Times New Roman"/>
-          <w:sz w:val="22"/>
-        </w:rPr>
-        <w:t>Module báo cáo đọc toàn bộ hồ sơ từ kho.</w:t>
-      </w:r>
-    </w:p>
-    <w:p>
-      <w:pPr>
-        <w:pStyle w:val="ListNumber"/>
-      </w:pPr>
-      <w:r>
-        <w:rPr>
-          <w:rFonts w:ascii="Times New Roman" w:hAnsi="Times New Roman" w:eastAsia="Times New Roman"/>
-          <w:sz w:val="22"/>
-        </w:rPr>
-        <w:t>Áp bộ lọc thời gian và nhóm lỗi.</w:t>
-      </w:r>
-    </w:p>
-    <w:p>
-      <w:pPr>
-        <w:pStyle w:val="ListNumber"/>
-      </w:pPr>
-      <w:r>
-        <w:rPr>
-          <w:rFonts w:ascii="Times New Roman" w:hAnsi="Times New Roman" w:eastAsia="Times New Roman"/>
-          <w:sz w:val="22"/>
-        </w:rPr>
-        <w:t>Tính KPI, tỷ lệ lỗi, chi phí ảnh hưởng và xu hướng.</w:t>
-      </w:r>
-    </w:p>
-    <w:p>
-      <w:pPr>
-        <w:pStyle w:val="ListNumber"/>
-      </w:pPr>
-      <w:r>
-        <w:rPr>
-          <w:rFonts w:ascii="Times New Roman" w:hAnsi="Times New Roman" w:eastAsia="Times New Roman"/>
-          <w:sz w:val="22"/>
-        </w:rPr>
-        <w:t>Hiển thị dữ liệu theo tab.</w:t>
-      </w:r>
-    </w:p>
-    <w:p>
-      <w:pPr>
-        <w:pStyle w:val="ListNumber"/>
-      </w:pPr>
-      <w:r>
-        <w:rPr>
-          <w:rFonts w:ascii="Times New Roman" w:hAnsi="Times New Roman" w:eastAsia="Times New Roman"/>
-          <w:sz w:val="22"/>
-        </w:rPr>
-        <w:t>Cho phép xuất Excel.</w:t>
-      </w:r>
-    </w:p>
-    <w:p/>
-    <w:p>
-      <w:pPr>
-        <w:pStyle w:val="Heading3"/>
-      </w:pPr>
-      <w:r>
-        <w:rPr>
-          <w:rFonts w:ascii="Times New Roman" w:hAnsi="Times New Roman" w:eastAsia="Times New Roman"/>
-          <w:sz w:val="22"/>
-        </w:rPr>
-        <w:t>11.5. Luồng đồng bộ cloud</w:t>
-      </w:r>
-    </w:p>
-    <w:p/>
-    <w:p>
-      <w:pPr>
-        <w:pStyle w:val="ListNumber"/>
-      </w:pPr>
-      <w:r>
-        <w:rPr>
-          <w:rFonts w:ascii="Times New Roman" w:hAnsi="Times New Roman" w:eastAsia="Times New Roman"/>
-          <w:sz w:val="22"/>
-        </w:rPr>
-        <w:t xml:space="preserve">Người dùng quản trị mở </w:t>
-      </w:r>
       <w:r>
         <w:rPr>
           <w:rFonts w:ascii="Consolas" w:hAnsi="Consolas" w:eastAsia="Consolas"/>
           <w:sz w:val="20"/>
         </w:rPr>
-        <w:t>Helper</w:t>
-      </w:r>
-      <w:r>
-        <w:rPr>
-          <w:rFonts w:ascii="Times New Roman" w:hAnsi="Times New Roman" w:eastAsia="Times New Roman"/>
-          <w:sz w:val="22"/>
-        </w:rPr>
-        <w:t>.</w:t>
+        <w:t>DieuHuongChinh</w:t>
+      </w:r>
+      <w:r>
+        <w:rPr>
+          <w:rFonts w:ascii="Times New Roman" w:hAnsi="Times New Roman" w:eastAsia="Times New Roman"/>
+          <w:sz w:val="22"/>
+        </w:rPr>
+        <w:t xml:space="preserve"> đọc trạng thái điều hướng đã lưu.</w:t>
       </w:r>
     </w:p>
     <w:p>
@@ -4120,7 +3848,7 @@
           <w:rFonts w:ascii="Times New Roman" w:hAnsi="Times New Roman" w:eastAsia="Times New Roman"/>
           <w:sz w:val="22"/>
         </w:rPr>
-        <w:t>Hệ thống đọc cấu hình Firebase trong runtime.</w:t>
+        <w:t>Hệ thống kiểm tra phiên đăng nhập.</w:t>
       </w:r>
     </w:p>
     <w:p>
@@ -4132,9 +3860,23 @@
           <w:rFonts w:ascii="Times New Roman" w:hAnsi="Times New Roman" w:eastAsia="Times New Roman"/>
           <w:sz w:val="22"/>
         </w:rPr>
-        <w:t>Xác thực anonymous hoặc email/password tùy cấu hình.</w:t>
-      </w:r>
-    </w:p>
+        <w:t>Nếu có deep link hoặc route không hợp lệ, hệ thống điều chỉnh về màn hình hợp lệ theo quyền.</w:t>
+      </w:r>
+    </w:p>
+    <w:p/>
+    <w:p>
+      <w:pPr>
+        <w:pStyle w:val="Heading3"/>
+      </w:pPr>
+      <w:r>
+        <w:rPr>
+          <w:rFonts w:ascii="Times New Roman" w:hAnsi="Times New Roman" w:eastAsia="Times New Roman"/>
+          <w:sz w:val="22"/>
+        </w:rPr>
+        <w:t>11.2. Luồng nhập và kiểm tra hồ sơ</w:t>
+      </w:r>
+    </w:p>
+    <w:p/>
     <w:p>
       <w:pPr>
         <w:pStyle w:val="ListNumber"/>
@@ -4144,142 +3886,126 @@
           <w:rFonts w:ascii="Times New Roman" w:hAnsi="Times New Roman" w:eastAsia="Times New Roman"/>
           <w:sz w:val="22"/>
         </w:rPr>
-        <w:t>Dataset được chunk và ghi lên Firestore.</w:t>
-      </w:r>
-    </w:p>
-    <w:p>
-      <w:pPr>
-        <w:pStyle w:val="ListNumber"/>
-      </w:pPr>
-      <w:r>
-        <w:rPr>
-          <w:rFonts w:ascii="Times New Roman" w:hAnsi="Times New Roman" w:eastAsia="Times New Roman"/>
-          <w:sz w:val="22"/>
-        </w:rPr>
-        <w:t>Metadata hash/row_count được lưu cả cục bộ lẫn cloud để đối chiếu trạng thái đồng bộ.</w:t>
-      </w:r>
-    </w:p>
-    <w:p/>
-    <w:p>
-      <w:pPr>
-        <w:pStyle w:val="Heading2"/>
-      </w:pPr>
-      <w:r>
-        <w:rPr>
-          <w:rFonts w:ascii="Times New Roman" w:hAnsi="Times New Roman" w:eastAsia="Times New Roman"/>
-          <w:sz w:val="22"/>
-        </w:rPr>
-        <w:t>12. Lưu trữ dữ liệu nội bộ</w:t>
-      </w:r>
-    </w:p>
-    <w:p/>
-    <w:p>
-      <w:pPr>
-        <w:pStyle w:val="Heading3"/>
-      </w:pPr>
-      <w:r>
-        <w:rPr>
-          <w:rFonts w:ascii="Times New Roman" w:hAnsi="Times New Roman" w:eastAsia="Times New Roman"/>
-          <w:sz w:val="22"/>
-        </w:rPr>
-        <w:t>12.1. Nguyên tắc chung</w:t>
-      </w:r>
-    </w:p>
-    <w:p/>
-    <w:p>
-      <w:pPr>
-        <w:pStyle w:val="ListBullet"/>
-      </w:pPr>
-      <w:r>
-        <w:rPr>
-          <w:rFonts w:ascii="Times New Roman" w:hAnsi="Times New Roman" w:eastAsia="Times New Roman"/>
-          <w:sz w:val="22"/>
-        </w:rPr>
-        <w:t>Lưu trữ cục bộ là nguồn làm việc chính.</w:t>
-      </w:r>
-    </w:p>
-    <w:p>
-      <w:pPr>
-        <w:pStyle w:val="ListBullet"/>
-      </w:pPr>
-      <w:r>
-        <w:rPr>
-          <w:rFonts w:ascii="Times New Roman" w:hAnsi="Times New Roman" w:eastAsia="Times New Roman"/>
-          <w:sz w:val="22"/>
-        </w:rPr>
-        <w:t>Mọi thao tác phải hoạt động ổn định ngay cả khi không có cloud.</w:t>
-      </w:r>
-    </w:p>
-    <w:p>
-      <w:pPr>
-        <w:pStyle w:val="ListBullet"/>
-      </w:pPr>
-      <w:r>
-        <w:rPr>
-          <w:rFonts w:ascii="Times New Roman" w:hAnsi="Times New Roman" w:eastAsia="Times New Roman"/>
-          <w:sz w:val="22"/>
-        </w:rPr>
-        <w:t>Dữ liệu cấu hình và metadata cloud chỉ bổ trợ cho đồng bộ/phục hồi.</w:t>
-      </w:r>
-    </w:p>
-    <w:p/>
-    <w:p>
-      <w:pPr>
-        <w:pStyle w:val="Heading3"/>
-      </w:pPr>
-      <w:r>
-        <w:rPr>
-          <w:rFonts w:ascii="Times New Roman" w:hAnsi="Times New Roman" w:eastAsia="Times New Roman"/>
-          <w:sz w:val="22"/>
-        </w:rPr>
-        <w:t>12.2. Web: IndexedDB</w:t>
-      </w:r>
-    </w:p>
-    <w:p/>
-    <w:p>
-      <w:pPr>
-        <w:spacing w:after="120"/>
-      </w:pPr>
-      <w:r>
-        <w:rPr>
-          <w:rFonts w:ascii="Times New Roman" w:hAnsi="Times New Roman" w:eastAsia="Times New Roman"/>
-          <w:sz w:val="22"/>
-        </w:rPr>
-        <w:t xml:space="preserve">Theo </w:t>
+        <w:t xml:space="preserve">Người dùng vào </w:t>
       </w:r>
       <w:r>
         <w:rPr>
           <w:rFonts w:ascii="Consolas" w:hAnsi="Consolas" w:eastAsia="Consolas"/>
           <w:sz w:val="20"/>
         </w:rPr>
-        <w:t>kho_du_lieu.jsx</w:t>
-      </w:r>
-      <w:r>
-        <w:rPr>
-          <w:rFonts w:ascii="Times New Roman" w:hAnsi="Times New Roman" w:eastAsia="Times New Roman"/>
-          <w:sz w:val="22"/>
-        </w:rPr>
-        <w:t>:</w:t>
+        <w:t>DocXML</w:t>
+      </w:r>
+      <w:r>
+        <w:rPr>
+          <w:rFonts w:ascii="Times New Roman" w:hAnsi="Times New Roman" w:eastAsia="Times New Roman"/>
+          <w:sz w:val="22"/>
+        </w:rPr>
+        <w:t>.</w:t>
+      </w:r>
+    </w:p>
+    <w:p>
+      <w:pPr>
+        <w:pStyle w:val="ListNumber"/>
+      </w:pPr>
+      <w:r>
+        <w:rPr>
+          <w:rFonts w:ascii="Times New Roman" w:hAnsi="Times New Roman" w:eastAsia="Times New Roman"/>
+          <w:sz w:val="22"/>
+        </w:rPr>
+        <w:t>Chọn một hoặc nhiều tệp XML.</w:t>
+      </w:r>
+    </w:p>
+    <w:p>
+      <w:pPr>
+        <w:pStyle w:val="ListNumber"/>
+      </w:pPr>
+      <w:r>
+        <w:rPr>
+          <w:rFonts w:ascii="Times New Roman" w:hAnsi="Times New Roman" w:eastAsia="Times New Roman"/>
+          <w:sz w:val="22"/>
+        </w:rPr>
+        <w:t>Hệ thống bóc tách dữ liệu XML1 đến XML6.</w:t>
+      </w:r>
+    </w:p>
+    <w:p>
+      <w:pPr>
+        <w:pStyle w:val="ListNumber"/>
+      </w:pPr>
+      <w:r>
+        <w:rPr>
+          <w:rFonts w:ascii="Times New Roman" w:hAnsi="Times New Roman" w:eastAsia="Times New Roman"/>
+          <w:sz w:val="22"/>
+        </w:rPr>
+        <w:t>Dữ liệu được chuẩn hóa và đóng gói thành hồ sơ nội bộ.</w:t>
+      </w:r>
+    </w:p>
+    <w:p>
+      <w:pPr>
+        <w:pStyle w:val="ListNumber"/>
+      </w:pPr>
+      <w:r>
+        <w:rPr>
+          <w:rFonts w:ascii="Times New Roman" w:hAnsi="Times New Roman" w:eastAsia="Times New Roman"/>
+          <w:sz w:val="22"/>
+        </w:rPr>
+        <w:t>Rule engine được kích hoạt để đánh giá dữ liệu.</w:t>
+      </w:r>
+    </w:p>
+    <w:p>
+      <w:pPr>
+        <w:pStyle w:val="ListNumber"/>
+      </w:pPr>
+      <w:r>
+        <w:rPr>
+          <w:rFonts w:ascii="Times New Roman" w:hAnsi="Times New Roman" w:eastAsia="Times New Roman"/>
+          <w:sz w:val="22"/>
+        </w:rPr>
+        <w:t>Kết quả lỗi/cảnh báo trả về UI.</w:t>
+      </w:r>
+    </w:p>
+    <w:p>
+      <w:pPr>
+        <w:pStyle w:val="ListNumber"/>
+      </w:pPr>
+      <w:r>
+        <w:rPr>
+          <w:rFonts w:ascii="Times New Roman" w:hAnsi="Times New Roman" w:eastAsia="Times New Roman"/>
+          <w:sz w:val="22"/>
+        </w:rPr>
+        <w:t>Người dùng có thể lưu vào kho hoặc tiếp tục chỉnh sửa.</w:t>
       </w:r>
     </w:p>
     <w:p/>
     <w:p>
       <w:pPr>
-        <w:pStyle w:val="ListBullet"/>
-      </w:pPr>
-      <w:r>
-        <w:rPr>
-          <w:rFonts w:ascii="Times New Roman" w:hAnsi="Times New Roman" w:eastAsia="Times New Roman"/>
-          <w:sz w:val="22"/>
-        </w:rPr>
-        <w:t xml:space="preserve">Tên DB: </w:t>
+        <w:pStyle w:val="Heading3"/>
+      </w:pPr>
+      <w:r>
+        <w:rPr>
+          <w:rFonts w:ascii="Times New Roman" w:hAnsi="Times New Roman" w:eastAsia="Times New Roman"/>
+          <w:sz w:val="22"/>
+        </w:rPr>
+        <w:t>11.3. Luồng lưu kho</w:t>
+      </w:r>
+    </w:p>
+    <w:p/>
+    <w:p>
+      <w:pPr>
+        <w:pStyle w:val="ListNumber"/>
+      </w:pPr>
+      <w:r>
+        <w:rPr>
+          <w:rFonts w:ascii="Times New Roman" w:hAnsi="Times New Roman" w:eastAsia="Times New Roman"/>
+          <w:sz w:val="22"/>
+        </w:rPr>
+        <w:t xml:space="preserve">Hồ sơ hợp lệ hoặc cần theo dõi được lưu theo </w:t>
       </w:r>
       <w:r>
         <w:rPr>
           <w:rFonts w:ascii="Consolas" w:hAnsi="Consolas" w:eastAsia="Consolas"/>
           <w:sz w:val="20"/>
         </w:rPr>
-        <w:t>CDSS_HO_SO_DB</w:t>
+        <w:t>MA_LK</w:t>
       </w:r>
       <w:r>
         <w:rPr>
@@ -4291,14 +4017,14 @@
     </w:p>
     <w:p>
       <w:pPr>
-        <w:pStyle w:val="ListBullet"/>
-      </w:pPr>
-      <w:r>
-        <w:rPr>
-          <w:rFonts w:ascii="Times New Roman" w:hAnsi="Times New Roman" w:eastAsia="Times New Roman"/>
-          <w:sz w:val="22"/>
-        </w:rPr>
-        <w:t xml:space="preserve">Store hồ sơ: </w:t>
+        <w:pStyle w:val="ListNumber"/>
+      </w:pPr>
+      <w:r>
+        <w:rPr>
+          <w:rFonts w:ascii="Times New Roman" w:hAnsi="Times New Roman" w:eastAsia="Times New Roman"/>
+          <w:sz w:val="22"/>
+        </w:rPr>
+        <w:t xml:space="preserve">Trên web, dữ liệu ghi vào IndexedDB store </w:t>
       </w:r>
       <w:r>
         <w:rPr>
@@ -4312,14 +4038,138 @@
           <w:rFonts w:ascii="Times New Roman" w:hAnsi="Times New Roman" w:eastAsia="Times New Roman"/>
           <w:sz w:val="22"/>
         </w:rPr>
-        <w:t xml:space="preserve"> với key path </w:t>
+        <w:t>.</w:t>
+      </w:r>
+    </w:p>
+    <w:p>
+      <w:pPr>
+        <w:pStyle w:val="ListNumber"/>
+      </w:pPr>
+      <w:r>
+        <w:rPr>
+          <w:rFonts w:ascii="Times New Roman" w:hAnsi="Times New Roman" w:eastAsia="Times New Roman"/>
+          <w:sz w:val="22"/>
+        </w:rPr>
+        <w:t>Trên mobile, dữ liệu ghi vào AsyncStorage theo mô hình index-detail.</w:t>
+      </w:r>
+    </w:p>
+    <w:p>
+      <w:pPr>
+        <w:pStyle w:val="ListNumber"/>
+      </w:pPr>
+      <w:r>
+        <w:rPr>
+          <w:rFonts w:ascii="Times New Roman" w:hAnsi="Times New Roman" w:eastAsia="Times New Roman"/>
+          <w:sz w:val="22"/>
+        </w:rPr>
+        <w:t>Kho lưu trữ trở thành nguồn dữ liệu đầu vào cho báo cáo và truy xuất sau này.</w:t>
+      </w:r>
+    </w:p>
+    <w:p/>
+    <w:p>
+      <w:pPr>
+        <w:pStyle w:val="Heading3"/>
+      </w:pPr>
+      <w:r>
+        <w:rPr>
+          <w:rFonts w:ascii="Times New Roman" w:hAnsi="Times New Roman" w:eastAsia="Times New Roman"/>
+          <w:sz w:val="22"/>
+        </w:rPr>
+        <w:t>11.4. Luồng báo cáo</w:t>
+      </w:r>
+    </w:p>
+    <w:p/>
+    <w:p>
+      <w:pPr>
+        <w:pStyle w:val="ListNumber"/>
+      </w:pPr>
+      <w:r>
+        <w:rPr>
+          <w:rFonts w:ascii="Times New Roman" w:hAnsi="Times New Roman" w:eastAsia="Times New Roman"/>
+          <w:sz w:val="22"/>
+        </w:rPr>
+        <w:t>Module báo cáo đọc toàn bộ hồ sơ từ kho.</w:t>
+      </w:r>
+    </w:p>
+    <w:p>
+      <w:pPr>
+        <w:pStyle w:val="ListNumber"/>
+      </w:pPr>
+      <w:r>
+        <w:rPr>
+          <w:rFonts w:ascii="Times New Roman" w:hAnsi="Times New Roman" w:eastAsia="Times New Roman"/>
+          <w:sz w:val="22"/>
+        </w:rPr>
+        <w:t>Áp bộ lọc thời gian và nhóm lỗi.</w:t>
+      </w:r>
+    </w:p>
+    <w:p>
+      <w:pPr>
+        <w:pStyle w:val="ListNumber"/>
+      </w:pPr>
+      <w:r>
+        <w:rPr>
+          <w:rFonts w:ascii="Times New Roman" w:hAnsi="Times New Roman" w:eastAsia="Times New Roman"/>
+          <w:sz w:val="22"/>
+        </w:rPr>
+        <w:t>Tính KPI, tỷ lệ lỗi, chi phí ảnh hưởng và xu hướng.</w:t>
+      </w:r>
+    </w:p>
+    <w:p>
+      <w:pPr>
+        <w:pStyle w:val="ListNumber"/>
+      </w:pPr>
+      <w:r>
+        <w:rPr>
+          <w:rFonts w:ascii="Times New Roman" w:hAnsi="Times New Roman" w:eastAsia="Times New Roman"/>
+          <w:sz w:val="22"/>
+        </w:rPr>
+        <w:t>Hiển thị dữ liệu theo tab.</w:t>
+      </w:r>
+    </w:p>
+    <w:p>
+      <w:pPr>
+        <w:pStyle w:val="ListNumber"/>
+      </w:pPr>
+      <w:r>
+        <w:rPr>
+          <w:rFonts w:ascii="Times New Roman" w:hAnsi="Times New Roman" w:eastAsia="Times New Roman"/>
+          <w:sz w:val="22"/>
+        </w:rPr>
+        <w:t>Cho phép xuất Excel.</w:t>
+      </w:r>
+    </w:p>
+    <w:p/>
+    <w:p>
+      <w:pPr>
+        <w:pStyle w:val="Heading3"/>
+      </w:pPr>
+      <w:r>
+        <w:rPr>
+          <w:rFonts w:ascii="Times New Roman" w:hAnsi="Times New Roman" w:eastAsia="Times New Roman"/>
+          <w:sz w:val="22"/>
+        </w:rPr>
+        <w:t>11.5. Luồng đồng bộ cloud</w:t>
+      </w:r>
+    </w:p>
+    <w:p/>
+    <w:p>
+      <w:pPr>
+        <w:pStyle w:val="ListNumber"/>
+      </w:pPr>
+      <w:r>
+        <w:rPr>
+          <w:rFonts w:ascii="Times New Roman" w:hAnsi="Times New Roman" w:eastAsia="Times New Roman"/>
+          <w:sz w:val="22"/>
+        </w:rPr>
+        <w:t xml:space="preserve">Người dùng quản trị mở </w:t>
       </w:r>
       <w:r>
         <w:rPr>
           <w:rFonts w:ascii="Consolas" w:hAnsi="Consolas" w:eastAsia="Consolas"/>
           <w:sz w:val="20"/>
         </w:rPr>
-        <w:t>ma_lk</w:t>
+        <w:t>Helper</w:t>
       </w:r>
       <w:r>
         <w:rPr>
@@ -4331,6 +4181,81 @@
     </w:p>
     <w:p>
       <w:pPr>
+        <w:pStyle w:val="ListNumber"/>
+      </w:pPr>
+      <w:r>
+        <w:rPr>
+          <w:rFonts w:ascii="Times New Roman" w:hAnsi="Times New Roman" w:eastAsia="Times New Roman"/>
+          <w:sz w:val="22"/>
+        </w:rPr>
+        <w:t>Hệ thống đọc cấu hình Firebase trong runtime.</w:t>
+      </w:r>
+    </w:p>
+    <w:p>
+      <w:pPr>
+        <w:pStyle w:val="ListNumber"/>
+      </w:pPr>
+      <w:r>
+        <w:rPr>
+          <w:rFonts w:ascii="Times New Roman" w:hAnsi="Times New Roman" w:eastAsia="Times New Roman"/>
+          <w:sz w:val="22"/>
+        </w:rPr>
+        <w:t>Xác thực anonymous hoặc email/password tùy cấu hình.</w:t>
+      </w:r>
+    </w:p>
+    <w:p>
+      <w:pPr>
+        <w:pStyle w:val="ListNumber"/>
+      </w:pPr>
+      <w:r>
+        <w:rPr>
+          <w:rFonts w:ascii="Times New Roman" w:hAnsi="Times New Roman" w:eastAsia="Times New Roman"/>
+          <w:sz w:val="22"/>
+        </w:rPr>
+        <w:t>Dataset được chunk và ghi lên Firestore.</w:t>
+      </w:r>
+    </w:p>
+    <w:p>
+      <w:pPr>
+        <w:pStyle w:val="ListNumber"/>
+      </w:pPr>
+      <w:r>
+        <w:rPr>
+          <w:rFonts w:ascii="Times New Roman" w:hAnsi="Times New Roman" w:eastAsia="Times New Roman"/>
+          <w:sz w:val="22"/>
+        </w:rPr>
+        <w:t>Metadata hash/row_count được lưu cả cục bộ lẫn cloud để đối chiếu trạng thái đồng bộ.</w:t>
+      </w:r>
+    </w:p>
+    <w:p/>
+    <w:p>
+      <w:pPr>
+        <w:pStyle w:val="Heading2"/>
+      </w:pPr>
+      <w:r>
+        <w:rPr>
+          <w:rFonts w:ascii="Times New Roman" w:hAnsi="Times New Roman" w:eastAsia="Times New Roman"/>
+          <w:sz w:val="22"/>
+        </w:rPr>
+        <w:t>12. Lưu trữ dữ liệu nội bộ</w:t>
+      </w:r>
+    </w:p>
+    <w:p/>
+    <w:p>
+      <w:pPr>
+        <w:pStyle w:val="Heading3"/>
+      </w:pPr>
+      <w:r>
+        <w:rPr>
+          <w:rFonts w:ascii="Times New Roman" w:hAnsi="Times New Roman" w:eastAsia="Times New Roman"/>
+          <w:sz w:val="22"/>
+        </w:rPr>
+        <w:t>12.1. Nguyên tắc chung</w:t>
+      </w:r>
+    </w:p>
+    <w:p/>
+    <w:p>
+      <w:pPr>
         <w:pStyle w:val="ListBullet"/>
       </w:pPr>
       <w:r>
@@ -4338,28 +4263,91 @@
           <w:rFonts w:ascii="Times New Roman" w:hAnsi="Times New Roman" w:eastAsia="Times New Roman"/>
           <w:sz w:val="22"/>
         </w:rPr>
-        <w:t xml:space="preserve">Store danh mục: </w:t>
+        <w:t>Lưu trữ cục bộ là nguồn làm việc chính.</w:t>
+      </w:r>
+    </w:p>
+    <w:p>
+      <w:pPr>
+        <w:pStyle w:val="ListBullet"/>
+      </w:pPr>
+      <w:r>
+        <w:rPr>
+          <w:rFonts w:ascii="Times New Roman" w:hAnsi="Times New Roman" w:eastAsia="Times New Roman"/>
+          <w:sz w:val="22"/>
+        </w:rPr>
+        <w:t>Mọi thao tác phải hoạt động ổn định ngay cả khi không có cloud.</w:t>
+      </w:r>
+    </w:p>
+    <w:p>
+      <w:pPr>
+        <w:pStyle w:val="ListBullet"/>
+      </w:pPr>
+      <w:r>
+        <w:rPr>
+          <w:rFonts w:ascii="Times New Roman" w:hAnsi="Times New Roman" w:eastAsia="Times New Roman"/>
+          <w:sz w:val="22"/>
+        </w:rPr>
+        <w:t>Dữ liệu cấu hình và metadata cloud chỉ bổ trợ cho đồng bộ/phục hồi.</w:t>
+      </w:r>
+    </w:p>
+    <w:p/>
+    <w:p>
+      <w:pPr>
+        <w:pStyle w:val="Heading3"/>
+      </w:pPr>
+      <w:r>
+        <w:rPr>
+          <w:rFonts w:ascii="Times New Roman" w:hAnsi="Times New Roman" w:eastAsia="Times New Roman"/>
+          <w:sz w:val="22"/>
+        </w:rPr>
+        <w:t>12.2. Web: IndexedDB</w:t>
+      </w:r>
+    </w:p>
+    <w:p/>
+    <w:p>
+      <w:pPr>
+        <w:spacing w:after="120"/>
+      </w:pPr>
+      <w:r>
+        <w:rPr>
+          <w:rFonts w:ascii="Times New Roman" w:hAnsi="Times New Roman" w:eastAsia="Times New Roman"/>
+          <w:sz w:val="22"/>
+        </w:rPr>
+        <w:t xml:space="preserve">Theo </w:t>
       </w:r>
       <w:r>
         <w:rPr>
           <w:rFonts w:ascii="Consolas" w:hAnsi="Consolas" w:eastAsia="Consolas"/>
           <w:sz w:val="20"/>
         </w:rPr>
-        <w:t>danh_muc</w:t>
-      </w:r>
-      <w:r>
-        <w:rPr>
-          <w:rFonts w:ascii="Times New Roman" w:hAnsi="Times New Roman" w:eastAsia="Times New Roman"/>
-          <w:sz w:val="22"/>
-        </w:rPr>
-        <w:t xml:space="preserve"> với key path </w:t>
+        <w:t>kho_du_lieu.jsx</w:t>
+      </w:r>
+      <w:r>
+        <w:rPr>
+          <w:rFonts w:ascii="Times New Roman" w:hAnsi="Times New Roman" w:eastAsia="Times New Roman"/>
+          <w:sz w:val="22"/>
+        </w:rPr>
+        <w:t>:</w:t>
+      </w:r>
+    </w:p>
+    <w:p/>
+    <w:p>
+      <w:pPr>
+        <w:pStyle w:val="ListBullet"/>
+      </w:pPr>
+      <w:r>
+        <w:rPr>
+          <w:rFonts w:ascii="Times New Roman" w:hAnsi="Times New Roman" w:eastAsia="Times New Roman"/>
+          <w:sz w:val="22"/>
+        </w:rPr>
+        <w:t xml:space="preserve">Tên DB: </w:t>
       </w:r>
       <w:r>
         <w:rPr>
           <w:rFonts w:ascii="Consolas" w:hAnsi="Consolas" w:eastAsia="Consolas"/>
           <w:sz w:val="20"/>
         </w:rPr>
-        <w:t>key</w:t>
+        <w:t>CDSS_HO_SO_DB</w:t>
       </w:r>
       <w:r>
         <w:rPr>
@@ -4378,135 +4366,28 @@
           <w:rFonts w:ascii="Times New Roman" w:hAnsi="Times New Roman" w:eastAsia="Times New Roman"/>
           <w:sz w:val="22"/>
         </w:rPr>
-        <w:t>Có cơ chế mở DB, put, bulkPut, getAll, getMany, delete, clear.</w:t>
-      </w:r>
-    </w:p>
-    <w:p/>
-    <w:p>
-      <w:pPr>
-        <w:pStyle w:val="Heading3"/>
-      </w:pPr>
-      <w:r>
-        <w:rPr>
-          <w:rFonts w:ascii="Times New Roman" w:hAnsi="Times New Roman" w:eastAsia="Times New Roman"/>
-          <w:sz w:val="22"/>
-        </w:rPr>
-        <w:t>12.3. Mobile: AsyncStorage</w:t>
-      </w:r>
-    </w:p>
-    <w:p/>
-    <w:p>
-      <w:pPr>
-        <w:spacing w:after="120"/>
-      </w:pPr>
-      <w:r>
-        <w:rPr>
-          <w:rFonts w:ascii="Times New Roman" w:hAnsi="Times New Roman" w:eastAsia="Times New Roman"/>
-          <w:sz w:val="22"/>
-        </w:rPr>
-        <w:t>Nguyên tắc:</w:t>
-      </w:r>
-    </w:p>
-    <w:p/>
-    <w:p>
-      <w:pPr>
-        <w:pStyle w:val="ListBullet"/>
-      </w:pPr>
-      <w:r>
-        <w:rPr>
-          <w:rFonts w:ascii="Times New Roman" w:hAnsi="Times New Roman" w:eastAsia="Times New Roman"/>
-          <w:sz w:val="22"/>
-        </w:rPr>
-        <w:t>Dùng AsyncStorage làm kho chính trên mobile.</w:t>
-      </w:r>
-    </w:p>
-    <w:p>
-      <w:pPr>
-        <w:pStyle w:val="ListBullet"/>
-      </w:pPr>
-      <w:r>
-        <w:rPr>
-          <w:rFonts w:ascii="Times New Roman" w:hAnsi="Times New Roman" w:eastAsia="Times New Roman"/>
-          <w:sz w:val="22"/>
-        </w:rPr>
-        <w:t>Áp cấu trúc index-detail để tránh vượt giới hạn dung lượng trên từng key.</w:t>
-      </w:r>
-    </w:p>
-    <w:p>
-      <w:pPr>
-        <w:pStyle w:val="ListBullet"/>
-      </w:pPr>
-      <w:r>
-        <w:rPr>
-          <w:rFonts w:ascii="Times New Roman" w:hAnsi="Times New Roman" w:eastAsia="Times New Roman"/>
-          <w:sz w:val="22"/>
-        </w:rPr>
-        <w:t>Lưu thêm trạng thái phiên, RBAC, metadata dataset và các cấu hình phụ trợ.</w:t>
-      </w:r>
-    </w:p>
-    <w:p/>
-    <w:p>
-      <w:pPr>
-        <w:pStyle w:val="Heading3"/>
-      </w:pPr>
-      <w:r>
-        <w:rPr>
-          <w:rFonts w:ascii="Times New Roman" w:hAnsi="Times New Roman" w:eastAsia="Times New Roman"/>
-          <w:sz w:val="22"/>
-        </w:rPr>
-        <w:t>12.4. Migration dữ liệu cũ</w:t>
-      </w:r>
-    </w:p>
-    <w:p/>
-    <w:p>
-      <w:pPr>
-        <w:spacing w:after="120"/>
-      </w:pPr>
+        <w:t xml:space="preserve">Store hồ sơ: </w:t>
+      </w:r>
       <w:r>
         <w:rPr>
           <w:rFonts w:ascii="Consolas" w:hAnsi="Consolas" w:eastAsia="Consolas"/>
           <w:sz w:val="20"/>
         </w:rPr>
-        <w:t>kho_du_lieu.jsx</w:t>
-      </w:r>
-      <w:r>
-        <w:rPr>
-          <w:rFonts w:ascii="Times New Roman" w:hAnsi="Times New Roman" w:eastAsia="Times New Roman"/>
-          <w:sz w:val="22"/>
-        </w:rPr>
-        <w:t xml:space="preserve"> đã có cơ chế migration localStorage sang IndexedDB trên web:</w:t>
-      </w:r>
-    </w:p>
-    <w:p/>
-    <w:p>
-      <w:pPr>
-        <w:pStyle w:val="ListBullet"/>
-      </w:pPr>
-      <w:r>
-        <w:rPr>
-          <w:rFonts w:ascii="Times New Roman" w:hAnsi="Times New Roman" w:eastAsia="Times New Roman"/>
-          <w:sz w:val="22"/>
-        </w:rPr>
-        <w:t>Chạy một lần duy nhất.</w:t>
-      </w:r>
-    </w:p>
-    <w:p>
-      <w:pPr>
-        <w:pStyle w:val="ListBullet"/>
-      </w:pPr>
-      <w:r>
-        <w:rPr>
-          <w:rFonts w:ascii="Times New Roman" w:hAnsi="Times New Roman" w:eastAsia="Times New Roman"/>
-          <w:sz w:val="22"/>
-        </w:rPr>
-        <w:t xml:space="preserve">Đọc index cũ </w:t>
+        <w:t>ho_so</w:t>
+      </w:r>
+      <w:r>
+        <w:rPr>
+          <w:rFonts w:ascii="Times New Roman" w:hAnsi="Times New Roman" w:eastAsia="Times New Roman"/>
+          <w:sz w:val="22"/>
+        </w:rPr>
+        <w:t xml:space="preserve"> với key path </w:t>
       </w:r>
       <w:r>
         <w:rPr>
           <w:rFonts w:ascii="Consolas" w:hAnsi="Consolas" w:eastAsia="Consolas"/>
           <w:sz w:val="20"/>
         </w:rPr>
-        <w:t>CDSS_KHO_INDEX_MA_LK</w:t>
+        <w:t>ma_lk</w:t>
       </w:r>
       <w:r>
         <w:rPr>
@@ -4525,223 +4406,410 @@
           <w:rFonts w:ascii="Times New Roman" w:hAnsi="Times New Roman" w:eastAsia="Times New Roman"/>
           <w:sz w:val="22"/>
         </w:rPr>
-        <w:t>Di chuyển từng hồ sơ sang IndexedDB.</w:t>
-      </w:r>
-    </w:p>
-    <w:p>
-      <w:pPr>
-        <w:pStyle w:val="ListBullet"/>
-      </w:pPr>
-      <w:r>
-        <w:rPr>
-          <w:rFonts w:ascii="Times New Roman" w:hAnsi="Times New Roman" w:eastAsia="Times New Roman"/>
-          <w:sz w:val="22"/>
-        </w:rPr>
-        <w:t>Xóa key cũ khỏi localStorage sau khi migrate xong.</w:t>
-      </w:r>
-    </w:p>
-    <w:p/>
-    <w:p>
-      <w:pPr>
-        <w:pStyle w:val="Heading2"/>
-      </w:pPr>
-      <w:r>
-        <w:rPr>
-          <w:rFonts w:ascii="Times New Roman" w:hAnsi="Times New Roman" w:eastAsia="Times New Roman"/>
-          <w:sz w:val="22"/>
-        </w:rPr>
-        <w:t>13. Kiến trúc rule engine</w:t>
-      </w:r>
-    </w:p>
-    <w:p/>
-    <w:p>
-      <w:pPr>
-        <w:pStyle w:val="Heading3"/>
-      </w:pPr>
-      <w:r>
-        <w:rPr>
-          <w:rFonts w:ascii="Times New Roman" w:hAnsi="Times New Roman" w:eastAsia="Times New Roman"/>
-          <w:sz w:val="22"/>
-        </w:rPr>
-        <w:t>13.1. Nhóm rule đang tồn tại</w:t>
-      </w:r>
-    </w:p>
-    <w:p/>
-    <w:p>
-      <w:pPr>
-        <w:pStyle w:val="ListBullet"/>
-      </w:pPr>
-      <w:r>
-        <w:rPr>
-          <w:rFonts w:ascii="Times New Roman" w:hAnsi="Times New Roman" w:eastAsia="Times New Roman"/>
-          <w:sz w:val="22"/>
-        </w:rPr>
-        <w:t>Hardcoded rules sinh từ Excel hoặc chuyên đề.</w:t>
-      </w:r>
-    </w:p>
-    <w:p>
-      <w:pPr>
-        <w:pStyle w:val="ListBullet"/>
-      </w:pPr>
-      <w:r>
-        <w:rPr>
-          <w:rFonts w:ascii="Times New Roman" w:hAnsi="Times New Roman" w:eastAsia="Times New Roman"/>
-          <w:sz w:val="22"/>
-        </w:rPr>
-        <w:t>Dynamic data rules lưu trong các file seed/dataset.</w:t>
-      </w:r>
-    </w:p>
-    <w:p>
-      <w:pPr>
-        <w:pStyle w:val="ListBullet"/>
-      </w:pPr>
-      <w:r>
-        <w:rPr>
-          <w:rFonts w:ascii="Times New Roman" w:hAnsi="Times New Roman" w:eastAsia="Times New Roman"/>
-          <w:sz w:val="22"/>
-        </w:rPr>
-        <w:t>Rule no-code cho DVKT.</w:t>
-      </w:r>
-    </w:p>
-    <w:p>
-      <w:pPr>
-        <w:pStyle w:val="ListBullet"/>
-      </w:pPr>
-      <w:r>
-        <w:rPr>
-          <w:rFonts w:ascii="Times New Roman" w:hAnsi="Times New Roman" w:eastAsia="Times New Roman"/>
-          <w:sz w:val="22"/>
-        </w:rPr>
-        <w:t>Rule batch/liên hồ sơ theo custom evaluator.</w:t>
-      </w:r>
-    </w:p>
-    <w:p/>
-    <w:p>
-      <w:pPr>
-        <w:pStyle w:val="Heading3"/>
-      </w:pPr>
-      <w:r>
-        <w:rPr>
-          <w:rFonts w:ascii="Times New Roman" w:hAnsi="Times New Roman" w:eastAsia="Times New Roman"/>
-          <w:sz w:val="22"/>
-        </w:rPr>
-        <w:t>13.2. Vai trò của engine động</w:t>
-      </w:r>
-    </w:p>
-    <w:p/>
-    <w:p>
-      <w:pPr>
-        <w:spacing w:after="120"/>
-      </w:pPr>
+        <w:t xml:space="preserve">Store danh mục: </w:t>
+      </w:r>
       <w:r>
         <w:rPr>
           <w:rFonts w:ascii="Consolas" w:hAnsi="Consolas" w:eastAsia="Consolas"/>
           <w:sz w:val="20"/>
         </w:rPr>
-        <w:t>dong_co_giam_dinh.jsx</w:t>
-      </w:r>
-      <w:r>
-        <w:rPr>
-          <w:rFonts w:ascii="Times New Roman" w:hAnsi="Times New Roman" w:eastAsia="Times New Roman"/>
-          <w:sz w:val="22"/>
-        </w:rPr>
-        <w:t xml:space="preserve"> đóng vai trò biên dịch và thực thi các biểu thức điều kiện theo DSL nội bộ. Engine hiện hỗ trợ batch context cho nhiều hồ sơ cùng đợt và các evaluator đặc thù ở một số nhóm rule.</w:t>
-      </w:r>
-    </w:p>
-    <w:p/>
-    <w:p>
-      <w:pPr>
-        <w:pStyle w:val="Heading3"/>
-      </w:pPr>
-      <w:r>
-        <w:rPr>
-          <w:rFonts w:ascii="Times New Roman" w:hAnsi="Times New Roman" w:eastAsia="Times New Roman"/>
-          <w:sz w:val="22"/>
-        </w:rPr>
-        <w:t>13.3. Dữ liệu đầu vào của engine</w:t>
-      </w:r>
-    </w:p>
-    <w:p/>
-    <w:p>
-      <w:pPr>
-        <w:pStyle w:val="ListBullet"/>
-      </w:pPr>
-      <w:r>
-        <w:rPr>
-          <w:rFonts w:ascii="Times New Roman" w:hAnsi="Times New Roman" w:eastAsia="Times New Roman"/>
-          <w:sz w:val="22"/>
-        </w:rPr>
-        <w:t>XML1 đến XML15 ở mức logic engine.</w:t>
-      </w:r>
-    </w:p>
-    <w:p>
-      <w:pPr>
-        <w:pStyle w:val="ListBullet"/>
-      </w:pPr>
-      <w:r>
-        <w:rPr>
-          <w:rFonts w:ascii="Times New Roman" w:hAnsi="Times New Roman" w:eastAsia="Times New Roman"/>
-          <w:sz w:val="22"/>
-        </w:rPr>
-        <w:t>Dataset chuẩn hóa từ hồ sơ đã nhập.</w:t>
-      </w:r>
-    </w:p>
-    <w:p>
-      <w:pPr>
-        <w:pStyle w:val="ListBullet"/>
-      </w:pPr>
-      <w:r>
-        <w:rPr>
-          <w:rFonts w:ascii="Times New Roman" w:hAnsi="Times New Roman" w:eastAsia="Times New Roman"/>
-          <w:sz w:val="22"/>
-        </w:rPr>
-        <w:t>Danh mục và tham số hỗ trợ đánh giá.</w:t>
-      </w:r>
-    </w:p>
-    <w:p/>
-    <w:p>
-      <w:pPr>
-        <w:pStyle w:val="Heading3"/>
-      </w:pPr>
-      <w:r>
-        <w:rPr>
-          <w:rFonts w:ascii="Times New Roman" w:hAnsi="Times New Roman" w:eastAsia="Times New Roman"/>
-          <w:sz w:val="22"/>
-        </w:rPr>
-        <w:t>13.4. Quản trị seed luật</w:t>
-      </w:r>
-    </w:p>
-    <w:p/>
-    <w:p>
-      <w:pPr>
-        <w:spacing w:after="120"/>
-      </w:pPr>
-      <w:r>
-        <w:rPr>
-          <w:rFonts w:ascii="Times New Roman" w:hAnsi="Times New Roman" w:eastAsia="Times New Roman"/>
-          <w:sz w:val="22"/>
-        </w:rPr>
-        <w:t xml:space="preserve">Seed luật dữ liệu không chỉ nằm ở file dữ liệu mà còn phụ thuộc vào cơ chế migration seed. Khi chỉnh sửa seed cần đảm bảo danh sách </w:t>
+        <w:t>danh_muc</w:t>
+      </w:r>
+      <w:r>
+        <w:rPr>
+          <w:rFonts w:ascii="Times New Roman" w:hAnsi="Times New Roman" w:eastAsia="Times New Roman"/>
+          <w:sz w:val="22"/>
+        </w:rPr>
+        <w:t xml:space="preserve"> với key path </w:t>
       </w:r>
       <w:r>
         <w:rPr>
           <w:rFonts w:ascii="Consolas" w:hAnsi="Consolas" w:eastAsia="Consolas"/>
           <w:sz w:val="20"/>
         </w:rPr>
-        <w:t>MA_LUAT_CAN_CAP_NHAT</w:t>
-      </w:r>
-      <w:r>
-        <w:rPr>
-          <w:rFonts w:ascii="Times New Roman" w:hAnsi="Times New Roman" w:eastAsia="Times New Roman"/>
-          <w:sz w:val="22"/>
-        </w:rPr>
-        <w:t xml:space="preserve"> hoặc </w:t>
-      </w:r>
+        <w:t>key</w:t>
+      </w:r>
+      <w:r>
+        <w:rPr>
+          <w:rFonts w:ascii="Times New Roman" w:hAnsi="Times New Roman" w:eastAsia="Times New Roman"/>
+          <w:sz w:val="22"/>
+        </w:rPr>
+        <w:t>.</w:t>
+      </w:r>
+    </w:p>
+    <w:p>
+      <w:pPr>
+        <w:pStyle w:val="ListBullet"/>
+      </w:pPr>
+      <w:r>
+        <w:rPr>
+          <w:rFonts w:ascii="Times New Roman" w:hAnsi="Times New Roman" w:eastAsia="Times New Roman"/>
+          <w:sz w:val="22"/>
+        </w:rPr>
+        <w:t>Có cơ chế mở DB, put, bulkPut, getAll, getMany, delete, clear.</w:t>
+      </w:r>
+    </w:p>
+    <w:p/>
+    <w:p>
+      <w:pPr>
+        <w:pStyle w:val="Heading3"/>
+      </w:pPr>
+      <w:r>
+        <w:rPr>
+          <w:rFonts w:ascii="Times New Roman" w:hAnsi="Times New Roman" w:eastAsia="Times New Roman"/>
+          <w:sz w:val="22"/>
+        </w:rPr>
+        <w:t>12.3. Mobile: AsyncStorage</w:t>
+      </w:r>
+    </w:p>
+    <w:p/>
+    <w:p>
+      <w:pPr>
+        <w:spacing w:after="120"/>
+      </w:pPr>
+      <w:r>
+        <w:rPr>
+          <w:rFonts w:ascii="Times New Roman" w:hAnsi="Times New Roman" w:eastAsia="Times New Roman"/>
+          <w:sz w:val="22"/>
+        </w:rPr>
+        <w:t>Nguyên tắc:</w:t>
+      </w:r>
+    </w:p>
+    <w:p/>
+    <w:p>
+      <w:pPr>
+        <w:pStyle w:val="ListBullet"/>
+      </w:pPr>
+      <w:r>
+        <w:rPr>
+          <w:rFonts w:ascii="Times New Roman" w:hAnsi="Times New Roman" w:eastAsia="Times New Roman"/>
+          <w:sz w:val="22"/>
+        </w:rPr>
+        <w:t>Dùng AsyncStorage làm kho chính trên mobile.</w:t>
+      </w:r>
+    </w:p>
+    <w:p>
+      <w:pPr>
+        <w:pStyle w:val="ListBullet"/>
+      </w:pPr>
+      <w:r>
+        <w:rPr>
+          <w:rFonts w:ascii="Times New Roman" w:hAnsi="Times New Roman" w:eastAsia="Times New Roman"/>
+          <w:sz w:val="22"/>
+        </w:rPr>
+        <w:t>Áp cấu trúc index-detail để tránh vượt giới hạn dung lượng trên từng key.</w:t>
+      </w:r>
+    </w:p>
+    <w:p>
+      <w:pPr>
+        <w:pStyle w:val="ListBullet"/>
+      </w:pPr>
+      <w:r>
+        <w:rPr>
+          <w:rFonts w:ascii="Times New Roman" w:hAnsi="Times New Roman" w:eastAsia="Times New Roman"/>
+          <w:sz w:val="22"/>
+        </w:rPr>
+        <w:t>Lưu thêm trạng thái phiên, RBAC, metadata dataset và các cấu hình phụ trợ.</w:t>
+      </w:r>
+    </w:p>
+    <w:p/>
+    <w:p>
+      <w:pPr>
+        <w:pStyle w:val="Heading3"/>
+      </w:pPr>
+      <w:r>
+        <w:rPr>
+          <w:rFonts w:ascii="Times New Roman" w:hAnsi="Times New Roman" w:eastAsia="Times New Roman"/>
+          <w:sz w:val="22"/>
+        </w:rPr>
+        <w:t>12.4. Migration dữ liệu cũ</w:t>
+      </w:r>
+    </w:p>
+    <w:p/>
+    <w:p>
+      <w:pPr>
+        <w:spacing w:after="120"/>
+      </w:pPr>
       <w:r>
         <w:rPr>
           <w:rFonts w:ascii="Consolas" w:hAnsi="Consolas" w:eastAsia="Consolas"/>
           <w:sz w:val="20"/>
         </w:rPr>
+        <w:t>kho_du_lieu.jsx</w:t>
+      </w:r>
+      <w:r>
+        <w:rPr>
+          <w:rFonts w:ascii="Times New Roman" w:hAnsi="Times New Roman" w:eastAsia="Times New Roman"/>
+          <w:sz w:val="22"/>
+        </w:rPr>
+        <w:t xml:space="preserve"> đã có cơ chế migration localStorage sang IndexedDB trên web:</w:t>
+      </w:r>
+    </w:p>
+    <w:p/>
+    <w:p>
+      <w:pPr>
+        <w:pStyle w:val="ListBullet"/>
+      </w:pPr>
+      <w:r>
+        <w:rPr>
+          <w:rFonts w:ascii="Times New Roman" w:hAnsi="Times New Roman" w:eastAsia="Times New Roman"/>
+          <w:sz w:val="22"/>
+        </w:rPr>
+        <w:t>Chạy một lần duy nhất.</w:t>
+      </w:r>
+    </w:p>
+    <w:p>
+      <w:pPr>
+        <w:pStyle w:val="ListBullet"/>
+      </w:pPr>
+      <w:r>
+        <w:rPr>
+          <w:rFonts w:ascii="Times New Roman" w:hAnsi="Times New Roman" w:eastAsia="Times New Roman"/>
+          <w:sz w:val="22"/>
+        </w:rPr>
+        <w:t xml:space="preserve">Đọc index cũ </w:t>
+      </w:r>
+      <w:r>
+        <w:rPr>
+          <w:rFonts w:ascii="Consolas" w:hAnsi="Consolas" w:eastAsia="Consolas"/>
+          <w:sz w:val="20"/>
+        </w:rPr>
+        <w:t>CDSS_KHO_INDEX_MA_LK</w:t>
+      </w:r>
+      <w:r>
+        <w:rPr>
+          <w:rFonts w:ascii="Times New Roman" w:hAnsi="Times New Roman" w:eastAsia="Times New Roman"/>
+          <w:sz w:val="22"/>
+        </w:rPr>
+        <w:t>.</w:t>
+      </w:r>
+    </w:p>
+    <w:p>
+      <w:pPr>
+        <w:pStyle w:val="ListBullet"/>
+      </w:pPr>
+      <w:r>
+        <w:rPr>
+          <w:rFonts w:ascii="Times New Roman" w:hAnsi="Times New Roman" w:eastAsia="Times New Roman"/>
+          <w:sz w:val="22"/>
+        </w:rPr>
+        <w:t>Di chuyển từng hồ sơ sang IndexedDB.</w:t>
+      </w:r>
+    </w:p>
+    <w:p>
+      <w:pPr>
+        <w:pStyle w:val="ListBullet"/>
+      </w:pPr>
+      <w:r>
+        <w:rPr>
+          <w:rFonts w:ascii="Times New Roman" w:hAnsi="Times New Roman" w:eastAsia="Times New Roman"/>
+          <w:sz w:val="22"/>
+        </w:rPr>
+        <w:t>Xóa key cũ khỏi localStorage sau khi migrate xong.</w:t>
+      </w:r>
+    </w:p>
+    <w:p/>
+    <w:p>
+      <w:pPr>
+        <w:pStyle w:val="Heading2"/>
+      </w:pPr>
+      <w:r>
+        <w:rPr>
+          <w:rFonts w:ascii="Times New Roman" w:hAnsi="Times New Roman" w:eastAsia="Times New Roman"/>
+          <w:sz w:val="22"/>
+        </w:rPr>
+        <w:t>13. Kiến trúc rule engine</w:t>
+      </w:r>
+    </w:p>
+    <w:p/>
+    <w:p>
+      <w:pPr>
+        <w:pStyle w:val="Heading3"/>
+      </w:pPr>
+      <w:r>
+        <w:rPr>
+          <w:rFonts w:ascii="Times New Roman" w:hAnsi="Times New Roman" w:eastAsia="Times New Roman"/>
+          <w:sz w:val="22"/>
+        </w:rPr>
+        <w:t>13.1. Nhóm rule đang tồn tại</w:t>
+      </w:r>
+    </w:p>
+    <w:p/>
+    <w:p>
+      <w:pPr>
+        <w:pStyle w:val="ListBullet"/>
+      </w:pPr>
+      <w:r>
+        <w:rPr>
+          <w:rFonts w:ascii="Times New Roman" w:hAnsi="Times New Roman" w:eastAsia="Times New Roman"/>
+          <w:sz w:val="22"/>
+        </w:rPr>
+        <w:t>Hardcoded rules sinh từ Excel hoặc chuyên đề.</w:t>
+      </w:r>
+    </w:p>
+    <w:p>
+      <w:pPr>
+        <w:pStyle w:val="ListBullet"/>
+      </w:pPr>
+      <w:r>
+        <w:rPr>
+          <w:rFonts w:ascii="Times New Roman" w:hAnsi="Times New Roman" w:eastAsia="Times New Roman"/>
+          <w:sz w:val="22"/>
+        </w:rPr>
+        <w:t>Dynamic data rules lưu trong các file seed/dataset.</w:t>
+      </w:r>
+    </w:p>
+    <w:p>
+      <w:pPr>
+        <w:pStyle w:val="ListBullet"/>
+      </w:pPr>
+      <w:r>
+        <w:rPr>
+          <w:rFonts w:ascii="Times New Roman" w:hAnsi="Times New Roman" w:eastAsia="Times New Roman"/>
+          <w:sz w:val="22"/>
+        </w:rPr>
+        <w:t>Rule no-code cho DVKT.</w:t>
+      </w:r>
+    </w:p>
+    <w:p>
+      <w:pPr>
+        <w:pStyle w:val="ListBullet"/>
+      </w:pPr>
+      <w:r>
+        <w:rPr>
+          <w:rFonts w:ascii="Times New Roman" w:hAnsi="Times New Roman" w:eastAsia="Times New Roman"/>
+          <w:sz w:val="22"/>
+        </w:rPr>
+        <w:t>Rule batch/liên hồ sơ theo custom evaluator.</w:t>
+      </w:r>
+    </w:p>
+    <w:p/>
+    <w:p>
+      <w:pPr>
+        <w:pStyle w:val="Heading3"/>
+      </w:pPr>
+      <w:r>
+        <w:rPr>
+          <w:rFonts w:ascii="Times New Roman" w:hAnsi="Times New Roman" w:eastAsia="Times New Roman"/>
+          <w:sz w:val="22"/>
+        </w:rPr>
+        <w:t>13.2. Vai trò của engine động</w:t>
+      </w:r>
+    </w:p>
+    <w:p/>
+    <w:p>
+      <w:pPr>
+        <w:spacing w:after="120"/>
+      </w:pPr>
+      <w:r>
+        <w:rPr>
+          <w:rFonts w:ascii="Consolas" w:hAnsi="Consolas" w:eastAsia="Consolas"/>
+          <w:sz w:val="20"/>
+        </w:rPr>
+        <w:t>dong_co_giam_dinh.jsx</w:t>
+      </w:r>
+      <w:r>
+        <w:rPr>
+          <w:rFonts w:ascii="Times New Roman" w:hAnsi="Times New Roman" w:eastAsia="Times New Roman"/>
+          <w:sz w:val="22"/>
+        </w:rPr>
+        <w:t xml:space="preserve"> đóng vai trò biên dịch và thực thi các biểu thức điều kiện theo DSL nội bộ. Engine hiện hỗ trợ batch context cho nhiều hồ sơ cùng đợt và các evaluator đặc thù ở một số nhóm rule.</w:t>
+      </w:r>
+    </w:p>
+    <w:p/>
+    <w:p>
+      <w:pPr>
+        <w:pStyle w:val="Heading3"/>
+      </w:pPr>
+      <w:r>
+        <w:rPr>
+          <w:rFonts w:ascii="Times New Roman" w:hAnsi="Times New Roman" w:eastAsia="Times New Roman"/>
+          <w:sz w:val="22"/>
+        </w:rPr>
+        <w:t>13.3. Dữ liệu đầu vào của engine</w:t>
+      </w:r>
+    </w:p>
+    <w:p/>
+    <w:p>
+      <w:pPr>
+        <w:pStyle w:val="ListBullet"/>
+      </w:pPr>
+      <w:r>
+        <w:rPr>
+          <w:rFonts w:ascii="Times New Roman" w:hAnsi="Times New Roman" w:eastAsia="Times New Roman"/>
+          <w:sz w:val="22"/>
+        </w:rPr>
+        <w:t>XML1 đến XML15 ở mức logic engine.</w:t>
+      </w:r>
+    </w:p>
+    <w:p>
+      <w:pPr>
+        <w:pStyle w:val="ListBullet"/>
+      </w:pPr>
+      <w:r>
+        <w:rPr>
+          <w:rFonts w:ascii="Times New Roman" w:hAnsi="Times New Roman" w:eastAsia="Times New Roman"/>
+          <w:sz w:val="22"/>
+        </w:rPr>
+        <w:t>Dataset chuẩn hóa từ hồ sơ đã nhập.</w:t>
+      </w:r>
+    </w:p>
+    <w:p>
+      <w:pPr>
+        <w:pStyle w:val="ListBullet"/>
+      </w:pPr>
+      <w:r>
+        <w:rPr>
+          <w:rFonts w:ascii="Times New Roman" w:hAnsi="Times New Roman" w:eastAsia="Times New Roman"/>
+          <w:sz w:val="22"/>
+        </w:rPr>
+        <w:t>Danh mục và tham số hỗ trợ đánh giá.</w:t>
+      </w:r>
+    </w:p>
+    <w:p/>
+    <w:p>
+      <w:pPr>
+        <w:pStyle w:val="Heading3"/>
+      </w:pPr>
+      <w:r>
+        <w:rPr>
+          <w:rFonts w:ascii="Times New Roman" w:hAnsi="Times New Roman" w:eastAsia="Times New Roman"/>
+          <w:sz w:val="22"/>
+        </w:rPr>
+        <w:t>13.4. Quản trị seed luật</w:t>
+      </w:r>
+    </w:p>
+    <w:p/>
+    <w:p>
+      <w:pPr>
+        <w:spacing w:after="120"/>
+      </w:pPr>
+      <w:r>
+        <w:rPr>
+          <w:rFonts w:ascii="Times New Roman" w:hAnsi="Times New Roman" w:eastAsia="Times New Roman"/>
+          <w:sz w:val="22"/>
+        </w:rPr>
+        <w:t xml:space="preserve">Seed luật dữ liệu không chỉ nằm ở file dữ liệu mà còn phụ thuộc vào cơ chế migration seed. Khi chỉnh sửa seed cần đảm bảo danh sách </w:t>
+      </w:r>
+      <w:r>
+        <w:rPr>
+          <w:rFonts w:ascii="Consolas" w:hAnsi="Consolas" w:eastAsia="Consolas"/>
+          <w:sz w:val="20"/>
+        </w:rPr>
+        <w:t>MA_LUAT_CAN_CAP_NHAT</w:t>
+      </w:r>
+      <w:r>
+        <w:rPr>
+          <w:rFonts w:ascii="Times New Roman" w:hAnsi="Times New Roman" w:eastAsia="Times New Roman"/>
+          <w:sz w:val="22"/>
+        </w:rPr>
+        <w:t xml:space="preserve"> hoặc </w:t>
+      </w:r>
+      <w:r>
+        <w:rPr>
+          <w:rFonts w:ascii="Consolas" w:hAnsi="Consolas" w:eastAsia="Consolas"/>
+          <w:sz w:val="20"/>
+        </w:rPr>
         <w:t>MA_LUAT_CAN_XOA</w:t>
       </w:r>
       <w:r>
@@ -4750,6 +4818,228 @@
           <w:sz w:val="22"/>
         </w:rPr>
         <w:t xml:space="preserve"> được cập nhật để dữ liệu đã lưu cũ cũng nhận thay đổi.</w:t>
+      </w:r>
+    </w:p>
+    <w:p/>
+    <w:p>
+      <w:pPr>
+        <w:pStyle w:val="Heading3"/>
+      </w:pPr>
+      <w:r>
+        <w:rPr>
+          <w:rFonts w:ascii="Times New Roman" w:hAnsi="Times New Roman" w:eastAsia="Times New Roman"/>
+          <w:sz w:val="22"/>
+        </w:rPr>
+        <w:t>13.5. Chuẩn hóa đầu ra XML3 và rule legacy</w:t>
+      </w:r>
+    </w:p>
+    <w:p/>
+    <w:p>
+      <w:pPr>
+        <w:pStyle w:val="ListBullet"/>
+      </w:pPr>
+      <w:r>
+        <w:rPr>
+          <w:rFonts w:ascii="Times New Roman" w:hAnsi="Times New Roman" w:eastAsia="Times New Roman"/>
+          <w:sz w:val="22"/>
+        </w:rPr>
+        <w:t>Từ lớp hậu xử lý của engine, cảnh báo XML3 được phép gắn thêm metadata mô tả nguồn rule mà không làm đổi thứ tự chạy hoặc điều kiện đánh giá.</w:t>
+      </w:r>
+    </w:p>
+    <w:p>
+      <w:pPr>
+        <w:pStyle w:val="ListBullet"/>
+      </w:pPr>
+      <w:r>
+        <w:rPr>
+          <w:rFonts w:ascii="Times New Roman" w:hAnsi="Times New Roman" w:eastAsia="Times New Roman"/>
+          <w:sz w:val="22"/>
+        </w:rPr>
+        <w:t>Các trường metadata chuẩn hóa đầu ra gồm:</w:t>
+      </w:r>
+    </w:p>
+    <w:p>
+      <w:pPr>
+        <w:pStyle w:val="ListBullet"/>
+      </w:pPr>
+      <w:r>
+        <w:rPr>
+          <w:rFonts w:ascii="Consolas" w:hAnsi="Consolas" w:eastAsia="Consolas"/>
+          <w:sz w:val="20"/>
+        </w:rPr>
+        <w:t>namespace_quy_tac</w:t>
+      </w:r>
+      <w:r>
+        <w:rPr>
+          <w:rFonts w:ascii="Times New Roman" w:hAnsi="Times New Roman" w:eastAsia="Times New Roman"/>
+          <w:sz w:val="22"/>
+        </w:rPr>
+        <w:t xml:space="preserve">: nhóm logic nguồn của rule, ví dụ </w:t>
+      </w:r>
+      <w:r>
+        <w:rPr>
+          <w:rFonts w:ascii="Consolas" w:hAnsi="Consolas" w:eastAsia="Consolas"/>
+          <w:sz w:val="20"/>
+        </w:rPr>
+        <w:t>DVKT_NO_CODE</w:t>
+      </w:r>
+      <w:r>
+        <w:rPr>
+          <w:rFonts w:ascii="Times New Roman" w:hAnsi="Times New Roman" w:eastAsia="Times New Roman"/>
+          <w:sz w:val="22"/>
+        </w:rPr>
+        <w:t xml:space="preserve">, </w:t>
+      </w:r>
+      <w:r>
+        <w:rPr>
+          <w:rFonts w:ascii="Consolas" w:hAnsi="Consolas" w:eastAsia="Consolas"/>
+          <w:sz w:val="20"/>
+        </w:rPr>
+        <w:t>CDHA_HARDCODED</w:t>
+      </w:r>
+      <w:r>
+        <w:rPr>
+          <w:rFonts w:ascii="Times New Roman" w:hAnsi="Times New Roman" w:eastAsia="Times New Roman"/>
+          <w:sz w:val="22"/>
+        </w:rPr>
+        <w:t xml:space="preserve">, </w:t>
+      </w:r>
+      <w:r>
+        <w:rPr>
+          <w:rFonts w:ascii="Consolas" w:hAnsi="Consolas" w:eastAsia="Consolas"/>
+          <w:sz w:val="20"/>
+        </w:rPr>
+        <w:t>PTTT_BUILTIN</w:t>
+      </w:r>
+      <w:r>
+        <w:rPr>
+          <w:rFonts w:ascii="Times New Roman" w:hAnsi="Times New Roman" w:eastAsia="Times New Roman"/>
+          <w:sz w:val="22"/>
+        </w:rPr>
+        <w:t xml:space="preserve">, </w:t>
+      </w:r>
+      <w:r>
+        <w:rPr>
+          <w:rFonts w:ascii="Consolas" w:hAnsi="Consolas" w:eastAsia="Consolas"/>
+          <w:sz w:val="20"/>
+        </w:rPr>
+        <w:t>GIAM_DINH_CHUYEN_DE</w:t>
+      </w:r>
+      <w:r>
+        <w:rPr>
+          <w:rFonts w:ascii="Times New Roman" w:hAnsi="Times New Roman" w:eastAsia="Times New Roman"/>
+          <w:sz w:val="22"/>
+        </w:rPr>
+        <w:t>.</w:t>
+      </w:r>
+    </w:p>
+    <w:p>
+      <w:pPr>
+        <w:pStyle w:val="ListBullet"/>
+      </w:pPr>
+      <w:r>
+        <w:rPr>
+          <w:rFonts w:ascii="Consolas" w:hAnsi="Consolas" w:eastAsia="Consolas"/>
+          <w:sz w:val="20"/>
+        </w:rPr>
+        <w:t>nguon_quy_tac</w:t>
+      </w:r>
+      <w:r>
+        <w:rPr>
+          <w:rFonts w:ascii="Times New Roman" w:hAnsi="Times New Roman" w:eastAsia="Times New Roman"/>
+          <w:sz w:val="22"/>
+        </w:rPr>
+        <w:t>: module sinh rule/cảnh báo.</w:t>
+      </w:r>
+    </w:p>
+    <w:p>
+      <w:pPr>
+        <w:pStyle w:val="ListBullet"/>
+      </w:pPr>
+      <w:r>
+        <w:rPr>
+          <w:rFonts w:ascii="Consolas" w:hAnsi="Consolas" w:eastAsia="Consolas"/>
+          <w:sz w:val="20"/>
+        </w:rPr>
+        <w:t>luong_giai_trinh</w:t>
+      </w:r>
+      <w:r>
+        <w:rPr>
+          <w:rFonts w:ascii="Times New Roman" w:hAnsi="Times New Roman" w:eastAsia="Times New Roman"/>
+          <w:sz w:val="22"/>
+        </w:rPr>
+        <w:t>: mô tả ngắn đường đi đánh giá để phục vụ UI, báo cáo hoặc audit.</w:t>
+      </w:r>
+    </w:p>
+    <w:p>
+      <w:pPr>
+        <w:pStyle w:val="ListBullet"/>
+      </w:pPr>
+      <w:r>
+        <w:rPr>
+          <w:rFonts w:ascii="Consolas" w:hAnsi="Consolas" w:eastAsia="Consolas"/>
+          <w:sz w:val="20"/>
+        </w:rPr>
+        <w:t>tab_quan_tri_goi_y</w:t>
+      </w:r>
+      <w:r>
+        <w:rPr>
+          <w:rFonts w:ascii="Times New Roman" w:hAnsi="Times New Roman" w:eastAsia="Times New Roman"/>
+          <w:sz w:val="22"/>
+        </w:rPr>
+        <w:t>: tab quản trị rule gần nhất có liên quan khi cần truy vết.</w:t>
+      </w:r>
+    </w:p>
+    <w:p>
+      <w:pPr>
+        <w:pStyle w:val="ListBullet"/>
+      </w:pPr>
+      <w:r>
+        <w:rPr>
+          <w:rFonts w:ascii="Times New Roman" w:hAnsi="Times New Roman" w:eastAsia="Times New Roman"/>
+          <w:sz w:val="22"/>
+        </w:rPr>
+        <w:t xml:space="preserve">Với các rule hardcoded legacy có cú pháp cũ hoặc alias dữ liệu cũ, hệ thống ưu tiên bổ sung metadata như </w:t>
+      </w:r>
+      <w:r>
+        <w:rPr>
+          <w:rFonts w:ascii="Consolas" w:hAnsi="Consolas" w:eastAsia="Consolas"/>
+          <w:sz w:val="20"/>
+        </w:rPr>
+        <w:t>BIEU_THUC_CHUAN_HOA</w:t>
+      </w:r>
+      <w:r>
+        <w:rPr>
+          <w:rFonts w:ascii="Times New Roman" w:hAnsi="Times New Roman" w:eastAsia="Times New Roman"/>
+          <w:sz w:val="22"/>
+        </w:rPr>
+        <w:t xml:space="preserve"> thay vì sửa trực tiếp </w:t>
+      </w:r>
+      <w:r>
+        <w:rPr>
+          <w:rFonts w:ascii="Consolas" w:hAnsi="Consolas" w:eastAsia="Consolas"/>
+          <w:sz w:val="20"/>
+        </w:rPr>
+        <w:t>DIEU_KIEN</w:t>
+      </w:r>
+      <w:r>
+        <w:rPr>
+          <w:rFonts w:ascii="Times New Roman" w:hAnsi="Times New Roman" w:eastAsia="Times New Roman"/>
+          <w:sz w:val="22"/>
+        </w:rPr>
+        <w:t xml:space="preserve"> nếu việc sửa có nguy cơ làm đổi hành vi runtime.</w:t>
+      </w:r>
+    </w:p>
+    <w:p>
+      <w:pPr>
+        <w:pStyle w:val="ListBullet"/>
+      </w:pPr>
+      <w:r>
+        <w:rPr>
+          <w:rFonts w:ascii="Times New Roman" w:hAnsi="Times New Roman" w:eastAsia="Times New Roman"/>
+          <w:sz w:val="22"/>
+        </w:rPr>
+        <w:t>Nguyên tắc bắt buộc: chuẩn hóa rule chỉ được phép tác động đến metadata giải thích hoặc biểu thức tham chiếu; không được làm đổi kết quả đánh giá hiện hành nếu chưa có migration nghiệp vụ tương ứng.</w:t>
       </w:r>
     </w:p>
     <w:p/>
